--- a/src/Layers/W1/BaseApp/Inventory/Reports/InventoryPurchaseOrders.docx
+++ b/src/Layers/W1/BaseApp/Inventory/Reports/InventoryPurchaseOrders.docx
@@ -47,12 +47,12 @@
               <w:szCs w:val="14"/>
             </w:rPr>
             <w:alias w:val="#Nav: /Labels/DocumentNo_PurchaseLineCaption"/>
-            <w:tag w:val="#Nav: FS_YSD_InventoryPurchaseOrders/50009"/>
+            <w:tag w:val="#Nav: Inventory_Purchase_Orders/709"/>
             <w:id w:val="1297017618"/>
             <w:placeholder>
               <w:docPart w:val="A636C7B40AEE4D11A6AF7EE60675B082"/>
             </w:placeholder>
-            <w:dataBinding w:prefixMappings="xmlns:ns0='urn:microsoft-dynamics-nav/reports/FS_YSD_InventoryPurchaseOrders/50009/' " w:xpath="/ns0:NavWordReportXmlPart[1]/ns0:Labels[1]/ns0:DocumentNo_PurchaseLineCaption[1]" w:storeItemID="{7300FECE-4CC6-4A48-B47D-8F0EA2F23007}"/>
+            <w:dataBinding w:prefixMappings="xmlns:ns0='urn:microsoft-dynamics-nav/reports/Inventory_Purchase_Orders/709/'" w:xpath="/ns0:NavWordReportXmlPart[1]/ns0:Labels[1]/ns0:DocumentNo_PurchaseLineCaption[1]" w:storeItemID="{7300FECE-4CC6-4A48-B47D-8F0EA2F23007}"/>
             <w:text/>
           </w:sdtPr>
           <w:sdtContent>
@@ -93,12 +93,12 @@
               <w:szCs w:val="14"/>
             </w:rPr>
             <w:alias w:val="#Nav: /Labels/VendorLbl"/>
-            <w:tag w:val="#Nav: FS_YSD_InventoryPurchaseOrders/50009"/>
+            <w:tag w:val="#Nav: Inventory_Purchase_Orders/709"/>
             <w:id w:val="-1508901784"/>
             <w:placeholder>
               <w:docPart w:val="8E3C3AA546964247A6FA59B13EAA8E4E"/>
             </w:placeholder>
-            <w:dataBinding w:prefixMappings="xmlns:ns0='urn:microsoft-dynamics-nav/reports/FS_YSD_InventoryPurchaseOrders/50009/' " w:xpath="/ns0:NavWordReportXmlPart[1]/ns0:Labels[1]/ns0:VendorLbl[1]" w:storeItemID="{7300FECE-4CC6-4A48-B47D-8F0EA2F23007}"/>
+            <w:dataBinding w:prefixMappings="xmlns:ns0='urn:microsoft-dynamics-nav/reports/Inventory_Purchase_Orders/709/'" w:xpath="/ns0:NavWordReportXmlPart[1]/ns0:Labels[1]/ns0:VendorLbl[1]" w:storeItemID="{7300FECE-4CC6-4A48-B47D-8F0EA2F23007}"/>
             <w:text/>
           </w:sdtPr>
           <w:sdtContent>
@@ -139,12 +139,12 @@
               <w:szCs w:val="14"/>
             </w:rPr>
             <w:alias w:val="#Nav: /Labels/ExpectedReceiptDateLbl"/>
-            <w:tag w:val="#Nav: FS_YSD_InventoryPurchaseOrders/50009"/>
+            <w:tag w:val="#Nav: Inventory_Purchase_Orders/709"/>
             <w:id w:val="2091425775"/>
             <w:placeholder>
               <w:docPart w:val="A636C7B40AEE4D11A6AF7EE60675B082"/>
             </w:placeholder>
-            <w:dataBinding w:prefixMappings="xmlns:ns0='urn:microsoft-dynamics-nav/reports/FS_YSD_InventoryPurchaseOrders/50009/' " w:xpath="/ns0:NavWordReportXmlPart[1]/ns0:Labels[1]/ns0:ExpectedReceiptDateLbl[1]" w:storeItemID="{7300FECE-4CC6-4A48-B47D-8F0EA2F23007}"/>
+            <w:dataBinding w:prefixMappings="xmlns:ns0='urn:microsoft-dynamics-nav/reports/Inventory_Purchase_Orders/709/'" w:xpath="/ns0:NavWordReportXmlPart[1]/ns0:Labels[1]/ns0:ExpectedReceiptDateLbl[1]" w:storeItemID="{7300FECE-4CC6-4A48-B47D-8F0EA2F23007}"/>
             <w:text/>
           </w:sdtPr>
           <w:sdtContent>
@@ -185,12 +185,12 @@
               <w:szCs w:val="14"/>
             </w:rPr>
             <w:alias w:val="#Nav: /Labels/Quantity_PurchaseLineCaption"/>
-            <w:tag w:val="#Nav: FS_YSD_InventoryPurchaseOrders/50009"/>
+            <w:tag w:val="#Nav: Inventory_Purchase_Orders/709"/>
             <w:id w:val="-18707178"/>
             <w:placeholder>
               <w:docPart w:val="A636C7B40AEE4D11A6AF7EE60675B082"/>
             </w:placeholder>
-            <w:dataBinding w:prefixMappings="xmlns:ns0='urn:microsoft-dynamics-nav/reports/FS_YSD_InventoryPurchaseOrders/50009/' " w:xpath="/ns0:NavWordReportXmlPart[1]/ns0:Labels[1]/ns0:Quantity_PurchaseLineCaption[1]" w:storeItemID="{7300FECE-4CC6-4A48-B47D-8F0EA2F23007}"/>
+            <w:dataBinding w:prefixMappings="xmlns:ns0='urn:microsoft-dynamics-nav/reports/Inventory_Purchase_Orders/709/'" w:xpath="/ns0:NavWordReportXmlPart[1]/ns0:Labels[1]/ns0:Quantity_PurchaseLineCaption[1]" w:storeItemID="{7300FECE-4CC6-4A48-B47D-8F0EA2F23007}"/>
             <w:text/>
           </w:sdtPr>
           <w:sdtContent>
@@ -232,12 +232,12 @@
               <w:szCs w:val="14"/>
             </w:rPr>
             <w:alias w:val="#Nav: /Labels/OutStandingQty_PurchLineCaption"/>
-            <w:tag w:val="#Nav: FS_YSD_InventoryPurchaseOrders/50009"/>
+            <w:tag w:val="#Nav: Inventory_Purchase_Orders/709"/>
             <w:id w:val="331422097"/>
             <w:placeholder>
               <w:docPart w:val="A636C7B40AEE4D11A6AF7EE60675B082"/>
             </w:placeholder>
-            <w:dataBinding w:prefixMappings="xmlns:ns0='urn:microsoft-dynamics-nav/reports/FS_YSD_InventoryPurchaseOrders/50009/' " w:xpath="/ns0:NavWordReportXmlPart[1]/ns0:Labels[1]/ns0:OutStandingQty_PurchLineCaption[1]" w:storeItemID="{7300FECE-4CC6-4A48-B47D-8F0EA2F23007}"/>
+            <w:dataBinding w:prefixMappings="xmlns:ns0='urn:microsoft-dynamics-nav/reports/Inventory_Purchase_Orders/709/'" w:xpath="/ns0:NavWordReportXmlPart[1]/ns0:Labels[1]/ns0:OutStandingQty_PurchLineCaption[1]" w:storeItemID="{7300FECE-4CC6-4A48-B47D-8F0EA2F23007}"/>
             <w:text/>
           </w:sdtPr>
           <w:sdtContent>
@@ -287,12 +287,12 @@
                 <w:szCs w:val="14"/>
               </w:rPr>
               <w:alias w:val="#Nav: /Labels/QtyOnBackOrderLbl"/>
-              <w:tag w:val="#Nav: FS_YSD_InventoryPurchaseOrders/50009"/>
+              <w:tag w:val="#Nav: Inventory_Purchase_Orders/709"/>
               <w:id w:val="-2033094642"/>
               <w:placeholder>
                 <w:docPart w:val="A636C7B40AEE4D11A6AF7EE60675B082"/>
               </w:placeholder>
-              <w:dataBinding w:prefixMappings="xmlns:ns0='urn:microsoft-dynamics-nav/reports/FS_YSD_InventoryPurchaseOrders/50009/' " w:xpath="/ns0:NavWordReportXmlPart[1]/ns0:Labels[1]/ns0:QtyOnBackOrderLbl[1]" w:storeItemID="{7300FECE-4CC6-4A48-B47D-8F0EA2F23007}"/>
+              <w:dataBinding w:prefixMappings="xmlns:ns0='urn:microsoft-dynamics-nav/reports/Inventory_Purchase_Orders/709/'" w:xpath="/ns0:NavWordReportXmlPart[1]/ns0:Labels[1]/ns0:QtyOnBackOrderLbl[1]" w:storeItemID="{7300FECE-4CC6-4A48-B47D-8F0EA2F23007}"/>
               <w:text/>
             </w:sdtPr>
             <w:sdtContent>
@@ -326,12 +326,12 @@
               <w:szCs w:val="14"/>
             </w:rPr>
             <w:alias w:val="#Nav: /Labels/DirectUnitCost_PurchLineCaption"/>
-            <w:tag w:val="#Nav: FS_YSD_InventoryPurchaseOrders/50009"/>
+            <w:tag w:val="#Nav: Inventory_Purchase_Orders/709"/>
             <w:id w:val="1760404677"/>
             <w:placeholder>
               <w:docPart w:val="A636C7B40AEE4D11A6AF7EE60675B082"/>
             </w:placeholder>
-            <w:dataBinding w:prefixMappings="xmlns:ns0='urn:microsoft-dynamics-nav/reports/FS_YSD_InventoryPurchaseOrders/50009/' " w:xpath="/ns0:NavWordReportXmlPart[1]/ns0:Labels[1]/ns0:DirectUnitCost_PurchLineCaption[1]" w:storeItemID="{7300FECE-4CC6-4A48-B47D-8F0EA2F23007}"/>
+            <w:dataBinding w:prefixMappings="xmlns:ns0='urn:microsoft-dynamics-nav/reports/Inventory_Purchase_Orders/709/'" w:xpath="/ns0:NavWordReportXmlPart[1]/ns0:Labels[1]/ns0:DirectUnitCost_PurchLineCaption[1]" w:storeItemID="{7300FECE-4CC6-4A48-B47D-8F0EA2F23007}"/>
             <w:text/>
           </w:sdtPr>
           <w:sdtContent>
@@ -375,12 +375,12 @@
               <w:szCs w:val="14"/>
             </w:rPr>
             <w:alias w:val="#Nav: /Labels/LineDiscountLbl"/>
-            <w:tag w:val="#Nav: FS_YSD_InventoryPurchaseOrders/50009"/>
+            <w:tag w:val="#Nav: Inventory_Purchase_Orders/709"/>
             <w:id w:val="-1838676148"/>
             <w:placeholder>
               <w:docPart w:val="A636C7B40AEE4D11A6AF7EE60675B082"/>
             </w:placeholder>
-            <w:dataBinding w:prefixMappings="xmlns:ns0='urn:microsoft-dynamics-nav/reports/FS_YSD_InventoryPurchaseOrders/50009/' " w:xpath="/ns0:NavWordReportXmlPart[1]/ns0:Labels[1]/ns0:LineDiscountLbl[1]" w:storeItemID="{7300FECE-4CC6-4A48-B47D-8F0EA2F23007}"/>
+            <w:dataBinding w:prefixMappings="xmlns:ns0='urn:microsoft-dynamics-nav/reports/Inventory_Purchase_Orders/709/'" w:xpath="/ns0:NavWordReportXmlPart[1]/ns0:Labels[1]/ns0:LineDiscountLbl[1]" w:storeItemID="{7300FECE-4CC6-4A48-B47D-8F0EA2F23007}"/>
             <w:text/>
           </w:sdtPr>
           <w:sdtContent>
@@ -424,12 +424,12 @@
               <w:szCs w:val="14"/>
             </w:rPr>
             <w:alias w:val="#Nav: /Labels/InvDiscountAmountLbl"/>
-            <w:tag w:val="#Nav: FS_YSD_InventoryPurchaseOrders/50009"/>
+            <w:tag w:val="#Nav: Inventory_Purchase_Orders/709"/>
             <w:id w:val="1269896736"/>
             <w:placeholder>
               <w:docPart w:val="DefaultPlaceholder_-1854013440"/>
             </w:placeholder>
-            <w:dataBinding w:prefixMappings="xmlns:ns0='urn:microsoft-dynamics-nav/reports/FS_YSD_InventoryPurchaseOrders/50009/' " w:xpath="/ns0:NavWordReportXmlPart[1]/ns0:Labels[1]/ns0:InvDiscountAmountLbl[1]" w:storeItemID="{7300FECE-4CC6-4A48-B47D-8F0EA2F23007}"/>
+            <w:dataBinding w:prefixMappings="xmlns:ns0='urn:microsoft-dynamics-nav/reports/Inventory_Purchase_Orders/709/'" w:xpath="/ns0:NavWordReportXmlPart[1]/ns0:Labels[1]/ns0:InvDiscountAmountLbl[1]" w:storeItemID="{7300FECE-4CC6-4A48-B47D-8F0EA2F23007}"/>
             <w:text/>
           </w:sdtPr>
           <w:sdtContent>
@@ -473,12 +473,12 @@
               <w:szCs w:val="14"/>
             </w:rPr>
             <w:alias w:val="#Nav: /Labels/AmtOnOrderInclVATLbl"/>
-            <w:tag w:val="#Nav: FS_YSD_InventoryPurchaseOrders/50009"/>
+            <w:tag w:val="#Nav: Inventory_Purchase_Orders/709"/>
             <w:id w:val="994538255"/>
             <w:placeholder>
               <w:docPart w:val="DefaultPlaceholder_-1854013440"/>
             </w:placeholder>
-            <w:dataBinding w:prefixMappings="xmlns:ns0='urn:microsoft-dynamics-nav/reports/FS_YSD_InventoryPurchaseOrders/50009/' " w:xpath="/ns0:NavWordReportXmlPart[1]/ns0:Labels[1]/ns0:AmtOnOrderInclVATLbl[1]" w:storeItemID="{7300FECE-4CC6-4A48-B47D-8F0EA2F23007}"/>
+            <w:dataBinding w:prefixMappings="xmlns:ns0='urn:microsoft-dynamics-nav/reports/Inventory_Purchase_Orders/709/'" w:xpath="/ns0:NavWordReportXmlPart[1]/ns0:Labels[1]/ns0:AmtOnOrderInclVATLbl[1]" w:storeItemID="{7300FECE-4CC6-4A48-B47D-8F0EA2F23007}"/>
             <w:text/>
           </w:sdtPr>
           <w:sdtContent>
@@ -715,9 +715,9 @@
             <w:szCs w:val="14"/>
           </w:rPr>
           <w:alias w:val="#Nav: /Item"/>
-          <w:tag w:val="#Nav: FS_YSD_InventoryPurchaseOrders/50009"/>
+          <w:tag w:val="#Nav: Inventory_Purchase_Orders/709"/>
           <w:id w:val="-947306193"/>
-          <w15:dataBinding w:prefixMappings="xmlns:ns0='urn:microsoft-dynamics-nav/reports/FS_YSD_InventoryPurchaseOrders/50009/' " w:xpath="/ns0:NavWordReportXmlPart[1]/ns0:Item" w:storeItemID="{7300FECE-4CC6-4A48-B47D-8F0EA2F23007}"/>
+          <w15:dataBinding w:prefixMappings="xmlns:ns0='urn:microsoft-dynamics-nav/reports/Inventory_Purchase_Orders/709/'" w:xpath="/ns0:NavWordReportXmlPart[1]/ns0:Item" w:storeItemID="{7300FECE-4CC6-4A48-B47D-8F0EA2F23007}"/>
           <w15:repeatingSection/>
         </w:sdtPr>
         <w:sdtContent>
@@ -755,12 +755,12 @@
                         <w:szCs w:val="14"/>
                       </w:rPr>
                       <w:alias w:val="#Nav: /Item/ItemNo"/>
-                      <w:tag w:val="#Nav: FS_YSD_InventoryPurchaseOrders/50009"/>
+                      <w:tag w:val="#Nav: Inventory_Purchase_Orders/709"/>
                       <w:id w:val="-1849013165"/>
                       <w:placeholder>
                         <w:docPart w:val="9028C1656BFB402FA8AE8C74D8066CFC"/>
                       </w:placeholder>
-                      <w:dataBinding w:prefixMappings="xmlns:ns0='urn:microsoft-dynamics-nav/reports/FS_YSD_InventoryPurchaseOrders/50009/' " w:xpath="/ns0:NavWordReportXmlPart[1]/ns0:Item[1]/ns0:ItemNo[1]" w:storeItemID="{7300FECE-4CC6-4A48-B47D-8F0EA2F23007}"/>
+                      <w:dataBinding w:prefixMappings="xmlns:ns0='urn:microsoft-dynamics-nav/reports/Inventory_Purchase_Orders/709/'" w:xpath="/ns0:NavWordReportXmlPart[1]/ns0:Item[1]/ns0:ItemNo[1]" w:storeItemID="{7300FECE-4CC6-4A48-B47D-8F0EA2F23007}"/>
                       <w:text/>
                     </w:sdtPr>
                     <w:sdtContent>
@@ -794,12 +794,12 @@
                       <w:szCs w:val="14"/>
                     </w:rPr>
                     <w:alias w:val="#Nav: /Item/Description_Item"/>
-                    <w:tag w:val="#Nav: FS_YSD_InventoryPurchaseOrders/50009"/>
+                    <w:tag w:val="#Nav: Inventory_Purchase_Orders/709"/>
                     <w:id w:val="-1865276526"/>
                     <w:placeholder>
                       <w:docPart w:val="9028C1656BFB402FA8AE8C74D8066CFC"/>
                     </w:placeholder>
-                    <w:dataBinding w:prefixMappings="xmlns:ns0='urn:microsoft-dynamics-nav/reports/FS_YSD_InventoryPurchaseOrders/50009/' " w:xpath="/ns0:NavWordReportXmlPart[1]/ns0:Item[1]/ns0:Description_Item[1]" w:storeItemID="{7300FECE-4CC6-4A48-B47D-8F0EA2F23007}"/>
+                    <w:dataBinding w:prefixMappings="xmlns:ns0='urn:microsoft-dynamics-nav/reports/Inventory_Purchase_Orders/709/'" w:xpath="/ns0:NavWordReportXmlPart[1]/ns0:Item[1]/ns0:Description_Item[1]" w:storeItemID="{7300FECE-4CC6-4A48-B47D-8F0EA2F23007}"/>
                     <w:text/>
                   </w:sdtPr>
                   <w:sdtContent>
@@ -948,9 +948,9 @@
                     <w:szCs w:val="14"/>
                   </w:rPr>
                   <w:alias w:val="#Nav: /Item/Purchase_Line"/>
-                  <w:tag w:val="#Nav: FS_YSD_InventoryPurchaseOrders/50009"/>
+                  <w:tag w:val="#Nav: Inventory_Purchase_Orders/709"/>
                   <w:id w:val="118038341"/>
-                  <w15:dataBinding w:prefixMappings="xmlns:ns0='urn:microsoft-dynamics-nav/reports/FS_YSD_InventoryPurchaseOrders/50009/' " w:xpath="/ns0:NavWordReportXmlPart[1]/ns0:Item[1]/ns0:Purchase_Line" w:storeItemID="{7300FECE-4CC6-4A48-B47D-8F0EA2F23007}"/>
+                  <w15:dataBinding w:prefixMappings="xmlns:ns0='urn:microsoft-dynamics-nav/reports/Inventory_Purchase_Orders/709/'" w:xpath="/ns0:NavWordReportXmlPart[1]/ns0:Item[1]/ns0:Purchase_Line" w:storeItemID="{7300FECE-4CC6-4A48-B47D-8F0EA2F23007}"/>
                   <w15:repeatingSection/>
                 </w:sdtPr>
                 <w:sdtContent>
@@ -988,12 +988,12 @@
                                 <w:szCs w:val="14"/>
                               </w:rPr>
                               <w:alias w:val="#Nav: /Item/Purchase_Line/DocumentNo_PurchaseLine"/>
-                              <w:tag w:val="#Nav: FS_YSD_InventoryPurchaseOrders/50009"/>
+                              <w:tag w:val="#Nav: Inventory_Purchase_Orders/709"/>
                               <w:id w:val="1522431851"/>
                               <w:placeholder>
                                 <w:docPart w:val="DefaultPlaceholder_-1854013440"/>
                               </w:placeholder>
-                              <w:dataBinding w:prefixMappings="xmlns:ns0='urn:microsoft-dynamics-nav/reports/FS_YSD_InventoryPurchaseOrders/50009/' " w:xpath="/ns0:NavWordReportXmlPart[1]/ns0:Item[1]/ns0:Purchase_Line[1]/ns0:DocumentNo_PurchaseLine[1]" w:storeItemID="{7300FECE-4CC6-4A48-B47D-8F0EA2F23007}"/>
+                              <w:dataBinding w:prefixMappings="xmlns:ns0='urn:microsoft-dynamics-nav/reports/Inventory_Purchase_Orders/709/'" w:xpath="/ns0:NavWordReportXmlPart[1]/ns0:Item[1]/ns0:Purchase_Line[1]/ns0:DocumentNo_PurchaseLine[1]" w:storeItemID="{7300FECE-4CC6-4A48-B47D-8F0EA2F23007}"/>
                               <w:text/>
                             </w:sdtPr>
                             <w:sdtContent>
@@ -1029,12 +1029,12 @@
                               <w:szCs w:val="14"/>
                             </w:rPr>
                             <w:alias w:val="#Nav: /Item/Purchase_Line/PattoName_PurchaseLine"/>
-                            <w:tag w:val="#Nav: FS_YSD_InventoryPurchaseOrders/50009"/>
+                            <w:tag w:val="#Nav: Inventory_Purchase_Orders/709"/>
                             <w:id w:val="-266700650"/>
                             <w:placeholder>
                               <w:docPart w:val="DefaultPlaceholder_-1854013440"/>
                             </w:placeholder>
-                            <w:dataBinding w:prefixMappings="xmlns:ns0='urn:microsoft-dynamics-nav/reports/FS_YSD_InventoryPurchaseOrders/50009/' " w:xpath="/ns0:NavWordReportXmlPart[1]/ns0:Item[1]/ns0:Purchase_Line[1]/ns0:PattoName_PurchaseLine[1]" w:storeItemID="{7300FECE-4CC6-4A48-B47D-8F0EA2F23007}"/>
+                            <w:dataBinding w:prefixMappings="xmlns:ns0='urn:microsoft-dynamics-nav/reports/Inventory_Purchase_Orders/709/'" w:xpath="/ns0:NavWordReportXmlPart[1]/ns0:Item[1]/ns0:Purchase_Line[1]/ns0:PattoName_PurchaseLine[1]" w:storeItemID="{7300FECE-4CC6-4A48-B47D-8F0EA2F23007}"/>
                             <w:text/>
                           </w:sdtPr>
                           <w:sdtContent>
@@ -1072,12 +1072,12 @@
                               <w:szCs w:val="14"/>
                             </w:rPr>
                             <w:alias w:val="#Nav: /Item/Purchase_Line/ExpReceiptDt_PurchaseLine"/>
-                            <w:tag w:val="#Nav: FS_YSD_InventoryPurchaseOrders/50009"/>
+                            <w:tag w:val="#Nav: Inventory_Purchase_Orders/709"/>
                             <w:id w:val="-1507203333"/>
                             <w:placeholder>
                               <w:docPart w:val="DefaultPlaceholder_-1854013440"/>
                             </w:placeholder>
-                            <w:dataBinding w:prefixMappings="xmlns:ns0='urn:microsoft-dynamics-nav/reports/FS_YSD_InventoryPurchaseOrders/50009/' " w:xpath="/ns0:NavWordReportXmlPart[1]/ns0:Item[1]/ns0:Purchase_Line[1]/ns0:ExpReceiptDt_PurchaseLine[1]" w:storeItemID="{7300FECE-4CC6-4A48-B47D-8F0EA2F23007}"/>
+                            <w:dataBinding w:prefixMappings="xmlns:ns0='urn:microsoft-dynamics-nav/reports/Inventory_Purchase_Orders/709/'" w:xpath="/ns0:NavWordReportXmlPart[1]/ns0:Item[1]/ns0:Purchase_Line[1]/ns0:ExpReceiptDt_PurchaseLine[1]" w:storeItemID="{7300FECE-4CC6-4A48-B47D-8F0EA2F23007}"/>
                             <w:text/>
                           </w:sdtPr>
                           <w:sdtContent>
@@ -1115,12 +1115,12 @@
                               <w:szCs w:val="14"/>
                             </w:rPr>
                             <w:alias w:val="#Nav: /Item/Purchase_Line/Quantity_PurchaseLine"/>
-                            <w:tag w:val="#Nav: FS_YSD_InventoryPurchaseOrders/50009"/>
+                            <w:tag w:val="#Nav: Inventory_Purchase_Orders/709"/>
                             <w:id w:val="1894621517"/>
                             <w:placeholder>
                               <w:docPart w:val="DefaultPlaceholder_-1854013440"/>
                             </w:placeholder>
-                            <w:dataBinding w:prefixMappings="xmlns:ns0='urn:microsoft-dynamics-nav/reports/FS_YSD_InventoryPurchaseOrders/50009/' " w:xpath="/ns0:NavWordReportXmlPart[1]/ns0:Item[1]/ns0:Purchase_Line[1]/ns0:Quantity_PurchaseLine[1]" w:storeItemID="{7300FECE-4CC6-4A48-B47D-8F0EA2F23007}"/>
+                            <w:dataBinding w:prefixMappings="xmlns:ns0='urn:microsoft-dynamics-nav/reports/Inventory_Purchase_Orders/709/'" w:xpath="/ns0:NavWordReportXmlPart[1]/ns0:Item[1]/ns0:Purchase_Line[1]/ns0:Quantity_PurchaseLine[1]" w:storeItemID="{7300FECE-4CC6-4A48-B47D-8F0EA2F23007}"/>
                             <w:text/>
                           </w:sdtPr>
                           <w:sdtContent>
@@ -1159,12 +1159,12 @@
                               <w:szCs w:val="14"/>
                             </w:rPr>
                             <w:alias w:val="#Nav: /Item/Purchase_Line/OutStandingQty_PurchLine"/>
-                            <w:tag w:val="#Nav: FS_YSD_InventoryPurchaseOrders/50009"/>
+                            <w:tag w:val="#Nav: Inventory_Purchase_Orders/709"/>
                             <w:id w:val="-910928411"/>
                             <w:placeholder>
                               <w:docPart w:val="DefaultPlaceholder_-1854013440"/>
                             </w:placeholder>
-                            <w:dataBinding w:prefixMappings="xmlns:ns0='urn:microsoft-dynamics-nav/reports/FS_YSD_InventoryPurchaseOrders/50009/' " w:xpath="/ns0:NavWordReportXmlPart[1]/ns0:Item[1]/ns0:Purchase_Line[1]/ns0:OutStandingQty_PurchLine[1]" w:storeItemID="{7300FECE-4CC6-4A48-B47D-8F0EA2F23007}"/>
+                            <w:dataBinding w:prefixMappings="xmlns:ns0='urn:microsoft-dynamics-nav/reports/Inventory_Purchase_Orders/709/'" w:xpath="/ns0:NavWordReportXmlPart[1]/ns0:Item[1]/ns0:Purchase_Line[1]/ns0:OutStandingQty_PurchLine[1]" w:storeItemID="{7300FECE-4CC6-4A48-B47D-8F0EA2F23007}"/>
                             <w:text/>
                           </w:sdtPr>
                           <w:sdtContent>
@@ -1203,12 +1203,12 @@
                               <w:szCs w:val="14"/>
                             </w:rPr>
                             <w:alias w:val="#Nav: /Item/Purchase_Line/BackOrderQty"/>
-                            <w:tag w:val="#Nav: FS_YSD_InventoryPurchaseOrders/50009"/>
+                            <w:tag w:val="#Nav: Inventory_Purchase_Orders/709"/>
                             <w:id w:val="1860783125"/>
                             <w:placeholder>
                               <w:docPart w:val="DefaultPlaceholder_-1854013440"/>
                             </w:placeholder>
-                            <w:dataBinding w:prefixMappings="xmlns:ns0='urn:microsoft-dynamics-nav/reports/FS_YSD_InventoryPurchaseOrders/50009/' " w:xpath="/ns0:NavWordReportXmlPart[1]/ns0:Item[1]/ns0:Purchase_Line[1]/ns0:BackOrderQty[1]" w:storeItemID="{7300FECE-4CC6-4A48-B47D-8F0EA2F23007}"/>
+                            <w:dataBinding w:prefixMappings="xmlns:ns0='urn:microsoft-dynamics-nav/reports/Inventory_Purchase_Orders/709/'" w:xpath="/ns0:NavWordReportXmlPart[1]/ns0:Item[1]/ns0:Purchase_Line[1]/ns0:BackOrderQty[1]" w:storeItemID="{7300FECE-4CC6-4A48-B47D-8F0EA2F23007}"/>
                             <w:text/>
                           </w:sdtPr>
                           <w:sdtContent>
@@ -1247,12 +1247,12 @@
                               <w:szCs w:val="14"/>
                             </w:rPr>
                             <w:alias w:val="#Nav: /Item/Purchase_Line/DirectUnitCost_PurchLine"/>
-                            <w:tag w:val="#Nav: FS_YSD_InventoryPurchaseOrders/50009"/>
+                            <w:tag w:val="#Nav: Inventory_Purchase_Orders/709"/>
                             <w:id w:val="1312061257"/>
                             <w:placeholder>
                               <w:docPart w:val="DefaultPlaceholder_-1854013440"/>
                             </w:placeholder>
-                            <w:dataBinding w:prefixMappings="xmlns:ns0='urn:microsoft-dynamics-nav/reports/FS_YSD_InventoryPurchaseOrders/50009/' " w:xpath="/ns0:NavWordReportXmlPart[1]/ns0:Item[1]/ns0:Purchase_Line[1]/ns0:DirectUnitCost_PurchLine[1]" w:storeItemID="{7300FECE-4CC6-4A48-B47D-8F0EA2F23007}"/>
+                            <w:dataBinding w:prefixMappings="xmlns:ns0='urn:microsoft-dynamics-nav/reports/Inventory_Purchase_Orders/709/'" w:xpath="/ns0:NavWordReportXmlPart[1]/ns0:Item[1]/ns0:Purchase_Line[1]/ns0:DirectUnitCost_PurchLine[1]" w:storeItemID="{7300FECE-4CC6-4A48-B47D-8F0EA2F23007}"/>
                             <w:text/>
                           </w:sdtPr>
                           <w:sdtContent>
@@ -1291,12 +1291,12 @@
                               <w:szCs w:val="14"/>
                             </w:rPr>
                             <w:alias w:val="#Nav: /Item/Purchase_Line/LineDiscount_PurchaseLine"/>
-                            <w:tag w:val="#Nav: FS_YSD_InventoryPurchaseOrders/50009"/>
+                            <w:tag w:val="#Nav: Inventory_Purchase_Orders/709"/>
                             <w:id w:val="-1223371247"/>
                             <w:placeholder>
                               <w:docPart w:val="DefaultPlaceholder_-1854013440"/>
                             </w:placeholder>
-                            <w:dataBinding w:prefixMappings="xmlns:ns0='urn:microsoft-dynamics-nav/reports/FS_YSD_InventoryPurchaseOrders/50009/' " w:xpath="/ns0:NavWordReportXmlPart[1]/ns0:Item[1]/ns0:Purchase_Line[1]/ns0:LineDiscount_PurchaseLine[1]" w:storeItemID="{7300FECE-4CC6-4A48-B47D-8F0EA2F23007}"/>
+                            <w:dataBinding w:prefixMappings="xmlns:ns0='urn:microsoft-dynamics-nav/reports/Inventory_Purchase_Orders/709/'" w:xpath="/ns0:NavWordReportXmlPart[1]/ns0:Item[1]/ns0:Purchase_Line[1]/ns0:LineDiscount_PurchaseLine[1]" w:storeItemID="{7300FECE-4CC6-4A48-B47D-8F0EA2F23007}"/>
                             <w:text/>
                           </w:sdtPr>
                           <w:sdtContent>
@@ -1335,12 +1335,12 @@
                               <w:szCs w:val="14"/>
                             </w:rPr>
                             <w:alias w:val="#Nav: /Item/Purchase_Line/InvDiscountAmt_PurchLine"/>
-                            <w:tag w:val="#Nav: FS_YSD_InventoryPurchaseOrders/50009"/>
+                            <w:tag w:val="#Nav: Inventory_Purchase_Orders/709"/>
                             <w:id w:val="1142464384"/>
                             <w:placeholder>
                               <w:docPart w:val="DefaultPlaceholder_-1854013440"/>
                             </w:placeholder>
-                            <w:dataBinding w:prefixMappings="xmlns:ns0='urn:microsoft-dynamics-nav/reports/FS_YSD_InventoryPurchaseOrders/50009/' " w:xpath="/ns0:NavWordReportXmlPart[1]/ns0:Item[1]/ns0:Purchase_Line[1]/ns0:InvDiscountAmt_PurchLine[1]" w:storeItemID="{7300FECE-4CC6-4A48-B47D-8F0EA2F23007}"/>
+                            <w:dataBinding w:prefixMappings="xmlns:ns0='urn:microsoft-dynamics-nav/reports/Inventory_Purchase_Orders/709/'" w:xpath="/ns0:NavWordReportXmlPart[1]/ns0:Item[1]/ns0:Purchase_Line[1]/ns0:InvDiscountAmt_PurchLine[1]" w:storeItemID="{7300FECE-4CC6-4A48-B47D-8F0EA2F23007}"/>
                             <w:text/>
                           </w:sdtPr>
                           <w:sdtContent>
@@ -1379,12 +1379,12 @@
                               <w:szCs w:val="14"/>
                             </w:rPr>
                             <w:alias w:val="#Nav: /Item/Purchase_Line/OutstandingAmt1_PurchLine"/>
-                            <w:tag w:val="#Nav: FS_YSD_InventoryPurchaseOrders/50009"/>
+                            <w:tag w:val="#Nav: Inventory_Purchase_Orders/709"/>
                             <w:id w:val="-1730611745"/>
                             <w:placeholder>
                               <w:docPart w:val="DefaultPlaceholder_-1854013440"/>
                             </w:placeholder>
-                            <w:dataBinding w:prefixMappings="xmlns:ns0='urn:microsoft-dynamics-nav/reports/FS_YSD_InventoryPurchaseOrders/50009/' " w:xpath="/ns0:NavWordReportXmlPart[1]/ns0:Item[1]/ns0:Purchase_Line[1]/ns0:OutstandingAmt1_PurchLine[1]" w:storeItemID="{7300FECE-4CC6-4A48-B47D-8F0EA2F23007}"/>
+                            <w:dataBinding w:prefixMappings="xmlns:ns0='urn:microsoft-dynamics-nav/reports/Inventory_Purchase_Orders/709/'" w:xpath="/ns0:NavWordReportXmlPart[1]/ns0:Item[1]/ns0:Purchase_Line[1]/ns0:OutstandingAmt1_PurchLine[1]" w:storeItemID="{7300FECE-4CC6-4A48-B47D-8F0EA2F23007}"/>
                             <w:text/>
                           </w:sdtPr>
                           <w:sdtContent>
@@ -1452,12 +1452,12 @@
                       <w:szCs w:val="14"/>
                     </w:rPr>
                     <w:alias w:val="#Nav: /Item/Description_Item"/>
-                    <w:tag w:val="#Nav: FS_YSD_InventoryPurchaseOrders/50009"/>
+                    <w:tag w:val="#Nav: Inventory_Purchase_Orders/709"/>
                     <w:id w:val="-2109651383"/>
                     <w:placeholder>
                       <w:docPart w:val="847E53918B684613A7EBCBA4CB0B75DD"/>
                     </w:placeholder>
-                    <w:dataBinding w:prefixMappings="xmlns:ns0='urn:microsoft-dynamics-nav/reports/FS_YSD_InventoryPurchaseOrders/50009/' " w:xpath="/ns0:NavWordReportXmlPart[1]/ns0:Item[1]/ns0:Description_Item[1]" w:storeItemID="{7300FECE-4CC6-4A48-B47D-8F0EA2F23007}"/>
+                    <w:dataBinding w:prefixMappings="xmlns:ns0='urn:microsoft-dynamics-nav/reports/Inventory_Purchase_Orders/709/'" w:xpath="/ns0:NavWordReportXmlPart[1]/ns0:Item[1]/ns0:Description_Item[1]" w:storeItemID="{7300FECE-4CC6-4A48-B47D-8F0EA2F23007}"/>
                     <w:text/>
                   </w:sdtPr>
                   <w:sdtContent>
@@ -1517,12 +1517,12 @@
                       <w:szCs w:val="14"/>
                     </w:rPr>
                     <w:alias w:val="#Nav: /Item/Subtotals/Subtotals_OutstandingQuantity"/>
-                    <w:tag w:val="#Nav: FS_YSD_InventoryPurchaseOrders/50009"/>
+                    <w:tag w:val="#Nav: Inventory_Purchase_Orders/709"/>
                     <w:id w:val="1599593736"/>
                     <w:placeholder>
                       <w:docPart w:val="DefaultPlaceholder_-1854013440"/>
                     </w:placeholder>
-                    <w:dataBinding w:prefixMappings="xmlns:ns0='urn:microsoft-dynamics-nav/reports/FS_YSD_InventoryPurchaseOrders/50009/' " w:xpath="/ns0:NavWordReportXmlPart[1]/ns0:Item[1]/ns0:Subtotals[1]/ns0:Subtotals_OutstandingQuantity[1]" w:storeItemID="{7300FECE-4CC6-4A48-B47D-8F0EA2F23007}"/>
+                    <w:dataBinding w:prefixMappings="xmlns:ns0='urn:microsoft-dynamics-nav/reports/Inventory_Purchase_Orders/709/'" w:xpath="/ns0:NavWordReportXmlPart[1]/ns0:Item[1]/ns0:Subtotals[1]/ns0:Subtotals_OutstandingQuantity[1]" w:storeItemID="{7300FECE-4CC6-4A48-B47D-8F0EA2F23007}"/>
                     <w:text/>
                   </w:sdtPr>
                   <w:sdtContent>
@@ -1565,12 +1565,12 @@
                       <w:szCs w:val="14"/>
                     </w:rPr>
                     <w:alias w:val="#Nav: /Item/Subtotals/Subtotals_QtyOnBackOrder"/>
-                    <w:tag w:val="#Nav: FS_YSD_InventoryPurchaseOrders/50009"/>
+                    <w:tag w:val="#Nav: Inventory_Purchase_Orders/709"/>
                     <w:id w:val="-953014397"/>
                     <w:placeholder>
                       <w:docPart w:val="DefaultPlaceholder_-1854013440"/>
                     </w:placeholder>
-                    <w:dataBinding w:prefixMappings="xmlns:ns0='urn:microsoft-dynamics-nav/reports/FS_YSD_InventoryPurchaseOrders/50009/' " w:xpath="/ns0:NavWordReportXmlPart[1]/ns0:Item[1]/ns0:Subtotals[1]/ns0:Subtotals_QtyOnBackOrder[1]" w:storeItemID="{7300FECE-4CC6-4A48-B47D-8F0EA2F23007}"/>
+                    <w:dataBinding w:prefixMappings="xmlns:ns0='urn:microsoft-dynamics-nav/reports/Inventory_Purchase_Orders/709/'" w:xpath="/ns0:NavWordReportXmlPart[1]/ns0:Item[1]/ns0:Subtotals[1]/ns0:Subtotals_QtyOnBackOrder[1]" w:storeItemID="{7300FECE-4CC6-4A48-B47D-8F0EA2F23007}"/>
                     <w:text/>
                   </w:sdtPr>
                   <w:sdtContent>
@@ -1679,12 +1679,12 @@
                           <w:szCs w:val="14"/>
                         </w:rPr>
                         <w:alias w:val="#Nav: /Item/Subtotals/Subtotals_AmountOnOrder"/>
-                        <w:tag w:val="#Nav: FS_YSD_InventoryPurchaseOrders/50009"/>
+                        <w:tag w:val="#Nav: Inventory_Purchase_Orders/709"/>
                         <w:id w:val="-648125511"/>
                         <w:placeholder>
                           <w:docPart w:val="ACD00E6513924E9D917A6D28C43BE07A"/>
                         </w:placeholder>
-                        <w:dataBinding w:prefixMappings="xmlns:ns0='urn:microsoft-dynamics-nav/reports/FS_YSD_InventoryPurchaseOrders/50009/' " w:xpath="/ns0:NavWordReportXmlPart[1]/ns0:Item[1]/ns0:Subtotals[1]/ns0:Subtotals_AmountOnOrder[1]" w:storeItemID="{7300FECE-4CC6-4A48-B47D-8F0EA2F23007}"/>
+                        <w:dataBinding w:prefixMappings="xmlns:ns0='urn:microsoft-dynamics-nav/reports/Inventory_Purchase_Orders/709/'" w:xpath="/ns0:NavWordReportXmlPart[1]/ns0:Item[1]/ns0:Subtotals[1]/ns0:Subtotals_AmountOnOrder[1]" w:storeItemID="{7300FECE-4CC6-4A48-B47D-8F0EA2F23007}"/>
                         <w:text/>
                       </w:sdtPr>
                       <w:sdtContent>
@@ -2280,12 +2280,12 @@
                   <w:szCs w:val="14"/>
                 </w:rPr>
                 <w:alias w:val="#Nav: /Labels/TotalsLbl"/>
-                <w:tag w:val="#Nav: FS_YSD_InventoryPurchaseOrders/50009"/>
+                <w:tag w:val="#Nav: Inventory_Purchase_Orders/709"/>
                 <w:id w:val="355385760"/>
                 <w:placeholder>
                   <w:docPart w:val="A636C7B40AEE4D11A6AF7EE60675B082"/>
                 </w:placeholder>
-                <w:dataBinding w:prefixMappings="xmlns:ns0='urn:microsoft-dynamics-nav/reports/FS_YSD_InventoryPurchaseOrders/50009/' " w:xpath="/ns0:NavWordReportXmlPart[1]/ns0:Labels[1]/ns0:TotalsLbl[1]" w:storeItemID="{7300FECE-4CC6-4A48-B47D-8F0EA2F23007}"/>
+                <w:dataBinding w:prefixMappings="xmlns:ns0='urn:microsoft-dynamics-nav/reports/Inventory_Purchase_Orders/709/'" w:xpath="/ns0:NavWordReportXmlPart[1]/ns0:Labels[1]/ns0:TotalsLbl[1]" w:storeItemID="{7300FECE-4CC6-4A48-B47D-8F0EA2F23007}"/>
                 <w:text/>
               </w:sdtPr>
               <w:sdtContent>
@@ -2477,12 +2477,12 @@
               <w:szCs w:val="14"/>
             </w:rPr>
             <w:alias w:val="#Nav: /Totals/Totals_OutstandingAmount"/>
-            <w:tag w:val="#Nav: FS_YSD_InventoryPurchaseOrders/50009"/>
+            <w:tag w:val="#Nav: Inventory_Purchase_Orders/709"/>
             <w:id w:val="-1886092762"/>
             <w:placeholder>
               <w:docPart w:val="DefaultPlaceholder_-1854013440"/>
             </w:placeholder>
-            <w:dataBinding w:prefixMappings="xmlns:ns0='urn:microsoft-dynamics-nav/reports/FS_YSD_InventoryPurchaseOrders/50009/' " w:xpath="/ns0:NavWordReportXmlPart[1]/ns0:Totals[1]/ns0:Totals_OutstandingAmount[1]" w:storeItemID="{7300FECE-4CC6-4A48-B47D-8F0EA2F23007}"/>
+            <w:dataBinding w:prefixMappings="xmlns:ns0='urn:microsoft-dynamics-nav/reports/Inventory_Purchase_Orders/709/'" w:xpath="/ns0:NavWordReportXmlPart[1]/ns0:Totals[1]/ns0:Totals_OutstandingAmount[1]" w:storeItemID="{7300FECE-4CC6-4A48-B47D-8F0EA2F23007}"/>
             <w:text/>
           </w:sdtPr>
           <w:sdtContent>
@@ -2624,12 +2624,12 @@
               <w:szCs w:val="28"/>
             </w:rPr>
             <w:alias w:val="#Nav: /Labels/InventoryPurchOrdersLbl"/>
-            <w:tag w:val="#Nav: FS_YSD_InventoryPurchaseOrders/50009"/>
+            <w:tag w:val="#Nav: Inventory_Purchase_Orders/709"/>
             <w:id w:val="1221781303"/>
             <w:placeholder>
               <w:docPart w:val="DefaultPlaceholder_-1854013440"/>
             </w:placeholder>
-            <w:dataBinding w:prefixMappings="xmlns:ns0='urn:microsoft-dynamics-nav/reports/FS_YSD_InventoryPurchaseOrders/50009/' " w:xpath="/ns0:NavWordReportXmlPart[1]/ns0:Labels[1]/ns0:InventoryPurchOrdersLbl[1]" w:storeItemID="{7300FECE-4CC6-4A48-B47D-8F0EA2F23007}"/>
+            <w:dataBinding w:prefixMappings="xmlns:ns0='urn:microsoft-dynamics-nav/reports/Inventory_Purchase_Orders/709/'" w:xpath="/ns0:NavWordReportXmlPart[1]/ns0:Labels[1]/ns0:InventoryPurchOrdersLbl[1]" w:storeItemID="{7300FECE-4CC6-4A48-B47D-8F0EA2F23007}"/>
             <w:text/>
           </w:sdtPr>
           <w:sdtContent>
@@ -2851,12 +2851,12 @@
                 <w:szCs w:val="16"/>
               </w:rPr>
               <w:alias w:val="#Nav: /BCReportInformation/ReportRequest/UserName"/>
-              <w:tag w:val="#Nav: FS_YSD_InventoryPurchaseOrders/50009"/>
+              <w:tag w:val="#Nav: Inventory_Purchase_Orders/709"/>
               <w:id w:val="-249272221"/>
               <w:placeholder>
                 <w:docPart w:val="3D8F3EE94B464D7880E07DC3EB1B233A"/>
               </w:placeholder>
-              <w:dataBinding w:prefixMappings="xmlns:ns0='urn:microsoft-dynamics-nav/reports/FS_YSD_InventoryPurchaseOrders/50009/'" w:xpath="/ns0:NavWordReportXmlPart[1]/ns0:BCReportInformation[1]/ns0:ReportRequest[1]/ns0:UserName[1]" w:storeItemID="{7300FECE-4CC6-4A48-B47D-8F0EA2F23007}"/>
+              <w:dataBinding w:prefixMappings="xmlns:ns0='urn:microsoft-dynamics-nav/reports/Inventory_Purchase_Orders/709/'" w:xpath="/ns0:NavWordReportXmlPart[1]/ns0:BCReportInformation[1]/ns0:ReportRequest[1]/ns0:UserName[1]" w:storeItemID="{7300FECE-4CC6-4A48-B47D-8F0EA2F23007}"/>
               <w:text/>
             </w:sdtPr>
             <w:sdtContent>
@@ -2890,12 +2890,12 @@
             <w:szCs w:val="16"/>
           </w:rPr>
           <w:alias w:val="#Nav: /BCReportInformation/ReportRequest/CompanyName"/>
-          <w:tag w:val="#Nav: FS_YSD_InventoryPurchaseOrders/50009"/>
+          <w:tag w:val="#Nav: Inventory_Purchase_Orders/709"/>
           <w:id w:val="-1641258246"/>
           <w:placeholder>
             <w:docPart w:val="B954294AB2D64F9A9088EE7BF7427E78"/>
           </w:placeholder>
-          <w:dataBinding w:prefixMappings="xmlns:ns0='urn:microsoft-dynamics-nav/reports/FS_YSD_InventoryPurchaseOrders/50009/'" w:xpath="/ns0:NavWordReportXmlPart[1]/ns0:BCReportInformation[1]/ns0:ReportRequest[1]/ns0:CompanyName[1]" w:storeItemID="{7300FECE-4CC6-4A48-B47D-8F0EA2F23007}"/>
+          <w:dataBinding w:prefixMappings="xmlns:ns0='urn:microsoft-dynamics-nav/reports/Inventory_Purchase_Orders/709/'" w:xpath="/ns0:NavWordReportXmlPart[1]/ns0:BCReportInformation[1]/ns0:ReportRequest[1]/ns0:CompanyName[1]" w:storeItemID="{7300FECE-4CC6-4A48-B47D-8F0EA2F23007}"/>
           <w:text/>
         </w:sdtPr>
         <w:sdtContent>
@@ -2939,12 +2939,12 @@
             <w:szCs w:val="16"/>
           </w:rPr>
           <w:alias w:val="#Nav: /Item/ItemTableCaptItemFilter"/>
-          <w:tag w:val="#Nav: FS_YSD_InventoryPurchaseOrders/50009"/>
+          <w:tag w:val="#Nav: Inventory_Purchase_Orders/709"/>
           <w:id w:val="-1231764601"/>
           <w:placeholder>
             <w:docPart w:val="DefaultPlaceholder_-1854013440"/>
           </w:placeholder>
-          <w:dataBinding w:prefixMappings="xmlns:ns0='urn:microsoft-dynamics-nav/reports/FS_YSD_InventoryPurchaseOrders/50009/' " w:xpath="/ns0:NavWordReportXmlPart[1]/ns0:Item[1]/ns0:ItemTableCaptItemFilter[1]" w:storeItemID="{7300FECE-4CC6-4A48-B47D-8F0EA2F23007}"/>
+          <w:dataBinding w:prefixMappings="xmlns:ns0='urn:microsoft-dynamics-nav/reports/Inventory_Purchase_Orders/709/'" w:xpath="/ns0:NavWordReportXmlPart[1]/ns0:Item[1]/ns0:ItemTableCaptItemFilter[1]" w:storeItemID="{7300FECE-4CC6-4A48-B47D-8F0EA2F23007}"/>
           <w:text/>
         </w:sdtPr>
         <w:sdtContent>
@@ -2993,12 +2993,12 @@
             <w:szCs w:val="16"/>
           </w:rPr>
           <w:alias w:val="#Nav: /Item/PurchaseLineFilter"/>
-          <w:tag w:val="#Nav: FS_YSD_InventoryPurchaseOrders/50009"/>
+          <w:tag w:val="#Nav: Inventory_Purchase_Orders/709"/>
           <w:id w:val="-1016535722"/>
           <w:placeholder>
             <w:docPart w:val="DefaultPlaceholder_-1854013440"/>
           </w:placeholder>
-          <w:dataBinding w:prefixMappings="xmlns:ns0='urn:microsoft-dynamics-nav/reports/FS_YSD_InventoryPurchaseOrders/50009/' " w:xpath="/ns0:NavWordReportXmlPart[1]/ns0:Item[1]/ns0:PurchaseLineFilter[1]" w:storeItemID="{7300FECE-4CC6-4A48-B47D-8F0EA2F23007}"/>
+          <w:dataBinding w:prefixMappings="xmlns:ns0='urn:microsoft-dynamics-nav/reports/Inventory_Purchase_Orders/709/'" w:xpath="/ns0:NavWordReportXmlPart[1]/ns0:Item[1]/ns0:PurchaseLineFilter[1]" w:storeItemID="{7300FECE-4CC6-4A48-B47D-8F0EA2F23007}"/>
           <w:text/>
         </w:sdtPr>
         <w:sdtContent>
@@ -4990,207 +4990,652 @@
 </we:webextension>
 </file>
 
-<file path=customXml/item1.xml>��< ? x m l   v e r s i o n = " 1 . 0 "   e n c o d i n g = " u t f - 1 6 " ? > - 
- < N a v W o r d R e p o r t X m l P a r t   x m l n s = " u r n : m i c r o s o f t - d y n a m i c s - n a v / r e p o r t s / F S _ Y S D _ I n v e n t o r y P u r c h a s e O r d e r s / 5 0 0 0 9 / " > - 
-     < B C R e p o r t I n f o r m a t i o n > - 
-         < R e p o r t M e t a d a t a > - 
-             < E x t e n s i o n I d > E x t e n s i o n   I D < / E x t e n s i o n I d > - 
-             < E x t e n s i o n N a m e > E x t e n s i o n   N a m e < / E x t e n s i o n N a m e > - 
-             < E x t e n s i o n P u b l i s h e r > E x t e n s i o n   P u b l i s h e r < / E x t e n s i o n P u b l i s h e r > - 
-             < E x t e n s i o n V e r s i o n > E x t e n s i o n   V e r s i o n < / E x t e n s i o n V e r s i o n > - 
-             < R e p o r t I d > R e p o r t   I D < / R e p o r t I d > - 
-             < R e p o r t N a m e > R e p o r t   N a m e < / R e p o r t N a m e > - 
-             < A b o u t T h i s R e p o r t T i t l e > A b o u t   T h i s   R e p o r t   T i t l e < / A b o u t T h i s R e p o r t T i t l e > - 
-             < A b o u t T h i s R e p o r t T e x t > A b o u t   T h i s   R e p o r t   T e x t < / A b o u t T h i s R e p o r t T e x t > - 
-             < R e p o r t H e l p L i n k > R e p o r t   H e l p   L i n k < / R e p o r t H e l p L i n k > - 
-         < / R e p o r t M e t a d a t a > - 
-         < R e p o r t R e q u e s t > - 
-             < T e n a n t E n t r a I d > T e n a n t   E n t r a   I d < / T e n a n t E n t r a I d > - 
-             < E n v i r o n m e n t N a m e > E n v i r o n m e n t   N a m e < / E n v i r o n m e n t N a m e > - 
-             < E n v i r o n m e n t T y p e > E n v i r o n m e n t   T y p e < / E n v i r o n m e n t T y p e > - 
-             < C o m p a n y N a m e > C o m p a n y   N a m e < / C o m p a n y N a m e > - 
-             < C o m p a n y D i s p l a y N a m e > C o m p a n y   D i s p l a y   N a m e < / C o m p a n y D i s p l a y N a m e > - 
-             < C o m p a n y I d > C o m p a n y   I D < / C o m p a n y I d > - 
-             < U s e r N a m e > U s e r   N a m e < / U s e r N a m e > - 
-             < D a t e A n d T i m e > D a t e   a n d   T i m e < / D a t e A n d T i m e > - 
-             < L a n g u a g e > L a n g u a g e < / L a n g u a g e > - 
-             < F o r m a t R e g i o n > F o r m a t   R e g i o n < / F o r m a t R e g i o n > - 
-             < D a t e T i m e V a l u e s > - 
-                 < Y e a r > Y e a r < / Y e a r > - 
-                 < M o n t h N u m b e r > M o n t h   N u m b e r < / M o n t h N u m b e r > - 
-                 < D a y N u m b e r > D a y   N u m b e r < / D a y N u m b e r > - 
-                 < H o u r > H o u r < / H o u r > - 
-                 < M i n u t e > M i n u t e < / M i n u t e > - 
-             < / D a t e T i m e V a l u e s > - 
-         < / R e p o r t R e q u e s t > - 
-     < / B C R e p o r t I n f o r m a t i o n > - 
-     < L a b e l s > - 
-         < A b o u t T h e R e p o r t L b l > A b o u t T h e R e p o r t L b l < / A b o u t T h e R e p o r t L b l > - 
-         < A m t O n O r d e r I n c l V A T L b l > A m t O n O r d e r I n c l V A T L b l < / A m t O n O r d e r I n c l V A T L b l > - 
-         < C o m p a n y L b l > C o m p a n y L b l < / C o m p a n y L b l > - 
-         < D a t a R e t r i e v e d > D a t a R e t r i e v e d < / D a t a R e t r i e v e d > - 
-         < D i r e c t U n i t C o s t _ P u r c h L i n e C a p t i o n > D i r e c t U n i t C o s t _ P u r c h L i n e C a p t i o n < / D i r e c t U n i t C o s t _ P u r c h L i n e C a p t i o n > - 
-         < D o c u m e n t a t i o n L b l > D o c u m e n t a t i o n L b l < / D o c u m e n t a t i o n L b l > - 
-         < D o c u m e n t N o _ P u r c h a s e L i n e C a p t i o n > D o c u m e n t N o _ P u r c h a s e L i n e C a p t i o n < / D o c u m e n t N o _ P u r c h a s e L i n e C a p t i o n > - 
-         < E n v i r o n m e n t L b l > E n v i r o n m e n t L b l < / E n v i r o n m e n t L b l > - 
-         < E x p e c t e d R e c e i p t D a t e L b l > E x p e c t e d R e c e i p t D a t e L b l < / E x p e c t e d R e c e i p t D a t e L b l > - 
-         < I n v D i s c o u n t A m o u n t L b l > I n v D i s c o u n t A m o u n t L b l < / I n v D i s c o u n t A m o u n t L b l > - 
-         < I n v e n t o r y P u r c h O r d e r s L b l > I n v e n t o r y P u r c h O r d e r s L b l < / I n v e n t o r y P u r c h O r d e r s L b l > - 
-         < I n v e n t o r y P u r c h O r d e r s P r i n t L b l > I n v e n t o r y P u r c h O r d e r s P r i n t L b l < / I n v e n t o r y P u r c h O r d e r s P r i n t L b l > - 
-         < I n v P u r c h O r d e r s A n a l y s i s L b l > I n v P u r c h O r d e r s A n a l y s i s L b l < / I n v P u r c h O r d e r s A n a l y s i s L b l > - 
-         < I t e m D e s c L b l > I t e m D e s c L b l < / I t e m D e s c L b l > - 
-         < I t e m N o L b l > I t e m N o L b l < / I t e m N o L b l > - 
-         < L i n e D i s c o u n t L b l > L i n e D i s c o u n t L b l < / L i n e D i s c o u n t L b l > - 
-         < O u t S t a n d i n g Q t y _ P u r c h L i n e C a p t i o n > O u t S t a n d i n g Q t y _ P u r c h L i n e C a p t i o n < / O u t S t a n d i n g Q t y _ P u r c h L i n e C a p t i o n > - 
-         < Q t y O n B a c k O r d e r L b l > Q t y O n B a c k O r d e r L b l < / Q t y O n B a c k O r d e r L b l > - 
-         < Q u a n t i t y _ P u r c h a s e L i n e C a p t i o n > Q u a n t i t y _ P u r c h a s e L i n e C a p t i o n < / Q u a n t i t y _ P u r c h a s e L i n e C a p t i o n > - 
-         < R e p o r t N a m e L b l > R e p o r t N a m e L b l < / R e p o r t N a m e L b l > - 
-         < R u n O n L b l > R u n O n L b l < / R u n O n L b l > - 
-         < T o t a l s L b l > T o t a l s L b l < / T o t a l s L b l > - 
-         < U s e r L b l > U s e r L b l < / U s e r L b l > - 
-         < V e n d o r L b l > V e n d o r L b l < / V e n d o r L b l > - 
-     < / L a b e l s > - 
-     < I t e m > - 
-         < C o m p a n y N a m e > C o m p a n y N a m e < / C o m p a n y N a m e > - 
-         < D e s c r i p t i o n _ I t e m > D e s c r i p t i o n _ I t e m < / D e s c r i p t i o n _ I t e m > - 
-         < G l o b a l D i m 1 F i l t e r _ I t e m > G l o b a l D i m 1 F i l t e r _ I t e m < / G l o b a l D i m 1 F i l t e r _ I t e m > - 
-         < G l o b a l D i m 2 F i l t e r _ I t e m > G l o b a l D i m 2 F i l t e r _ I t e m < / G l o b a l D i m 2 F i l t e r _ I t e m > - 
-         < I t e m B i n F i l t e r > I t e m B i n F i l t e r < / I t e m B i n F i l t e r > - 
-         < I t e m N o > I t e m N o < / I t e m N o > - 
-         < I t e m T a b l e C a p t I t e m F i l t e r > I t e m T a b l e C a p t I t e m F i l t e r < / I t e m T a b l e C a p t I t e m F i l t e r > - 
-         < L o c a t i o n F i l t e r _ I t e m > L o c a t i o n F i l t e r _ I t e m < / L o c a t i o n F i l t e r _ I t e m > - 
-         < O u t s t a n d i n g A m t _ P u r c h L i n e > O u t s t a n d i n g A m t _ P u r c h L i n e < / O u t s t a n d i n g A m t _ P u r c h L i n e > - 
-         < P u r c h a s e L i n e F i l t e r > P u r c h a s e L i n e F i l t e r < / P u r c h a s e L i n e F i l t e r > - 
-         < V a r i a n t F i l t e r _ I t e m > V a r i a n t F i l t e r _ I t e m < / V a r i a n t F i l t e r _ I t e m > - 
-         < P u r c h a s e _ L i n e > - 
-             < B a c k O r d e r Q t y > B a c k O r d e r Q t y < / B a c k O r d e r Q t y > - 
-             < D e s c r i p t i o n 1 _ I t e m > D e s c r i p t i o n 1 _ I t e m < / D e s c r i p t i o n 1 _ I t e m > - 
-             < D i r e c t U n i t C o s t _ P u r c h L i n e > D i r e c t U n i t C o s t _ P u r c h L i n e < / D i r e c t U n i t C o s t _ P u r c h L i n e > - 
-             < D o c u m e n t N o _ P u r c h a s e L i n e > D o c u m e n t N o _ P u r c h a s e L i n e < / D o c u m e n t N o _ P u r c h a s e L i n e > - 
-             < E x p R e c e i p t D t _ P u r c h a s e L i n e > E x p R e c e i p t D t _ P u r c h a s e L i n e < / E x p R e c e i p t D t _ P u r c h a s e L i n e > - 
-             < I n v D i s c o u n t A m t _ P u r c h L i n e > I n v D i s c o u n t A m t _ P u r c h L i n e < / I n v D i s c o u n t A m t _ P u r c h L i n e > - 
-             < L i n e D i s c o u n t _ P u r c h a s e L i n e > L i n e D i s c o u n t _ P u r c h a s e L i n e < / L i n e D i s c o u n t _ P u r c h a s e L i n e > - 
-             < O u t s t a n d i n g A m t 1 _ P u r c h L i n e > O u t s t a n d i n g A m t 1 _ P u r c h L i n e < / O u t s t a n d i n g A m t 1 _ P u r c h L i n e > - 
-             < O u t S t a n d i n g Q t y _ P u r c h L i n e > O u t S t a n d i n g Q t y _ P u r c h L i n e < / O u t S t a n d i n g Q t y _ P u r c h L i n e > - 
-             < P a t t o N a m e _ P u r c h a s e L i n e > P a t t o N a m e _ P u r c h a s e L i n e < / P a t t o N a m e _ P u r c h a s e L i n e > - 
-             < Q u a n t i t y _ P u r c h a s e L i n e > Q u a n t i t y _ P u r c h a s e L i n e < / Q u a n t i t y _ P u r c h a s e L i n e > - 
-         < / P u r c h a s e _ L i n e > - 
-         < S u b t o t a l s > - 
-             < S u b t o t a l s _ A m o u n t O n O r d e r > S u b t o t a l s _ A m o u n t O n O r d e r < / S u b t o t a l s _ A m o u n t O n O r d e r > - 
-             < S u b t o t a l s _ O u t s t a n d i n g Q u a n t i t y > S u b t o t a l s _ O u t s t a n d i n g Q u a n t i t y < / S u b t o t a l s _ O u t s t a n d i n g Q u a n t i t y > - 
-             < S u b t o t a l s _ Q t y O n B a c k O r d e r > S u b t o t a l s _ Q t y O n B a c k O r d e r < / S u b t o t a l s _ Q t y O n B a c k O r d e r > - 
-         < / S u b t o t a l s > - 
-     < / I t e m > - 
-     < T o t a l s > - 
-         < T o t a l s _ O u t s t a n d i n g A m o u n t > T o t a l s _ O u t s t a n d i n g A m o u n t < / T o t a l s _ O u t s t a n d i n g A m o u n t > - 
-     < / T o t a l s > - 
- < / N a v W o r d R e p o r t X m l P a r t > 
-</file>
-
 <file path=customXml/item2.xml><?xml version="1.0" encoding="utf-8"?>
 <b:Sources xmlns:b="http://schemas.openxmlformats.org/officeDocument/2006/bibliography" xmlns="http://schemas.openxmlformats.org/officeDocument/2006/bibliography" SelectedStyle="\APASixthEditionOfficeOnline.xsl" StyleName="APA" Version="6"/>
 </file>
 
-<file path=customXml/itemProps1.xml><?xml version="1.0" encoding="utf-8"?>
-<ds:datastoreItem xmlns:ds="http://schemas.openxmlformats.org/officeDocument/2006/customXml" ds:itemID="{7300FECE-4CC6-4A48-B47D-8F0EA2F23007}">
-  <ds:schemaRefs>
-    <ds:schemaRef ds:uri="urn:microsoft-dynamics-nav/reports/FS_YSD_InventoryPurchaseOrders/50009/"/>
-  </ds:schemaRefs>
-</ds:datastoreItem>
+<file path=customXml/item3.xml>��< ? x m l   v e r s i o n = " 1 . 0 "   e n c o d i n g = " u t f - 1 6 " ? > + 
+ < N a v W o r d R e p o r t X m l P a r t   x m l n s = " u r n : m i c r o s o f t - d y n a m i c s - n a v / r e p o r t s / I n v e n t o r y _ P u r c h a s e _ O r d e r s / 7 0 9 / " > + 
+     < B C R e p o r t I n f o r m a t i o n > + 
+         < R e p o r t M e t a d a t a > + 
+             < E x t e n s i o n I d > E x t e n s i o n   I D < / E x t e n s i o n I d > + 
+             < E x t e n s i o n N a m e > E x t e n s i o n   N a m e < / E x t e n s i o n N a m e > + 
+             < E x t e n s i o n P u b l i s h e r > E x t e n s i o n   P u b l i s h e r < / E x t e n s i o n P u b l i s h e r > + 
+             < E x t e n s i o n V e r s i o n > E x t e n s i o n   V e r s i o n < / E x t e n s i o n V e r s i o n > + 
+             < R e p o r t I d > R e p o r t   I D < / R e p o r t I d > + 
+             < R e p o r t N a m e > R e p o r t   N a m e < / R e p o r t N a m e > + 
+             < A b o u t T h i s R e p o r t T i t l e > A b o u t   T h i s   R e p o r t   T i t l e < / A b o u t T h i s R e p o r t T i t l e > + 
+             < A b o u t T h i s R e p o r t T e x t > A b o u t   T h i s   R e p o r t   T e x t < / A b o u t T h i s R e p o r t T e x t > + 
+             < R e p o r t H e l p L i n k > R e p o r t   H e l p   L i n k < / R e p o r t H e l p L i n k > + 
+         < / R e p o r t M e t a d a t a > + 
+         < R e p o r t R e q u e s t > + 
+             < T e n a n t E n t r a I d > T e n a n t   E n t r a   I d < / T e n a n t E n t r a I d > + 
+             < E n v i r o n m e n t N a m e > E n v i r o n m e n t   N a m e < / E n v i r o n m e n t N a m e > + 
+             < E n v i r o n m e n t T y p e > E n v i r o n m e n t   T y p e < / E n v i r o n m e n t T y p e > + 
+             < C o m p a n y N a m e > C o m p a n y   N a m e < / C o m p a n y N a m e > + 
+             < C o m p a n y D i s p l a y N a m e > C o m p a n y   D i s p l a y   N a m e < / C o m p a n y D i s p l a y N a m e > + 
+             < C o m p a n y I d > C o m p a n y   I D < / C o m p a n y I d > + 
+             < U s e r N a m e > U s e r   N a m e < / U s e r N a m e > + 
+             < D a t e A n d T i m e > D a t e   a n d   T i m e < / D a t e A n d T i m e > + 
+             < L a n g u a g e > L a n g u a g e < / L a n g u a g e > + 
+             < F o r m a t R e g i o n > F o r m a t   R e g i o n < / F o r m a t R e g i o n > + 
+             < D a t e T i m e V a l u e s > + 
+                 < Y e a r > Y e a r < / Y e a r > + 
+                 < M o n t h N u m b e r > M o n t h   N u m b e r < / M o n t h N u m b e r > + 
+                 < D a y N u m b e r > D a y   N u m b e r < / D a y N u m b e r > + 
+                 < H o u r > H o u r < / H o u r > + 
+                 < M i n u t e > M i n u t e < / M i n u t e > + 
+             < / D a t e T i m e V a l u e s > + 
+         < / R e p o r t R e q u e s t > + 
+         < C o m p a n y M e t a d a t a > + 
+             < C o m p a n y N a m e > C o m p a n y   N a m e < / C o m p a n y N a m e > + 
+             < C o m p a n y D i s p l a y N a m e > C o m p a n y   D i s p l a y   N a m e < / C o m p a n y D i s p l a y N a m e > + 
+             < C o m p a n y A d d r e s s L i n e s > + 
+                 < C o m p a n y A d d r e s s L i n e > C o m p a n y   A d d r e s s   L i n e   1 < / C o m p a n y A d d r e s s L i n e > + 
+                 < C o m p a n y A d d r e s s L i n e > C o m p a n y   A d d r e s s   L i n e   2 < / C o m p a n y A d d r e s s L i n e > + 
+                 < C o m p a n y A d d r e s s L i n e > C o m p a n y   A d d r e s s   L i n e   3 < / C o m p a n y A d d r e s s L i n e > + 
+                 < C o m p a n y A d d r e s s L i n e > C o m p a n y   A d d r e s s   L i n e   4 < / C o m p a n y A d d r e s s L i n e > + 
+                 < C o m p a n y A d d r e s s L i n e > C o m p a n y   A d d r e s s   L i n e   5 < / C o m p a n y A d d r e s s L i n e > + 
+                 < C o m p a n y A d d r e s s L i n e > C o m p a n y   A d d r e s s   L i n e   6 < / C o m p a n y A d d r e s s L i n e > + 
+                 < C o m p a n y A d d r e s s L i n e > C o m p a n y   A d d r e s s   L i n e   7 < / C o m p a n y A d d r e s s L i n e > + 
+                 < C o m p a n y A d d r e s s L i n e > C o m p a n y   A d d r e s s   L i n e   8 < / C o m p a n y A d d r e s s L i n e > + 
+             < / C o m p a n y A d d r e s s L i n e s > + 
+             < C o m p a n y P h o n e > C o m p a n y   P h o n e < / C o m p a n y P h o n e > + 
+             < C o m p a n y P h o n e C a p t i o n > C o m p a n y   P h o n e   C a p t i o n < / C o m p a n y P h o n e C a p t i o n > + 
+             < C o m p a n y F a x N o > C o m p a n y   F a x   N o . < / C o m p a n y F a x N o > + 
+             < C o m p a n y F a x N o C a p t i o n > C o m p a n y   F a x   N o .   C a p t i o n < / C o m p a n y F a x N o C a p t i o n > + 
+             < C o m p a n y E m a i l > C o m p a n y   E m a i l < / C o m p a n y E m a i l > + 
+             < C o m p a n y E m a i l C a p t i o n > C o m p a n y   E m a i l   C a p t i o n < / C o m p a n y E m a i l C a p t i o n > + 
+             < C o m p a n y H o m e P a g e > C o m p a n y   H o m e   P a g e < / C o m p a n y H o m e P a g e > + 
+             < C o m p a n y H o m e P a g e C a p t i o n > C o m p a n y   H o m e   P a g e   C a p t i o n < / C o m p a n y H o m e P a g e C a p t i o n > + 
+             < C o m p a n y L o g o > C o m p a n y   L o g o < / C o m p a n y L o g o > + 
+             < C o m p a n y V A T R e g i s t r a t i o n N o > C o m p a n y   V A T   R e g i s t r a t i o n   N o . < / C o m p a n y V A T R e g i s t r a t i o n N o > + 
+             < C o m p a n y V A T R e g i s t r a t i o n N o C a p t i o n > C o m p a n y   V A T   R e g i s t r a t i o n   N o .   C a p t i o n < / C o m p a n y V A T R e g i s t r a t i o n N o C a p t i o n > + 
+             < C o m p a n y R e g i s t r a t i o n N o > C o m p a n y   R e g i s t r a t i o n   N o . < / C o m p a n y R e g i s t r a t i o n N o > + 
+             < C o m p a n y R e g i s t r a t i o n N o C a p t i o n > C o m p a n y   R e g i s t r a t i o n   N o .   C a p t i o n < / C o m p a n y R e g i s t r a t i o n N o C a p t i o n > + 
+             < C o m p a n y B a n k N a m e > C o m p a n y   B a n k   N a m e < / C o m p a n y B a n k N a m e > + 
+             < C o m p a n y B a n k N a m e C a p t i o n > C o m p a n y   B a n k   N a m e   C a p t i o n < / C o m p a n y B a n k N a m e C a p t i o n > + 
+             < C o m p a n y B a n k A c c o u n t N o > C o m p a n y   B a n k   A c c o u n t   N o . < / C o m p a n y B a n k A c c o u n t N o > + 
+             < C o m p a n y B a n k A c c o u n t N o C a p t i o n > C o m p a n y   B a n k   A c c o u n t   N o .   C a p t i o n < / C o m p a n y B a n k A c c o u n t N o C a p t i o n > + 
+             < C o m p a n y B a n k B r a n c h N o > C o m p a n y   B a n k   B r a n c h   N o . < / C o m p a n y B a n k B r a n c h N o > + 
+             < C o m p a n y B a n k B r a n c h N o C a p t i o n > C o m p a n y   B a n k   B r a n c h   N o .   C a p t i o n < / C o m p a n y B a n k B r a n c h N o C a p t i o n > + 
+             < C o m p a n y I B A N > C o m p a n y   I B A N < / C o m p a n y I B A N > + 
+             < C o m p a n y I B A N C a p t i o n > C o m p a n y   I B A N   C a p t i o n < / C o m p a n y I B A N C a p t i o n > + 
+             < C o m p a n y B a n k S W I F T > C o m p a n y   B a n k   S W I F T < / C o m p a n y B a n k S W I F T > + 
+             < C o m p a n y B a n k S W I F T C a p t i o n > C o m p a n y   B a n k   S W I F T   C a p t i o n < / C o m p a n y B a n k S W I F T C a p t i o n > + 
+             < C o m p a n y G i r o N o > C o m p a n y   G i r o   N o . < / C o m p a n y G i r o N o > + 
+             < C o m p a n y G i r o N o C a p t i o n > C o m p a n y   G i r o   N o .   C a p t i o n < / C o m p a n y G i r o N o C a p t i o n > + 
+         < / C o m p a n y M e t a d a t a > + 
+     < / B C R e p o r t I n f o r m a t i o n > + 
+     < L a b e l s > + 
+         < A b o u t T h e R e p o r t L b l > A b o u t T h e R e p o r t L b l < / A b o u t T h e R e p o r t L b l > + 
+         < A m t O n O r d e r I n c l V A T L b l > A m t O n O r d e r I n c l V A T L b l < / A m t O n O r d e r I n c l V A T L b l > + 
+         < C o m p a n y L b l > C o m p a n y L b l < / C o m p a n y L b l > + 
+         < D a t a R e t r i e v e d L b l > D a t a R e t r i e v e d L b l < / D a t a R e t r i e v e d L b l > + 
+         < D i r e c t U n i t C o s t _ P u r c h L i n e C a p t i o n > D i r e c t U n i t C o s t _ P u r c h L i n e C a p t i o n < / D i r e c t U n i t C o s t _ P u r c h L i n e C a p t i o n > + 
+         < D o c u m e n t a t i o n L b l > D o c u m e n t a t i o n L b l < / D o c u m e n t a t i o n L b l > + 
+         < D o c u m e n t N o _ P u r c h a s e L i n e C a p t i o n > D o c u m e n t N o _ P u r c h a s e L i n e C a p t i o n < / D o c u m e n t N o _ P u r c h a s e L i n e C a p t i o n > + 
+         < E n v i r o n m e n t L b l > E n v i r o n m e n t L b l < / E n v i r o n m e n t L b l > + 
+         < E x p e c t e d R e c e i p t D a t e L b l > E x p e c t e d R e c e i p t D a t e L b l < / E x p e c t e d R e c e i p t D a t e L b l > + 
+         < I n v D i s c o u n t A m o u n t L b l > I n v D i s c o u n t A m o u n t L b l < / I n v D i s c o u n t A m o u n t L b l > + 
+         < I n v e n t o r y P u r c h O r d e r s L b l > I n v e n t o r y P u r c h O r d e r s L b l < / I n v e n t o r y P u r c h O r d e r s L b l > + 
+         < I n v e n t o r y P u r c h O r d e r s P r i n t L b l > I n v e n t o r y P u r c h O r d e r s P r i n t L b l < / I n v e n t o r y P u r c h O r d e r s P r i n t L b l > + 
+         < I n v P u r c h O r d e r s A n a l y s i s L b l > I n v P u r c h O r d e r s A n a l y s i s L b l < / I n v P u r c h O r d e r s A n a l y s i s L b l > + 
+         < I t e m D e s c L b l > I t e m D e s c L b l < / I t e m D e s c L b l > + 
+         < I t e m N o L b l > I t e m N o L b l < / I t e m N o L b l > + 
+         < L i n e D i s c o u n t L b l > L i n e D i s c o u n t L b l < / L i n e D i s c o u n t L b l > + 
+         < O u t S t a n d i n g Q t y _ P u r c h L i n e C a p t i o n > O u t S t a n d i n g Q t y _ P u r c h L i n e C a p t i o n < / O u t S t a n d i n g Q t y _ P u r c h L i n e C a p t i o n > + 
+         < Q t y O n B a c k O r d e r L b l > Q t y O n B a c k O r d e r L b l < / Q t y O n B a c k O r d e r L b l > + 
+         < Q u a n t i t y _ P u r c h a s e L i n e C a p t i o n > Q u a n t i t y _ P u r c h a s e L i n e C a p t i o n < / Q u a n t i t y _ P u r c h a s e L i n e C a p t i o n > + 
+         < R e p o r t N a m e L b l > R e p o r t N a m e L b l < / R e p o r t N a m e L b l > + 
+         < R u n O n L b l > R u n O n L b l < / R u n O n L b l > + 
+         < T o t a l s L b l > T o t a l s L b l < / T o t a l s L b l > + 
+         < U s e r L b l > U s e r L b l < / U s e r L b l > + 
+         < V e n d o r L b l > V e n d o r L b l < / V e n d o r L b l > + 
+     < / L a b e l s > + 
+     < I t e m > + 
+         < B a c k O r d e r Q t y C a p t i o n > B a c k O r d e r Q t y C a p t i o n < / B a c k O r d e r Q t y C a p t i o n > + 
+         < C o m p a n y N a m e > C o m p a n y N a m e < / C o m p a n y N a m e > + 
+         < C u r r R e p o r t P a g e N o C a p t i o n > C u r r R e p o r t P a g e N o C a p t i o n < / C u r r R e p o r t P a g e N o C a p t i o n > + 
+         < D e s c r i p t i o n _ I t e m > D e s c r i p t i o n _ I t e m < / D e s c r i p t i o n _ I t e m > + 
+         < G l o b a l D i m 1 F i l t e r _ I t e m > G l o b a l D i m 1 F i l t e r _ I t e m < / G l o b a l D i m 1 F i l t e r _ I t e m > + 
+         < G l o b a l D i m 2 F i l t e r _ I t e m > G l o b a l D i m 2 F i l t e r _ I t e m < / G l o b a l D i m 2 F i l t e r _ I t e m > + 
+         < I n v e n t o r y P u r c h a s e O r d e r s C a p t i o n > I n v e n t o r y P u r c h a s e O r d e r s C a p t i o n < / I n v e n t o r y P u r c h a s e O r d e r s C a p t i o n > + 
+         < I t e m B i n F i l t e r > I t e m B i n F i l t e r < / I t e m B i n F i l t e r > + 
+         < I t e m F i l t e r > I t e m F i l t e r < / I t e m F i l t e r > + 
+         < I t e m N o > I t e m N o < / I t e m N o > + 
+         < I t e m T a b l e C a p t I t e m F i l t e r > I t e m T a b l e C a p t I t e m F i l t e r < / I t e m T a b l e C a p t I t e m F i l t e r > + 
+         < L o c a t i o n F i l t e r _ I t e m > L o c a t i o n F i l t e r _ I t e m < / L o c a t i o n F i l t e r _ I t e m > + 
+         < O u t s t a n d i n g A m t _ P u r c h L i n e > O u t s t a n d i n g A m t _ P u r c h L i n e < / O u t s t a n d i n g A m t _ P u r c h L i n e > + 
+         < P u r c h a s e L i n e E x p e c t e d R e c e i p t D a t e C a p t i o n > P u r c h a s e L i n e E x p e c t e d R e c e i p t D a t e C a p t i o n < / P u r c h a s e L i n e E x p e c t e d R e c e i p t D a t e C a p t i o n > + 
+         < P u r c h a s e L i n e F i l t e r > P u r c h a s e L i n e F i l t e r < / P u r c h a s e L i n e F i l t e r > + 
+         < P u r c h a s e L i n e I n v D i s c o u n t A m o u n t C a p t i o n > P u r c h a s e L i n e I n v D i s c o u n t A m o u n t C a p t i o n < / P u r c h a s e L i n e I n v D i s c o u n t A m o u n t C a p t i o n > + 
+         < P u r c h a s e L i n e L i n e D i s c o u n t C a p t i o n > P u r c h a s e L i n e L i n e D i s c o u n t C a p t i o n < / P u r c h a s e L i n e L i n e D i s c o u n t C a p t i o n > + 
+         < P u r c h a s e L i n e O u t s t a n d i n g A m o u n t C a p t i o n > P u r c h a s e L i n e O u t s t a n d i n g A m o u n t C a p t i o n < / P u r c h a s e L i n e O u t s t a n d i n g A m o u n t C a p t i o n > + 
+         < P u r c h H e a d e r P a y t o N a m e C a p t i o n > P u r c h H e a d e r P a y t o N a m e C a p t i o n < / P u r c h H e a d e r P a y t o N a m e C a p t i o n > + 
+         < P u r c h L i n e F i l t e r > P u r c h L i n e F i l t e r < / P u r c h L i n e F i l t e r > + 
+         < P u r c h O r d L n P u r c h L n F i l t e r > P u r c h O r d L n P u r c h L n F i l t e r < / P u r c h O r d L n P u r c h L n F i l t e r > + 
+         < T o t a l C a p t i o n > T o t a l C a p t i o n < / T o t a l C a p t i o n > + 
+         < V a r i a n t F i l t e r _ I t e m > V a r i a n t F i l t e r _ I t e m < / V a r i a n t F i l t e r _ I t e m > + 
+         < P u r c h a s e _ L i n e > + 
+             < B a c k O r d e r Q t y > B a c k O r d e r Q t y < / B a c k O r d e r Q t y > + 
+             < D e s c r i p t i o n 1 _ I t e m > D e s c r i p t i o n 1 _ I t e m < / D e s c r i p t i o n 1 _ I t e m > + 
+             < D i r e c t U n i t C o s t _ P u r c h L i n e > D i r e c t U n i t C o s t _ P u r c h L i n e < / D i r e c t U n i t C o s t _ P u r c h L i n e > + 
+             < D o c u m e n t N o _ P u r c h a s e L i n e > D o c u m e n t N o _ P u r c h a s e L i n e < / D o c u m e n t N o _ P u r c h a s e L i n e > + 
+             < E x p R e c e i p t D t _ P u r c h a s e L i n e > E x p R e c e i p t D t _ P u r c h a s e L i n e < / E x p R e c e i p t D t _ P u r c h a s e L i n e > + 
+             < I n v D i s c o u n t A m t _ P u r c h L i n e > I n v D i s c o u n t A m t _ P u r c h L i n e < / I n v D i s c o u n t A m t _ P u r c h L i n e > + 
+             < L i n e D i s c o u n t _ P u r c h a s e L i n e > L i n e D i s c o u n t _ P u r c h a s e L i n e < / L i n e D i s c o u n t _ P u r c h a s e L i n e > + 
+             < O u t s t a n d i n g A m t 1 _ P u r c h L i n e > O u t s t a n d i n g A m t 1 _ P u r c h L i n e < / O u t s t a n d i n g A m t 1 _ P u r c h L i n e > + 
+             < O u t S t a n d i n g Q t y _ P u r c h L i n e > O u t S t a n d i n g Q t y _ P u r c h L i n e < / O u t S t a n d i n g Q t y _ P u r c h L i n e > + 
+             < P a t t o N a m e _ P u r c h a s e L i n e > P a t t o N a m e _ P u r c h a s e L i n e < / P a t t o N a m e _ P u r c h a s e L i n e > + 
+             < Q u a n t i t y _ P u r c h a s e L i n e > Q u a n t i t y _ P u r c h a s e L i n e < / Q u a n t i t y _ P u r c h a s e L i n e > + 
+         < / P u r c h a s e _ L i n e > + 
+         < S u b t o t a l s > + 
+             < S u b t o t a l s _ A m o u n t O n O r d e r > S u b t o t a l s _ A m o u n t O n O r d e r < / S u b t o t a l s _ A m o u n t O n O r d e r > + 
+             < S u b t o t a l s _ O u t s t a n d i n g Q u a n t i t y > S u b t o t a l s _ O u t s t a n d i n g Q u a n t i t y < / S u b t o t a l s _ O u t s t a n d i n g Q u a n t i t y > + 
+             < S u b t o t a l s _ Q t y O n B a c k O r d e r > S u b t o t a l s _ Q t y O n B a c k O r d e r < / S u b t o t a l s _ Q t y O n B a c k O r d e r > + 
+         < / S u b t o t a l s > + 
+     < / I t e m > + 
+     < T o t a l s > + 
+         < T o t a l s _ O u t s t a n d i n g A m o u n t > T o t a l s _ O u t s t a n d i n g A m o u n t < / T o t a l s _ O u t s t a n d i n g A m o u n t > + 
+     < / T o t a l s > + 
+ < / N a v W o r d R e p o r t X m l P a r t > 
+</file>
+
+<file path=customXml/item4.xml>��< ? x m l   v e r s i o n = " 1 . 0 "   e n c o d i n g = " u t f - 1 6 " ? > + 
+ < N a v W o r d R e p o r t X m l P a r t   x m l n s = " u r n : m i c r o s o f t - d y n a m i c s - b u s i n e s s c e n t r a l / i n t e r n a l / e x t e n d e d / r e p o r t s / I n v e n t o r y _ P u r c h a s e _ O r d e r s / 7 0 9 / " > + 
+     < B C R e p o r t I n f o r m a t i o n > + 
+         < R e p o r t M e t a d a t a > + 
+             < E x t e n s i o n I d > E x t e n s i o n   I D < / E x t e n s i o n I d > + 
+             < E x t e n s i o n N a m e > E x t e n s i o n   N a m e < / E x t e n s i o n N a m e > + 
+             < E x t e n s i o n P u b l i s h e r > E x t e n s i o n   P u b l i s h e r < / E x t e n s i o n P u b l i s h e r > + 
+             < E x t e n s i o n V e r s i o n > E x t e n s i o n   V e r s i o n < / E x t e n s i o n V e r s i o n > + 
+             < R e p o r t I d > R e p o r t   I D < / R e p o r t I d > + 
+             < R e p o r t N a m e > R e p o r t   N a m e < / R e p o r t N a m e > + 
+             < A b o u t T h i s R e p o r t T i t l e > A b o u t   T h i s   R e p o r t   T i t l e < / A b o u t T h i s R e p o r t T i t l e > + 
+             < A b o u t T h i s R e p o r t T e x t > A b o u t   T h i s   R e p o r t   T e x t < / A b o u t T h i s R e p o r t T e x t > + 
+             < R e p o r t H e l p L i n k > R e p o r t   H e l p   L i n k < / R e p o r t H e l p L i n k > + 
+         < / R e p o r t M e t a d a t a > + 
+         < R e p o r t R e q u e s t > + 
+             < T e n a n t E n t r a I d > T e n a n t   E n t r a   I d < / T e n a n t E n t r a I d > + 
+             < E n v i r o n m e n t N a m e > E n v i r o n m e n t   N a m e < / E n v i r o n m e n t N a m e > + 
+             < E n v i r o n m e n t T y p e > E n v i r o n m e n t   T y p e < / E n v i r o n m e n t T y p e > + 
+             < C o m p a n y N a m e > C o m p a n y   N a m e < / C o m p a n y N a m e > + 
+             < C o m p a n y D i s p l a y N a m e > C o m p a n y   D i s p l a y   N a m e < / C o m p a n y D i s p l a y N a m e > + 
+             < C o m p a n y I d > C o m p a n y   I D < / C o m p a n y I d > + 
+             < U s e r N a m e > U s e r   N a m e < / U s e r N a m e > + 
+             < D a t e A n d T i m e > D a t e   a n d   T i m e < / D a t e A n d T i m e > + 
+             < L a n g u a g e > L a n g u a g e < / L a n g u a g e > + 
+             < F o r m a t R e g i o n > F o r m a t   R e g i o n < / F o r m a t R e g i o n > + 
+             < D a t e T i m e V a l u e s > + 
+                 < Y e a r > Y e a r < / Y e a r > + 
+                 < M o n t h N u m b e r > M o n t h   N u m b e r < / M o n t h N u m b e r > + 
+                 < D a y N u m b e r > D a y   N u m b e r < / D a y N u m b e r > + 
+                 < H o u r > H o u r < / H o u r > + 
+                 < M i n u t e > M i n u t e < / M i n u t e > + 
+             < / D a t e T i m e V a l u e s > + 
+         < / R e p o r t R e q u e s t > + 
+         < C o m p a n y M e t a d a t a > + 
+             < C o m p a n y N a m e > C o m p a n y   N a m e < / C o m p a n y N a m e > + 
+             < C o m p a n y D i s p l a y N a m e > C o m p a n y   D i s p l a y   N a m e < / C o m p a n y D i s p l a y N a m e > + 
+             < C o m p a n y A d d r e s s L i n e s > + 
+                 < C o m p a n y A d d r e s s L i n e > C o m p a n y   A d d r e s s   L i n e   1 < / C o m p a n y A d d r e s s L i n e > + 
+                 < C o m p a n y A d d r e s s L i n e > C o m p a n y   A d d r e s s   L i n e   2 < / C o m p a n y A d d r e s s L i n e > + 
+                 < C o m p a n y A d d r e s s L i n e > C o m p a n y   A d d r e s s   L i n e   3 < / C o m p a n y A d d r e s s L i n e > + 
+                 < C o m p a n y A d d r e s s L i n e > C o m p a n y   A d d r e s s   L i n e   4 < / C o m p a n y A d d r e s s L i n e > + 
+                 < C o m p a n y A d d r e s s L i n e > C o m p a n y   A d d r e s s   L i n e   5 < / C o m p a n y A d d r e s s L i n e > + 
+                 < C o m p a n y A d d r e s s L i n e > C o m p a n y   A d d r e s s   L i n e   6 < / C o m p a n y A d d r e s s L i n e > + 
+                 < C o m p a n y A d d r e s s L i n e > C o m p a n y   A d d r e s s   L i n e   7 < / C o m p a n y A d d r e s s L i n e > + 
+                 < C o m p a n y A d d r e s s L i n e > C o m p a n y   A d d r e s s   L i n e   8 < / C o m p a n y A d d r e s s L i n e > + 
+             < / C o m p a n y A d d r e s s L i n e s > + 
+             < C o m p a n y P h o n e > C o m p a n y   P h o n e < / C o m p a n y P h o n e > + 
+             < C o m p a n y P h o n e C a p t i o n > C o m p a n y   P h o n e   C a p t i o n < / C o m p a n y P h o n e C a p t i o n > + 
+             < C o m p a n y F a x N o > C o m p a n y   F a x   N o . < / C o m p a n y F a x N o > + 
+             < C o m p a n y F a x N o C a p t i o n > C o m p a n y   F a x   N o .   C a p t i o n < / C o m p a n y F a x N o C a p t i o n > + 
+             < C o m p a n y E m a i l > C o m p a n y   E m a i l < / C o m p a n y E m a i l > + 
+             < C o m p a n y E m a i l C a p t i o n > C o m p a n y   E m a i l   C a p t i o n < / C o m p a n y E m a i l C a p t i o n > + 
+             < C o m p a n y H o m e P a g e > C o m p a n y   H o m e   P a g e < / C o m p a n y H o m e P a g e > + 
+             < C o m p a n y H o m e P a g e C a p t i o n > C o m p a n y   H o m e   P a g e   C a p t i o n < / C o m p a n y H o m e P a g e C a p t i o n > + 
+             < C o m p a n y L o g o > C o m p a n y   L o g o < / C o m p a n y L o g o > + 
+             < C o m p a n y V A T R e g i s t r a t i o n N o > C o m p a n y   V A T   R e g i s t r a t i o n   N o . < / C o m p a n y V A T R e g i s t r a t i o n N o > + 
+             < C o m p a n y V A T R e g i s t r a t i o n N o C a p t i o n > C o m p a n y   V A T   R e g i s t r a t i o n   N o .   C a p t i o n < / C o m p a n y V A T R e g i s t r a t i o n N o C a p t i o n > + 
+             < C o m p a n y R e g i s t r a t i o n N o > C o m p a n y   R e g i s t r a t i o n   N o . < / C o m p a n y R e g i s t r a t i o n N o > + 
+             < C o m p a n y R e g i s t r a t i o n N o C a p t i o n > C o m p a n y   R e g i s t r a t i o n   N o .   C a p t i o n < / C o m p a n y R e g i s t r a t i o n N o C a p t i o n > + 
+             < C o m p a n y B a n k N a m e > C o m p a n y   B a n k   N a m e < / C o m p a n y B a n k N a m e > + 
+             < C o m p a n y B a n k N a m e C a p t i o n > C o m p a n y   B a n k   N a m e   C a p t i o n < / C o m p a n y B a n k N a m e C a p t i o n > + 
+             < C o m p a n y B a n k A c c o u n t N o > C o m p a n y   B a n k   A c c o u n t   N o . < / C o m p a n y B a n k A c c o u n t N o > + 
+             < C o m p a n y B a n k A c c o u n t N o C a p t i o n > C o m p a n y   B a n k   A c c o u n t   N o .   C a p t i o n < / C o m p a n y B a n k A c c o u n t N o C a p t i o n > + 
+             < C o m p a n y B a n k B r a n c h N o > C o m p a n y   B a n k   B r a n c h   N o . < / C o m p a n y B a n k B r a n c h N o > + 
+             < C o m p a n y B a n k B r a n c h N o C a p t i o n > C o m p a n y   B a n k   B r a n c h   N o .   C a p t i o n < / C o m p a n y B a n k B r a n c h N o C a p t i o n > + 
+             < C o m p a n y I B A N > C o m p a n y   I B A N < / C o m p a n y I B A N > + 
+             < C o m p a n y I B A N C a p t i o n > C o m p a n y   I B A N   C a p t i o n < / C o m p a n y I B A N C a p t i o n > + 
+             < C o m p a n y B a n k S W I F T > C o m p a n y   B a n k   S W I F T < / C o m p a n y B a n k S W I F T > + 
+             < C o m p a n y B a n k S W I F T C a p t i o n > C o m p a n y   B a n k   S W I F T   C a p t i o n < / C o m p a n y B a n k S W I F T C a p t i o n > + 
+             < C o m p a n y G i r o N o > C o m p a n y   G i r o   N o . < / C o m p a n y G i r o N o > + 
+             < C o m p a n y G i r o N o C a p t i o n > C o m p a n y   G i r o   N o .   C a p t i o n < / C o m p a n y G i r o N o C a p t i o n > + 
+         < / C o m p a n y M e t a d a t a > + 
+     < / B C R e p o r t I n f o r m a t i o n > + 
+     < L a b e l s > + 
+         < A b o u t T h e R e p o r t L b l   E l e m e n t T y p e = " P a r a m e t e r "   E l e m e n t I d = " 2 0 0 7 3 2 1 8 4 5 "   D a t a T y p e = " S t r i n g " > A b o u t T h e R e p o r t L b l < / A b o u t T h e R e p o r t L b l > + 
+         < A m t O n O r d e r I n c l V A T L b l   E l e m e n t T y p e = " P a r a m e t e r "   E l e m e n t I d = " 1 2 4 6 1 0 4 7 3 1 "   D a t a T y p e = " S t r i n g " > A m t O n O r d e r I n c l V A T L b l < / A m t O n O r d e r I n c l V A T L b l > + 
+         < C o m p a n y L b l   E l e m e n t T y p e = " P a r a m e t e r "   E l e m e n t I d = " 7 6 3 5 6 2 8 8 8 "   D a t a T y p e = " S t r i n g " > C o m p a n y L b l < / C o m p a n y L b l > + 
+         < D a t a R e t r i e v e d L b l   E l e m e n t T y p e = " P a r a m e t e r "   E l e m e n t I d = " 1 0 9 1 6 8 3 3 6 5 "   D a t a T y p e = " S t r i n g " > D a t a R e t r i e v e d L b l < / D a t a R e t r i e v e d L b l > + 
+         < D i r e c t U n i t C o s t _ P u r c h L i n e C a p t i o n   E l e m e n t T y p e = " P a r a m e t e r "   E l e m e n t I d = " 1 0 7 5 3 4 3 0 0 8 "   D a t a T y p e = " S t r i n g " > D i r e c t U n i t C o s t _ P u r c h L i n e C a p t i o n < / D i r e c t U n i t C o s t _ P u r c h L i n e C a p t i o n > + 
+         < D o c u m e n t a t i o n L b l   E l e m e n t T y p e = " P a r a m e t e r "   E l e m e n t I d = " 1 0 5 1 7 2 3 1 7 3 "   D a t a T y p e = " S t r i n g " > D o c u m e n t a t i o n L b l < / D o c u m e n t a t i o n L b l > + 
+         < D o c u m e n t N o _ P u r c h a s e L i n e C a p t i o n   E l e m e n t T y p e = " P a r a m e t e r "   E l e m e n t I d = " 2 5 1 6 7 4 5 1 1 "   D a t a T y p e = " S t r i n g " > D o c u m e n t N o _ P u r c h a s e L i n e C a p t i o n < / D o c u m e n t N o _ P u r c h a s e L i n e C a p t i o n > + 
+         < E n v i r o n m e n t L b l   E l e m e n t T y p e = " P a r a m e t e r "   E l e m e n t I d = " 2 0 1 5 9 0 6 0 7 0 "   D a t a T y p e = " S t r i n g " > E n v i r o n m e n t L b l < / E n v i r o n m e n t L b l > + 
+         < E x p e c t e d R e c e i p t D a t e L b l   E l e m e n t T y p e = " P a r a m e t e r "   E l e m e n t I d = " 1 8 0 6 8 4 1 2 7 1 "   D a t a T y p e = " S t r i n g " > E x p e c t e d R e c e i p t D a t e L b l < / E x p e c t e d R e c e i p t D a t e L b l > + 
+         < I n v D i s c o u n t A m o u n t L b l   E l e m e n t T y p e = " P a r a m e t e r "   E l e m e n t I d = " 4 2 6 1 1 2 0 8 7 "   D a t a T y p e = " S t r i n g " > I n v D i s c o u n t A m o u n t L b l < / I n v D i s c o u n t A m o u n t L b l > + 
+         < I n v e n t o r y P u r c h O r d e r s L b l   E l e m e n t T y p e = " P a r a m e t e r "   E l e m e n t I d = " 1 9 0 5 3 0 4 5 5 6 "   D a t a T y p e = " S t r i n g " > I n v e n t o r y P u r c h O r d e r s L b l < / I n v e n t o r y P u r c h O r d e r s L b l > + 
+         < I n v e n t o r y P u r c h O r d e r s P r i n t L b l   E l e m e n t T y p e = " P a r a m e t e r "   E l e m e n t I d = " 3 3 3 7 2 2 1 6 5 "   D a t a T y p e = " S t r i n g " > I n v e n t o r y P u r c h O r d e r s P r i n t L b l < / I n v e n t o r y P u r c h O r d e r s P r i n t L b l > + 
+         < I n v P u r c h O r d e r s A n a l y s i s L b l   E l e m e n t T y p e = " P a r a m e t e r "   E l e m e n t I d = " 1 7 1 5 4 1 6 6 2 1 "   D a t a T y p e = " S t r i n g " > I n v P u r c h O r d e r s A n a l y s i s L b l < / I n v P u r c h O r d e r s A n a l y s i s L b l > + 
+         < I t e m D e s c L b l   E l e m e n t T y p e = " P a r a m e t e r "   E l e m e n t I d = " 5 4 3 5 2 9 3 2 5 "   D a t a T y p e = " S t r i n g " > I t e m D e s c L b l < / I t e m D e s c L b l > + 
+         < I t e m N o L b l   E l e m e n t T y p e = " P a r a m e t e r "   E l e m e n t I d = " 1 7 9 0 6 2 1 1 1 5 "   D a t a T y p e = " S t r i n g " > I t e m N o L b l < / I t e m N o L b l > + 
+         < L i n e D i s c o u n t L b l   E l e m e n t T y p e = " P a r a m e t e r "   E l e m e n t I d = " 1 2 9 0 3 1 4 9 0 8 "   D a t a T y p e = " S t r i n g " > L i n e D i s c o u n t L b l < / L i n e D i s c o u n t L b l > + 
+         < O u t S t a n d i n g Q t y _ P u r c h L i n e C a p t i o n   E l e m e n t T y p e = " P a r a m e t e r "   E l e m e n t I d = " 6 3 2 3 9 7 6 4 6 "   D a t a T y p e = " S t r i n g " > O u t S t a n d i n g Q t y _ P u r c h L i n e C a p t i o n < / O u t S t a n d i n g Q t y _ P u r c h L i n e C a p t i o n > + 
+         < Q t y O n B a c k O r d e r L b l   E l e m e n t T y p e = " P a r a m e t e r "   E l e m e n t I d = " 5 9 1 2 0 8 0 9 7 "   D a t a T y p e = " S t r i n g " > Q t y O n B a c k O r d e r L b l < / Q t y O n B a c k O r d e r L b l > + 
+         < Q u a n t i t y _ P u r c h a s e L i n e C a p t i o n   E l e m e n t T y p e = " P a r a m e t e r "   E l e m e n t I d = " 1 5 7 0 2 8 3 4 2 8 "   D a t a T y p e = " S t r i n g " > Q u a n t i t y _ P u r c h a s e L i n e C a p t i o n < / Q u a n t i t y _ P u r c h a s e L i n e C a p t i o n > + 
+         < R e p o r t N a m e L b l   E l e m e n t T y p e = " P a r a m e t e r "   E l e m e n t I d = " 1 5 2 9 7 0 2 3 5 4 "   D a t a T y p e = " S t r i n g " > R e p o r t N a m e L b l < / R e p o r t N a m e L b l > + 
+         < R u n O n L b l   E l e m e n t T y p e = " P a r a m e t e r "   E l e m e n t I d = " 1 6 8 8 7 9 5 3 1 3 "   D a t a T y p e = " S t r i n g " > R u n O n L b l < / R u n O n L b l > + 
+         < T o t a l s L b l   E l e m e n t T y p e = " P a r a m e t e r "   E l e m e n t I d = " 8 3 9 4 3 7 2 1 8 "   D a t a T y p e = " S t r i n g " > T o t a l s L b l < / T o t a l s L b l > + 
+         < U s e r L b l   E l e m e n t T y p e = " P a r a m e t e r "   E l e m e n t I d = " 1 4 8 0 8 1 6 0 6 2 "   D a t a T y p e = " S t r i n g " > U s e r L b l < / U s e r L b l > + 
+         < V e n d o r L b l   E l e m e n t T y p e = " P a r a m e t e r "   E l e m e n t I d = " 6 6 2 2 7 1 2 6 1 "   D a t a T y p e = " S t r i n g " > V e n d o r L b l < / V e n d o r L b l > + 
+     < / L a b e l s > + 
+     < T o o l t i p s > + 
+         < T o o l t i p   c o l u m n = " I t e m N o "   E l e m e n t I d = " 1 8 1 4 6 8 1 6 3 1 " > + 
+             < T o o l t i p T e x t   l a n g = " e n - U S " > S p e c i f i e s   t h e   n u m b e r   o f   t h e   i t e m . < / T o o l t i p T e x t > + 
+         < / T o o l t i p > + 
+         < T o o l t i p   c o l u m n = " D e s c r i p t i o n _ I t e m "   E l e m e n t I d = " 1 5 2 9 8 3 2 4 7 3 " > + 
+             < T o o l t i p T e x t   l a n g = " e n - U S " > S p e c i f i e s   a   d e s c r i p t i o n   o f   t h e   i t e m . < / T o o l t i p T e x t > + 
+         < / T o o l t i p > + 
+         < T o o l t i p   c o l u m n = " D o c u m e n t N o _ P u r c h a s e L i n e "   E l e m e n t I d = " 2 5 1 6 7 4 5 1 1 " > + 
+             < T o o l t i p T e x t   l a n g = " e n - U S " > S p e c i f i e s   t h e   d o c u m e n t   n u m b e r . < / T o o l t i p T e x t > + 
+         < / T o o l t i p > + 
+         < T o o l t i p   c o l u m n = " P a t t o N a m e _ P u r c h a s e L i n e "   E l e m e n t I d = " 8 8 6 2 5 0 4 0 2 " > + 
+             < T o o l t i p T e x t   l a n g = " e n - U S " > S p e c i f i e s   t h e   n a m e   o f   t h e   v e n d o r   w h o   y o u   r e c e i v e d   t h e   i n v o i c e   f r o m . < / T o o l t i p T e x t > + 
+         < / T o o l t i p > + 
+         < T o o l t i p   c o l u m n = " Q u a n t i t y _ P u r c h a s e L i n e "   E l e m e n t I d = " 1 5 7 0 2 8 3 4 2 8 " > + 
+             < T o o l t i p T e x t   l a n g = " e n - U S " > S p e c i f i e s   t h e   n u m b e r   o f   u n i t s   o f   t h e   i t e m   s p e c i f i e d   o n   t h e   l i n e . < / T o o l t i p T e x t > + 
+         < / T o o l t i p > + 
+         < T o o l t i p   c o l u m n = " O u t S t a n d i n g Q t y _ P u r c h L i n e "   E l e m e n t I d = " 6 3 2 3 9 7 6 4 6 " > + 
+             < T o o l t i p T e x t   l a n g = " e n - U S " > S p e c i f i e s   h o w   m a n y   u n i t s   o n   t h e   o r d e r   l i n e   h a v e   n o t   y e t   b e e n   r e c e i v e d . < / T o o l t i p T e x t > + 
+         < / T o o l t i p > + 
+         < T o o l t i p   c o l u m n = " D i r e c t U n i t C o s t _ P u r c h L i n e "   E l e m e n t I d = " 1 0 7 5 3 4 3 0 0 8 " > + 
+             < T o o l t i p T e x t   l a n g = " e n - U S " > S p e c i f i e s   t h e   c o s t   o f   o n e   u n i t   o f   t h e   s e l e c t e d   i t e m   o r   r e s o u r c e . < / T o o l t i p T e x t > + 
+         < / T o o l t i p > + 
+         < T o o l t i p   c o l u m n = " L i n e D i s c o u n t _ P u r c h a s e L i n e "   E l e m e n t I d = " 2 0 0 4 6 2 4 9 1 6 " > + 
+             < T o o l t i p T e x t   l a n g = " e n - U S " > S p e c i f i e s   t h e   d i s c o u n t   p e r c e n t a g e   t h a t   i s   g r a n t e d   f o r   t h e   i t e m   o n   t h e   l i n e . < / T o o l t i p T e x t > + 
+         < / T o o l t i p > + 
+         < T o o l t i p   c o l u m n = " I n v D i s c o u n t A m t _ P u r c h L i n e "   E l e m e n t I d = " 9 5 7 0 0 8 9 2 " > + 
+             < T o o l t i p T e x t   l a n g = " e n - U S " > S p e c i f i e s   t h e   t o t a l   c a l c u l a t e d   i n v o i c e   d i s c o u n t   a m o u n t   f o r   t h e   l i n e . < / T o o l t i p T e x t > + 
+         < / T o o l t i p > + 
+     < / T o o l t i p s > + 
+     < I t e m   E l e m e n t T y p e = " D a t a I t e m "   E l e m e n t I d = " 1 1 2 8 8 3 0 2 4 8 " > + 
+         < B a c k O r d e r Q t y C a p t i o n   E l e m e n t T y p e = " C o l u m n "   E l e m e n t I d = " 7 6 5 1 5 4 2 3 0 "   D a t a T y p e = " L a b e l "   O b s o l e t e S t a t e = " P e n d i n g " > B a c k O r d e r Q t y C a p t i o n < / B a c k O r d e r Q t y C a p t i o n > + 
+         < C o m p a n y N a m e   E l e m e n t T y p e = " C o l u m n "   E l e m e n t I d = " 1 5 9 5 4 7 7 3 9 5 "   D a t a T y p e = " S t r i n g " > C o m p a n y N a m e < / C o m p a n y N a m e > + 
+         < C u r r R e p o r t P a g e N o C a p t i o n   E l e m e n t T y p e = " C o l u m n "   E l e m e n t I d = " 2 0 2 2 2 2 5 3 5 1 "   D a t a T y p e = " L a b e l "   O b s o l e t e S t a t e = " P e n d i n g " > C u r r R e p o r t P a g e N o C a p t i o n < / C u r r R e p o r t P a g e N o C a p t i o n > + 
+         < D e s c r i p t i o n _ I t e m   E l e m e n t T y p e = " C o l u m n "   E l e m e n t I d = " 1 5 2 9 8 3 2 4 7 3 "   D a t a T y p e = " T e x t " > D e s c r i p t i o n _ I t e m < / D e s c r i p t i o n _ I t e m > + 
+         < G l o b a l D i m 1 F i l t e r _ I t e m   E l e m e n t T y p e = " C o l u m n "   E l e m e n t I d = " 8 2 6 3 5 2 8 3 7 "   D a t a T y p e = " C o d e " > G l o b a l D i m 1 F i l t e r _ I t e m < / G l o b a l D i m 1 F i l t e r _ I t e m > + 
+         < G l o b a l D i m 2 F i l t e r _ I t e m   E l e m e n t T y p e = " C o l u m n "   E l e m e n t I d = " 1 4 9 2 3 7 1 7 5 0 "   D a t a T y p e = " C o d e " > G l o b a l D i m 2 F i l t e r _ I t e m < / G l o b a l D i m 2 F i l t e r _ I t e m > + 
+         < I n v e n t o r y P u r c h a s e O r d e r s C a p t i o n   E l e m e n t T y p e = " C o l u m n "   E l e m e n t I d = " 1 6 2 2 6 4 3 6 3 3 "   D a t a T y p e = " L a b e l "   O b s o l e t e S t a t e = " P e n d i n g " > I n v e n t o r y P u r c h a s e O r d e r s C a p t i o n < / I n v e n t o r y P u r c h a s e O r d e r s C a p t i o n > + 
+         < I t e m B i n F i l t e r   E l e m e n t T y p e = " C o l u m n "   E l e m e n t I d = " 5 8 8 7 8 0 5 5 5 "   D a t a T y p e = " C o d e " > I t e m B i n F i l t e r < / I t e m B i n F i l t e r > + 
+         < I t e m F i l t e r   E l e m e n t T y p e = " C o l u m n "   E l e m e n t I d = " 5 9 3 7 9 7 3 7 6 "   D a t a T y p e = " T e x t "   O b s o l e t e S t a t e = " P e n d i n g " > I t e m F i l t e r < / I t e m F i l t e r > + 
+         < I t e m N o   E l e m e n t T y p e = " C o l u m n "   E l e m e n t I d = " 1 8 1 4 6 8 1 6 3 1 "   D a t a T y p e = " C o d e " > I t e m N o < / I t e m N o > + 
+         < I t e m T a b l e C a p t I t e m F i l t e r   E l e m e n t T y p e = " C o l u m n "   E l e m e n t I d = " 2 1 6 8 8 1 9 4 1 "   D a t a T y p e = " T e x t " > I t e m T a b l e C a p t I t e m F i l t e r < / I t e m T a b l e C a p t I t e m F i l t e r > + 
+         < L o c a t i o n F i l t e r _ I t e m   E l e m e n t T y p e = " C o l u m n "   E l e m e n t I d = " 5 8 9 4 7 3 7 5 8 "   D a t a T y p e = " C o d e " > L o c a t i o n F i l t e r _ I t e m < / L o c a t i o n F i l t e r _ I t e m > + 
+         < O u t s t a n d i n g A m t _ P u r c h L i n e   E l e m e n t T y p e = " C o l u m n "   E l e m e n t I d = " 1 0 4 1 1 5 0 9 4 2 "   D a t a T y p e = " D e c i m a l " > O u t s t a n d i n g A m t _ P u r c h L i n e < / O u t s t a n d i n g A m t _ P u r c h L i n e > + 
+         < P u r c h a s e L i n e E x p e c t e d R e c e i p t D a t e C a p t i o n   E l e m e n t T y p e = " C o l u m n "   E l e m e n t I d = " 1 9 4 5 3 9 0 1 1 2 "   D a t a T y p e = " L a b e l "   O b s o l e t e S t a t e = " P e n d i n g " > P u r c h a s e L i n e E x p e c t e d R e c e i p t D a t e C a p t i o n < / P u r c h a s e L i n e E x p e c t e d R e c e i p t D a t e C a p t i o n > + 
+         < P u r c h a s e L i n e F i l t e r   E l e m e n t T y p e = " C o l u m n "   E l e m e n t I d = " 1 5 1 0 0 0 5 3 6 "   D a t a T y p e = " T e x t " > P u r c h a s e L i n e F i l t e r < / P u r c h a s e L i n e F i l t e r > + 
+         < P u r c h a s e L i n e I n v D i s c o u n t A m o u n t C a p t i o n   E l e m e n t T y p e = " C o l u m n "   E l e m e n t I d = " 5 3 0 0 6 9 4 6 "   D a t a T y p e = " L a b e l "   O b s o l e t e S t a t e = " P e n d i n g " > P u r c h a s e L i n e I n v D i s c o u n t A m o u n t C a p t i o n < / P u r c h a s e L i n e I n v D i s c o u n t A m o u n t C a p t i o n > + 
+         < P u r c h a s e L i n e L i n e D i s c o u n t C a p t i o n   E l e m e n t T y p e = " C o l u m n "   E l e m e n t I d = " 8 5 1 0 0 0 7 7 1 "   D a t a T y p e = " L a b e l "   O b s o l e t e S t a t e = " P e n d i n g " > P u r c h a s e L i n e L i n e D i s c o u n t C a p t i o n < / P u r c h a s e L i n e L i n e D i s c o u n t C a p t i o n > + 
+         < P u r c h a s e L i n e O u t s t a n d i n g A m o u n t C a p t i o n   E l e m e n t T y p e = " C o l u m n "   E l e m e n t I d = " 1 3 8 4 1 8 0 0 2 4 "   D a t a T y p e = " L a b e l "   O b s o l e t e S t a t e = " P e n d i n g " > P u r c h a s e L i n e O u t s t a n d i n g A m o u n t C a p t i o n < / P u r c h a s e L i n e O u t s t a n d i n g A m o u n t C a p t i o n > + 
+         < P u r c h H e a d e r P a y t o N a m e C a p t i o n   E l e m e n t T y p e = " C o l u m n "   E l e m e n t I d = " 1 2 1 9 7 4 3 9 6 4 "   D a t a T y p e = " L a b e l "   O b s o l e t e S t a t e = " P e n d i n g " > P u r c h H e a d e r P a y t o N a m e C a p t i o n < / P u r c h H e a d e r P a y t o N a m e C a p t i o n > + 
+         < P u r c h L i n e F i l t e r   E l e m e n t T y p e = " C o l u m n "   E l e m e n t I d = " 6 5 3 3 8 0 3 4 5 "   D a t a T y p e = " T e x t "   O b s o l e t e S t a t e = " P e n d i n g " > P u r c h L i n e F i l t e r < / P u r c h L i n e F i l t e r > + 
+         < P u r c h O r d L n P u r c h L n F i l t e r   E l e m e n t T y p e = " C o l u m n "   E l e m e n t I d = " 1 1 5 0 4 7 0 4 0 4 "   D a t a T y p e = " S t r i n g "   O b s o l e t e S t a t e = " P e n d i n g " > P u r c h O r d L n P u r c h L n F i l t e r < / P u r c h O r d L n P u r c h L n F i l t e r > + 
+         < T o t a l C a p t i o n   E l e m e n t T y p e = " C o l u m n "   E l e m e n t I d = " 7 0 7 1 0 2 6 9 5 "   D a t a T y p e = " L a b e l "   O b s o l e t e S t a t e = " P e n d i n g " > T o t a l C a p t i o n < / T o t a l C a p t i o n > + 
+         < V a r i a n t F i l t e r _ I t e m   E l e m e n t T y p e = " C o l u m n "   E l e m e n t I d = " 9 4 9 9 4 3 6 4 8 "   D a t a T y p e = " C o d e " > V a r i a n t F i l t e r _ I t e m < / V a r i a n t F i l t e r _ I t e m > + 
+         < P u r c h a s e _ L i n e   E l e m e n t T y p e = " D a t a I t e m "   E l e m e n t I d = " 1 2 9 1 3 1 7 9 1 1 " > + 
+             < B a c k O r d e r Q t y   E l e m e n t T y p e = " C o l u m n "   E l e m e n t I d = " 7 1 9 7 4 8 8 0 4 "   D a t a T y p e = " D e c i m a l " > B a c k O r d e r Q t y < / B a c k O r d e r Q t y > + 
+             < D e s c r i p t i o n 1 _ I t e m   E l e m e n t T y p e = " C o l u m n "   E l e m e n t I d = " 8 7 1 1 8 4 4 4 8 "   D a t a T y p e = " T e x t " > D e s c r i p t i o n 1 _ I t e m < / D e s c r i p t i o n 1 _ I t e m > + 
+             < D i r e c t U n i t C o s t _ P u r c h L i n e   E l e m e n t T y p e = " C o l u m n "   E l e m e n t I d = " 1 0 7 5 3 4 3 0 0 8 "   D a t a T y p e = " D e c i m a l " > D i r e c t U n i t C o s t _ P u r c h L i n e < / D i r e c t U n i t C o s t _ P u r c h L i n e > + 
+             < D o c u m e n t N o _ P u r c h a s e L i n e   E l e m e n t T y p e = " C o l u m n "   E l e m e n t I d = " 2 5 1 6 7 4 5 1 1 "   D a t a T y p e = " C o d e " > D o c u m e n t N o _ P u r c h a s e L i n e < / D o c u m e n t N o _ P u r c h a s e L i n e > + 
+             < E x p R e c e i p t D t _ P u r c h a s e L i n e   E l e m e n t T y p e = " C o l u m n "   E l e m e n t I d = " 6 8 5 0 1 4 1 9 8 "   D a t a T y p e = " S t r i n g " > E x p R e c e i p t D t _ P u r c h a s e L i n e < / E x p R e c e i p t D t _ P u r c h a s e L i n e > + 
+             < I n v D i s c o u n t A m t _ P u r c h L i n e   E l e m e n t T y p e = " C o l u m n "   E l e m e n t I d = " 9 5 7 0 0 8 9 2 "   D a t a T y p e = " D e c i m a l " > I n v D i s c o u n t A m t _ P u r c h L i n e < / I n v D i s c o u n t A m t _ P u r c h L i n e > + 
+             < L i n e D i s c o u n t _ P u r c h a s e L i n e   E l e m e n t T y p e = " C o l u m n "   E l e m e n t I d = " 2 0 0 4 6 2 4 9 1 6 "   D a t a T y p e = " D e c i m a l " > L i n e D i s c o u n t _ P u r c h a s e L i n e < / L i n e D i s c o u n t _ P u r c h a s e L i n e > + 
+             < O u t s t a n d i n g A m t 1 _ P u r c h L i n e   E l e m e n t T y p e = " C o l u m n "   E l e m e n t I d = " 1 0 6 4 5 5 3 0 9 "   D a t a T y p e = " D e c i m a l " > O u t s t a n d i n g A m t 1 _ P u r c h L i n e < / O u t s t a n d i n g A m t 1 _ P u r c h L i n e > + 
+             < O u t S t a n d i n g Q t y _ P u r c h L i n e   E l e m e n t T y p e = " C o l u m n "   E l e m e n t I d = " 6 3 2 3 9 7 6 4 6 "   D a t a T y p e = " D e c i m a l " > O u t S t a n d i n g Q t y _ P u r c h L i n e < / O u t S t a n d i n g Q t y _ P u r c h L i n e > + 
+             < P a t t o N a m e _ P u r c h a s e L i n e   E l e m e n t T y p e = " C o l u m n "   E l e m e n t I d = " 8 8 6 2 5 0 4 0 2 "   D a t a T y p e = " T e x t " > P a t t o N a m e _ P u r c h a s e L i n e < / P a t t o N a m e _ P u r c h a s e L i n e > + 
+             < Q u a n t i t y _ P u r c h a s e L i n e   E l e m e n t T y p e = " C o l u m n "   E l e m e n t I d = " 1 5 7 0 2 8 3 4 2 8 "   D a t a T y p e = " D e c i m a l " > Q u a n t i t y _ P u r c h a s e L i n e < / Q u a n t i t y _ P u r c h a s e L i n e > + 
+         < / P u r c h a s e _ L i n e > + 
+         < S u b t o t a l s   E l e m e n t T y p e = " D a t a I t e m "   E l e m e n t I d = " 8 3 8 6 9 3 5 6 0 " > + 
+             < S u b t o t a l s _ A m o u n t O n O r d e r   E l e m e n t T y p e = " C o l u m n "   E l e m e n t I d = " 4 5 2 4 9 8 1 3 2 "   D a t a T y p e = " D e c i m a l " > S u b t o t a l s _ A m o u n t O n O r d e r < / S u b t o t a l s _ A m o u n t O n O r d e r > + 
+             < S u b t o t a l s _ O u t s t a n d i n g Q u a n t i t y   E l e m e n t T y p e = " C o l u m n "   E l e m e n t I d = " 1 5 9 6 8 9 3 6 5 0 "   D a t a T y p e = " D e c i m a l " > S u b t o t a l s _ O u t s t a n d i n g Q u a n t i t y < / S u b t o t a l s _ O u t s t a n d i n g Q u a n t i t y > + 
+             < S u b t o t a l s _ Q t y O n B a c k O r d e r   E l e m e n t T y p e = " C o l u m n "   E l e m e n t I d = " 6 0 0 5 8 8 5 4 5 "   D a t a T y p e = " D e c i m a l " > S u b t o t a l s _ Q t y O n B a c k O r d e r < / S u b t o t a l s _ Q t y O n B a c k O r d e r > + 
+         < / S u b t o t a l s > + 
+     < / I t e m > + 
+     < T o t a l s   E l e m e n t T y p e = " D a t a I t e m "   E l e m e n t I d = " 1 8 2 3 9 5 0 0 4 4 " > + 
+         < T o t a l s _ O u t s t a n d i n g A m o u n t   E l e m e n t T y p e = " C o l u m n "   E l e m e n t I d = " 7 6 5 2 3 8 7 4 7 "   D a t a T y p e = " D e c i m a l " > T o t a l s _ O u t s t a n d i n g A m o u n t < / T o t a l s _ O u t s t a n d i n g A m o u n t > + 
+     < / T o t a l s > + 
+ < / N a v W o r d R e p o r t X m l P a r t > 
 </file>
 
 <file path=customXml/itemProps2.xml><?xml version="1.0" encoding="utf-8"?>

--- a/src/Layers/W1/BaseApp/Inventory/Reports/InventoryPurchaseOrders.docx
+++ b/src/Layers/W1/BaseApp/Inventory/Reports/InventoryPurchaseOrders.docx
@@ -5014,6 +5014,8 @@
  
              < R e p o r t N a m e > R e p o r t   N a m e < / R e p o r t N a m e >   
+             < R e p o r t C a p t i o n > R e p o r t   C a p t i o n < / R e p o r t C a p t i o n > + 
              < A b o u t T h i s R e p o r t T i t l e > A b o u t   T h i s   R e p o r t   T i t l e < / A b o u t T h i s R e p o r t T i t l e >   
              < A b o u t T h i s R e p o r t T e x t > A b o u t   T h i s   R e p o r t   T e x t < / A b o u t T h i s R e p o r t T e x t > @@ -5068,21 +5070,21 @@
  
              < C o m p a n y A d d r e s s L i n e s >   
-                 < C o m p a n y A d d r e s s L i n e > C o m p a n y   A d d r e s s   L i n e   1 < / C o m p a n y A d d r e s s L i n e > - 
-                 < C o m p a n y A d d r e s s L i n e > C o m p a n y   A d d r e s s   L i n e   2 < / C o m p a n y A d d r e s s L i n e > - 
-                 < C o m p a n y A d d r e s s L i n e > C o m p a n y   A d d r e s s   L i n e   3 < / C o m p a n y A d d r e s s L i n e > - 
-                 < C o m p a n y A d d r e s s L i n e > C o m p a n y   A d d r e s s   L i n e   4 < / C o m p a n y A d d r e s s L i n e > - 
-                 < C o m p a n y A d d r e s s L i n e > C o m p a n y   A d d r e s s   L i n e   5 < / C o m p a n y A d d r e s s L i n e > - 
-                 < C o m p a n y A d d r e s s L i n e > C o m p a n y   A d d r e s s   L i n e   6 < / C o m p a n y A d d r e s s L i n e > - 
-                 < C o m p a n y A d d r e s s L i n e > C o m p a n y   A d d r e s s   L i n e   7 < / C o m p a n y A d d r e s s L i n e > - 
-                 < C o m p a n y A d d r e s s L i n e > C o m p a n y   A d d r e s s   L i n e   8 < / C o m p a n y A d d r e s s L i n e > +                 < C o m p a n y A d d r e s s L i n e 1 > C o m p a n y   A d d r e s s   L i n e   1 < / C o m p a n y A d d r e s s L i n e 1 > + 
+                 < C o m p a n y A d d r e s s L i n e 2 > C o m p a n y   A d d r e s s   L i n e   2 < / C o m p a n y A d d r e s s L i n e 2 > + 
+                 < C o m p a n y A d d r e s s L i n e 3 > C o m p a n y   A d d r e s s   L i n e   3 < / C o m p a n y A d d r e s s L i n e 3 > + 
+                 < C o m p a n y A d d r e s s L i n e 4 > C o m p a n y   A d d r e s s   L i n e   4 < / C o m p a n y A d d r e s s L i n e 4 > + 
+                 < C o m p a n y A d d r e s s L i n e 5 > C o m p a n y   A d d r e s s   L i n e   5 < / C o m p a n y A d d r e s s L i n e 5 > + 
+                 < C o m p a n y A d d r e s s L i n e 6 > C o m p a n y   A d d r e s s   L i n e   6 < / C o m p a n y A d d r e s s L i n e 6 > + 
+                 < C o m p a n y A d d r e s s L i n e 7 > C o m p a n y   A d d r e s s   L i n e   7 < / C o m p a n y A d d r e s s L i n e 7 > + 
+                 < C o m p a n y A d d r e s s L i n e 8 > C o m p a n y   A d d r e s s   L i n e   8 < / C o m p a n y A d d r e s s L i n e 8 >   
              < / C o m p a n y A d d r e s s L i n e s >   
@@ -5307,6 +5309,8 @@
  
              < R e p o r t N a m e > R e p o r t   N a m e < / R e p o r t N a m e >   
+             < R e p o r t C a p t i o n > R e p o r t   C a p t i o n < / R e p o r t C a p t i o n > + 
              < A b o u t T h i s R e p o r t T i t l e > A b o u t   T h i s   R e p o r t   T i t l e < / A b o u t T h i s R e p o r t T i t l e >   
              < A b o u t T h i s R e p o r t T e x t > A b o u t   T h i s   R e p o r t   T e x t < / A b o u t T h i s R e p o r t T e x t > @@ -5361,21 +5365,21 @@
  
              < C o m p a n y A d d r e s s L i n e s >   
-                 < C o m p a n y A d d r e s s L i n e > C o m p a n y   A d d r e s s   L i n e   1 < / C o m p a n y A d d r e s s L i n e > - 
-                 < C o m p a n y A d d r e s s L i n e > C o m p a n y   A d d r e s s   L i n e   2 < / C o m p a n y A d d r e s s L i n e > - 
-                 < C o m p a n y A d d r e s s L i n e > C o m p a n y   A d d r e s s   L i n e   3 < / C o m p a n y A d d r e s s L i n e > - 
-                 < C o m p a n y A d d r e s s L i n e > C o m p a n y   A d d r e s s   L i n e   4 < / C o m p a n y A d d r e s s L i n e > - 
-                 < C o m p a n y A d d r e s s L i n e > C o m p a n y   A d d r e s s   L i n e   5 < / C o m p a n y A d d r e s s L i n e > - 
-                 < C o m p a n y A d d r e s s L i n e > C o m p a n y   A d d r e s s   L i n e   6 < / C o m p a n y A d d r e s s L i n e > - 
-                 < C o m p a n y A d d r e s s L i n e > C o m p a n y   A d d r e s s   L i n e   7 < / C o m p a n y A d d r e s s L i n e > - 
-                 < C o m p a n y A d d r e s s L i n e > C o m p a n y   A d d r e s s   L i n e   8 < / C o m p a n y A d d r e s s L i n e > +                 < C o m p a n y A d d r e s s L i n e 1 > C o m p a n y   A d d r e s s   L i n e   1 < / C o m p a n y A d d r e s s L i n e 1 > + 
+                 < C o m p a n y A d d r e s s L i n e 2 > C o m p a n y   A d d r e s s   L i n e   2 < / C o m p a n y A d d r e s s L i n e 2 > + 
+                 < C o m p a n y A d d r e s s L i n e 3 > C o m p a n y   A d d r e s s   L i n e   3 < / C o m p a n y A d d r e s s L i n e 3 > + 
+                 < C o m p a n y A d d r e s s L i n e 4 > C o m p a n y   A d d r e s s   L i n e   4 < / C o m p a n y A d d r e s s L i n e 4 > + 
+                 < C o m p a n y A d d r e s s L i n e 5 > C o m p a n y   A d d r e s s   L i n e   5 < / C o m p a n y A d d r e s s L i n e 5 > + 
+                 < C o m p a n y A d d r e s s L i n e 6 > C o m p a n y   A d d r e s s   L i n e   6 < / C o m p a n y A d d r e s s L i n e 6 > + 
+                 < C o m p a n y A d d r e s s L i n e 7 > C o m p a n y   A d d r e s s   L i n e   7 < / C o m p a n y A d d r e s s L i n e 7 > + 
+                 < C o m p a n y A d d r e s s L i n e 8 > C o m p a n y   A d d r e s s   L i n e   8 < / C o m p a n y A d d r e s s L i n e 8 >   
              < / C o m p a n y A d d r e s s L i n e s >   

--- a/src/Layers/W1/BaseApp/Inventory/Reports/InventoryPurchaseOrders.docx
+++ b/src/Layers/W1/BaseApp/Inventory/Reports/InventoryPurchaseOrders.docx
@@ -47,12 +47,12 @@
               <w:szCs w:val="14"/>
             </w:rPr>
             <w:alias w:val="#Nav: /Labels/DocumentNo_PurchaseLineCaption"/>
-            <w:tag w:val="#Nav: Inventory_Purchase_Orders/709"/>
+            <w:tag w:val="#Nav: FS_YSD_InventoryPurchaseOrders/50009"/>
             <w:id w:val="1297017618"/>
             <w:placeholder>
               <w:docPart w:val="A636C7B40AEE4D11A6AF7EE60675B082"/>
             </w:placeholder>
-            <w:dataBinding w:prefixMappings="xmlns:ns0='urn:microsoft-dynamics-nav/reports/Inventory_Purchase_Orders/709/'" w:xpath="/ns0:NavWordReportXmlPart[1]/ns0:Labels[1]/ns0:DocumentNo_PurchaseLineCaption[1]" w:storeItemID="{7300FECE-4CC6-4A48-B47D-8F0EA2F23007}"/>
+            <w:dataBinding w:prefixMappings="xmlns:ns0='urn:microsoft-dynamics-nav/reports/FS_YSD_InventoryPurchaseOrders/50009/' " w:xpath="/ns0:NavWordReportXmlPart[1]/ns0:Labels[1]/ns0:DocumentNo_PurchaseLineCaption[1]" w:storeItemID="{7300FECE-4CC6-4A48-B47D-8F0EA2F23007}"/>
             <w:text/>
           </w:sdtPr>
           <w:sdtContent>
@@ -93,12 +93,12 @@
               <w:szCs w:val="14"/>
             </w:rPr>
             <w:alias w:val="#Nav: /Labels/VendorLbl"/>
-            <w:tag w:val="#Nav: Inventory_Purchase_Orders/709"/>
+            <w:tag w:val="#Nav: FS_YSD_InventoryPurchaseOrders/50009"/>
             <w:id w:val="-1508901784"/>
             <w:placeholder>
               <w:docPart w:val="8E3C3AA546964247A6FA59B13EAA8E4E"/>
             </w:placeholder>
-            <w:dataBinding w:prefixMappings="xmlns:ns0='urn:microsoft-dynamics-nav/reports/Inventory_Purchase_Orders/709/'" w:xpath="/ns0:NavWordReportXmlPart[1]/ns0:Labels[1]/ns0:VendorLbl[1]" w:storeItemID="{7300FECE-4CC6-4A48-B47D-8F0EA2F23007}"/>
+            <w:dataBinding w:prefixMappings="xmlns:ns0='urn:microsoft-dynamics-nav/reports/FS_YSD_InventoryPurchaseOrders/50009/' " w:xpath="/ns0:NavWordReportXmlPart[1]/ns0:Labels[1]/ns0:VendorLbl[1]" w:storeItemID="{7300FECE-4CC6-4A48-B47D-8F0EA2F23007}"/>
             <w:text/>
           </w:sdtPr>
           <w:sdtContent>
@@ -139,12 +139,12 @@
               <w:szCs w:val="14"/>
             </w:rPr>
             <w:alias w:val="#Nav: /Labels/ExpectedReceiptDateLbl"/>
-            <w:tag w:val="#Nav: Inventory_Purchase_Orders/709"/>
+            <w:tag w:val="#Nav: FS_YSD_InventoryPurchaseOrders/50009"/>
             <w:id w:val="2091425775"/>
             <w:placeholder>
               <w:docPart w:val="A636C7B40AEE4D11A6AF7EE60675B082"/>
             </w:placeholder>
-            <w:dataBinding w:prefixMappings="xmlns:ns0='urn:microsoft-dynamics-nav/reports/Inventory_Purchase_Orders/709/'" w:xpath="/ns0:NavWordReportXmlPart[1]/ns0:Labels[1]/ns0:ExpectedReceiptDateLbl[1]" w:storeItemID="{7300FECE-4CC6-4A48-B47D-8F0EA2F23007}"/>
+            <w:dataBinding w:prefixMappings="xmlns:ns0='urn:microsoft-dynamics-nav/reports/FS_YSD_InventoryPurchaseOrders/50009/' " w:xpath="/ns0:NavWordReportXmlPart[1]/ns0:Labels[1]/ns0:ExpectedReceiptDateLbl[1]" w:storeItemID="{7300FECE-4CC6-4A48-B47D-8F0EA2F23007}"/>
             <w:text/>
           </w:sdtPr>
           <w:sdtContent>
@@ -185,12 +185,12 @@
               <w:szCs w:val="14"/>
             </w:rPr>
             <w:alias w:val="#Nav: /Labels/Quantity_PurchaseLineCaption"/>
-            <w:tag w:val="#Nav: Inventory_Purchase_Orders/709"/>
+            <w:tag w:val="#Nav: FS_YSD_InventoryPurchaseOrders/50009"/>
             <w:id w:val="-18707178"/>
             <w:placeholder>
               <w:docPart w:val="A636C7B40AEE4D11A6AF7EE60675B082"/>
             </w:placeholder>
-            <w:dataBinding w:prefixMappings="xmlns:ns0='urn:microsoft-dynamics-nav/reports/Inventory_Purchase_Orders/709/'" w:xpath="/ns0:NavWordReportXmlPart[1]/ns0:Labels[1]/ns0:Quantity_PurchaseLineCaption[1]" w:storeItemID="{7300FECE-4CC6-4A48-B47D-8F0EA2F23007}"/>
+            <w:dataBinding w:prefixMappings="xmlns:ns0='urn:microsoft-dynamics-nav/reports/FS_YSD_InventoryPurchaseOrders/50009/' " w:xpath="/ns0:NavWordReportXmlPart[1]/ns0:Labels[1]/ns0:Quantity_PurchaseLineCaption[1]" w:storeItemID="{7300FECE-4CC6-4A48-B47D-8F0EA2F23007}"/>
             <w:text/>
           </w:sdtPr>
           <w:sdtContent>
@@ -232,12 +232,12 @@
               <w:szCs w:val="14"/>
             </w:rPr>
             <w:alias w:val="#Nav: /Labels/OutStandingQty_PurchLineCaption"/>
-            <w:tag w:val="#Nav: Inventory_Purchase_Orders/709"/>
+            <w:tag w:val="#Nav: FS_YSD_InventoryPurchaseOrders/50009"/>
             <w:id w:val="331422097"/>
             <w:placeholder>
               <w:docPart w:val="A636C7B40AEE4D11A6AF7EE60675B082"/>
             </w:placeholder>
-            <w:dataBinding w:prefixMappings="xmlns:ns0='urn:microsoft-dynamics-nav/reports/Inventory_Purchase_Orders/709/'" w:xpath="/ns0:NavWordReportXmlPart[1]/ns0:Labels[1]/ns0:OutStandingQty_PurchLineCaption[1]" w:storeItemID="{7300FECE-4CC6-4A48-B47D-8F0EA2F23007}"/>
+            <w:dataBinding w:prefixMappings="xmlns:ns0='urn:microsoft-dynamics-nav/reports/FS_YSD_InventoryPurchaseOrders/50009/' " w:xpath="/ns0:NavWordReportXmlPart[1]/ns0:Labels[1]/ns0:OutStandingQty_PurchLineCaption[1]" w:storeItemID="{7300FECE-4CC6-4A48-B47D-8F0EA2F23007}"/>
             <w:text/>
           </w:sdtPr>
           <w:sdtContent>
@@ -287,12 +287,12 @@
                 <w:szCs w:val="14"/>
               </w:rPr>
               <w:alias w:val="#Nav: /Labels/QtyOnBackOrderLbl"/>
-              <w:tag w:val="#Nav: Inventory_Purchase_Orders/709"/>
+              <w:tag w:val="#Nav: FS_YSD_InventoryPurchaseOrders/50009"/>
               <w:id w:val="-2033094642"/>
               <w:placeholder>
                 <w:docPart w:val="A636C7B40AEE4D11A6AF7EE60675B082"/>
               </w:placeholder>
-              <w:dataBinding w:prefixMappings="xmlns:ns0='urn:microsoft-dynamics-nav/reports/Inventory_Purchase_Orders/709/'" w:xpath="/ns0:NavWordReportXmlPart[1]/ns0:Labels[1]/ns0:QtyOnBackOrderLbl[1]" w:storeItemID="{7300FECE-4CC6-4A48-B47D-8F0EA2F23007}"/>
+              <w:dataBinding w:prefixMappings="xmlns:ns0='urn:microsoft-dynamics-nav/reports/FS_YSD_InventoryPurchaseOrders/50009/' " w:xpath="/ns0:NavWordReportXmlPart[1]/ns0:Labels[1]/ns0:QtyOnBackOrderLbl[1]" w:storeItemID="{7300FECE-4CC6-4A48-B47D-8F0EA2F23007}"/>
               <w:text/>
             </w:sdtPr>
             <w:sdtContent>
@@ -326,12 +326,12 @@
               <w:szCs w:val="14"/>
             </w:rPr>
             <w:alias w:val="#Nav: /Labels/DirectUnitCost_PurchLineCaption"/>
-            <w:tag w:val="#Nav: Inventory_Purchase_Orders/709"/>
+            <w:tag w:val="#Nav: FS_YSD_InventoryPurchaseOrders/50009"/>
             <w:id w:val="1760404677"/>
             <w:placeholder>
               <w:docPart w:val="A636C7B40AEE4D11A6AF7EE60675B082"/>
             </w:placeholder>
-            <w:dataBinding w:prefixMappings="xmlns:ns0='urn:microsoft-dynamics-nav/reports/Inventory_Purchase_Orders/709/'" w:xpath="/ns0:NavWordReportXmlPart[1]/ns0:Labels[1]/ns0:DirectUnitCost_PurchLineCaption[1]" w:storeItemID="{7300FECE-4CC6-4A48-B47D-8F0EA2F23007}"/>
+            <w:dataBinding w:prefixMappings="xmlns:ns0='urn:microsoft-dynamics-nav/reports/FS_YSD_InventoryPurchaseOrders/50009/' " w:xpath="/ns0:NavWordReportXmlPart[1]/ns0:Labels[1]/ns0:DirectUnitCost_PurchLineCaption[1]" w:storeItemID="{7300FECE-4CC6-4A48-B47D-8F0EA2F23007}"/>
             <w:text/>
           </w:sdtPr>
           <w:sdtContent>
@@ -375,12 +375,12 @@
               <w:szCs w:val="14"/>
             </w:rPr>
             <w:alias w:val="#Nav: /Labels/LineDiscountLbl"/>
-            <w:tag w:val="#Nav: Inventory_Purchase_Orders/709"/>
+            <w:tag w:val="#Nav: FS_YSD_InventoryPurchaseOrders/50009"/>
             <w:id w:val="-1838676148"/>
             <w:placeholder>
               <w:docPart w:val="A636C7B40AEE4D11A6AF7EE60675B082"/>
             </w:placeholder>
-            <w:dataBinding w:prefixMappings="xmlns:ns0='urn:microsoft-dynamics-nav/reports/Inventory_Purchase_Orders/709/'" w:xpath="/ns0:NavWordReportXmlPart[1]/ns0:Labels[1]/ns0:LineDiscountLbl[1]" w:storeItemID="{7300FECE-4CC6-4A48-B47D-8F0EA2F23007}"/>
+            <w:dataBinding w:prefixMappings="xmlns:ns0='urn:microsoft-dynamics-nav/reports/FS_YSD_InventoryPurchaseOrders/50009/' " w:xpath="/ns0:NavWordReportXmlPart[1]/ns0:Labels[1]/ns0:LineDiscountLbl[1]" w:storeItemID="{7300FECE-4CC6-4A48-B47D-8F0EA2F23007}"/>
             <w:text/>
           </w:sdtPr>
           <w:sdtContent>
@@ -424,12 +424,12 @@
               <w:szCs w:val="14"/>
             </w:rPr>
             <w:alias w:val="#Nav: /Labels/InvDiscountAmountLbl"/>
-            <w:tag w:val="#Nav: Inventory_Purchase_Orders/709"/>
+            <w:tag w:val="#Nav: FS_YSD_InventoryPurchaseOrders/50009"/>
             <w:id w:val="1269896736"/>
             <w:placeholder>
               <w:docPart w:val="DefaultPlaceholder_-1854013440"/>
             </w:placeholder>
-            <w:dataBinding w:prefixMappings="xmlns:ns0='urn:microsoft-dynamics-nav/reports/Inventory_Purchase_Orders/709/'" w:xpath="/ns0:NavWordReportXmlPart[1]/ns0:Labels[1]/ns0:InvDiscountAmountLbl[1]" w:storeItemID="{7300FECE-4CC6-4A48-B47D-8F0EA2F23007}"/>
+            <w:dataBinding w:prefixMappings="xmlns:ns0='urn:microsoft-dynamics-nav/reports/FS_YSD_InventoryPurchaseOrders/50009/' " w:xpath="/ns0:NavWordReportXmlPart[1]/ns0:Labels[1]/ns0:InvDiscountAmountLbl[1]" w:storeItemID="{7300FECE-4CC6-4A48-B47D-8F0EA2F23007}"/>
             <w:text/>
           </w:sdtPr>
           <w:sdtContent>
@@ -473,12 +473,12 @@
               <w:szCs w:val="14"/>
             </w:rPr>
             <w:alias w:val="#Nav: /Labels/AmtOnOrderInclVATLbl"/>
-            <w:tag w:val="#Nav: Inventory_Purchase_Orders/709"/>
+            <w:tag w:val="#Nav: FS_YSD_InventoryPurchaseOrders/50009"/>
             <w:id w:val="994538255"/>
             <w:placeholder>
               <w:docPart w:val="DefaultPlaceholder_-1854013440"/>
             </w:placeholder>
-            <w:dataBinding w:prefixMappings="xmlns:ns0='urn:microsoft-dynamics-nav/reports/Inventory_Purchase_Orders/709/'" w:xpath="/ns0:NavWordReportXmlPart[1]/ns0:Labels[1]/ns0:AmtOnOrderInclVATLbl[1]" w:storeItemID="{7300FECE-4CC6-4A48-B47D-8F0EA2F23007}"/>
+            <w:dataBinding w:prefixMappings="xmlns:ns0='urn:microsoft-dynamics-nav/reports/FS_YSD_InventoryPurchaseOrders/50009/' " w:xpath="/ns0:NavWordReportXmlPart[1]/ns0:Labels[1]/ns0:AmtOnOrderInclVATLbl[1]" w:storeItemID="{7300FECE-4CC6-4A48-B47D-8F0EA2F23007}"/>
             <w:text/>
           </w:sdtPr>
           <w:sdtContent>
@@ -715,9 +715,9 @@
             <w:szCs w:val="14"/>
           </w:rPr>
           <w:alias w:val="#Nav: /Item"/>
-          <w:tag w:val="#Nav: Inventory_Purchase_Orders/709"/>
+          <w:tag w:val="#Nav: FS_YSD_InventoryPurchaseOrders/50009"/>
           <w:id w:val="-947306193"/>
-          <w15:dataBinding w:prefixMappings="xmlns:ns0='urn:microsoft-dynamics-nav/reports/Inventory_Purchase_Orders/709/'" w:xpath="/ns0:NavWordReportXmlPart[1]/ns0:Item" w:storeItemID="{7300FECE-4CC6-4A48-B47D-8F0EA2F23007}"/>
+          <w15:dataBinding w:prefixMappings="xmlns:ns0='urn:microsoft-dynamics-nav/reports/FS_YSD_InventoryPurchaseOrders/50009/' " w:xpath="/ns0:NavWordReportXmlPart[1]/ns0:Item" w:storeItemID="{7300FECE-4CC6-4A48-B47D-8F0EA2F23007}"/>
           <w15:repeatingSection/>
         </w:sdtPr>
         <w:sdtContent>
@@ -755,12 +755,12 @@
                         <w:szCs w:val="14"/>
                       </w:rPr>
                       <w:alias w:val="#Nav: /Item/ItemNo"/>
-                      <w:tag w:val="#Nav: Inventory_Purchase_Orders/709"/>
+                      <w:tag w:val="#Nav: FS_YSD_InventoryPurchaseOrders/50009"/>
                       <w:id w:val="-1849013165"/>
                       <w:placeholder>
                         <w:docPart w:val="9028C1656BFB402FA8AE8C74D8066CFC"/>
                       </w:placeholder>
-                      <w:dataBinding w:prefixMappings="xmlns:ns0='urn:microsoft-dynamics-nav/reports/Inventory_Purchase_Orders/709/'" w:xpath="/ns0:NavWordReportXmlPart[1]/ns0:Item[1]/ns0:ItemNo[1]" w:storeItemID="{7300FECE-4CC6-4A48-B47D-8F0EA2F23007}"/>
+                      <w:dataBinding w:prefixMappings="xmlns:ns0='urn:microsoft-dynamics-nav/reports/FS_YSD_InventoryPurchaseOrders/50009/' " w:xpath="/ns0:NavWordReportXmlPart[1]/ns0:Item[1]/ns0:ItemNo[1]" w:storeItemID="{7300FECE-4CC6-4A48-B47D-8F0EA2F23007}"/>
                       <w:text/>
                     </w:sdtPr>
                     <w:sdtContent>
@@ -794,12 +794,12 @@
                       <w:szCs w:val="14"/>
                     </w:rPr>
                     <w:alias w:val="#Nav: /Item/Description_Item"/>
-                    <w:tag w:val="#Nav: Inventory_Purchase_Orders/709"/>
+                    <w:tag w:val="#Nav: FS_YSD_InventoryPurchaseOrders/50009"/>
                     <w:id w:val="-1865276526"/>
                     <w:placeholder>
                       <w:docPart w:val="9028C1656BFB402FA8AE8C74D8066CFC"/>
                     </w:placeholder>
-                    <w:dataBinding w:prefixMappings="xmlns:ns0='urn:microsoft-dynamics-nav/reports/Inventory_Purchase_Orders/709/'" w:xpath="/ns0:NavWordReportXmlPart[1]/ns0:Item[1]/ns0:Description_Item[1]" w:storeItemID="{7300FECE-4CC6-4A48-B47D-8F0EA2F23007}"/>
+                    <w:dataBinding w:prefixMappings="xmlns:ns0='urn:microsoft-dynamics-nav/reports/FS_YSD_InventoryPurchaseOrders/50009/' " w:xpath="/ns0:NavWordReportXmlPart[1]/ns0:Item[1]/ns0:Description_Item[1]" w:storeItemID="{7300FECE-4CC6-4A48-B47D-8F0EA2F23007}"/>
                     <w:text/>
                   </w:sdtPr>
                   <w:sdtContent>
@@ -948,9 +948,9 @@
                     <w:szCs w:val="14"/>
                   </w:rPr>
                   <w:alias w:val="#Nav: /Item/Purchase_Line"/>
-                  <w:tag w:val="#Nav: Inventory_Purchase_Orders/709"/>
+                  <w:tag w:val="#Nav: FS_YSD_InventoryPurchaseOrders/50009"/>
                   <w:id w:val="118038341"/>
-                  <w15:dataBinding w:prefixMappings="xmlns:ns0='urn:microsoft-dynamics-nav/reports/Inventory_Purchase_Orders/709/'" w:xpath="/ns0:NavWordReportXmlPart[1]/ns0:Item[1]/ns0:Purchase_Line" w:storeItemID="{7300FECE-4CC6-4A48-B47D-8F0EA2F23007}"/>
+                  <w15:dataBinding w:prefixMappings="xmlns:ns0='urn:microsoft-dynamics-nav/reports/FS_YSD_InventoryPurchaseOrders/50009/' " w:xpath="/ns0:NavWordReportXmlPart[1]/ns0:Item[1]/ns0:Purchase_Line" w:storeItemID="{7300FECE-4CC6-4A48-B47D-8F0EA2F23007}"/>
                   <w15:repeatingSection/>
                 </w:sdtPr>
                 <w:sdtContent>
@@ -988,12 +988,12 @@
                                 <w:szCs w:val="14"/>
                               </w:rPr>
                               <w:alias w:val="#Nav: /Item/Purchase_Line/DocumentNo_PurchaseLine"/>
-                              <w:tag w:val="#Nav: Inventory_Purchase_Orders/709"/>
+                              <w:tag w:val="#Nav: FS_YSD_InventoryPurchaseOrders/50009"/>
                               <w:id w:val="1522431851"/>
                               <w:placeholder>
                                 <w:docPart w:val="DefaultPlaceholder_-1854013440"/>
                               </w:placeholder>
-                              <w:dataBinding w:prefixMappings="xmlns:ns0='urn:microsoft-dynamics-nav/reports/Inventory_Purchase_Orders/709/'" w:xpath="/ns0:NavWordReportXmlPart[1]/ns0:Item[1]/ns0:Purchase_Line[1]/ns0:DocumentNo_PurchaseLine[1]" w:storeItemID="{7300FECE-4CC6-4A48-B47D-8F0EA2F23007}"/>
+                              <w:dataBinding w:prefixMappings="xmlns:ns0='urn:microsoft-dynamics-nav/reports/FS_YSD_InventoryPurchaseOrders/50009/' " w:xpath="/ns0:NavWordReportXmlPart[1]/ns0:Item[1]/ns0:Purchase_Line[1]/ns0:DocumentNo_PurchaseLine[1]" w:storeItemID="{7300FECE-4CC6-4A48-B47D-8F0EA2F23007}"/>
                               <w:text/>
                             </w:sdtPr>
                             <w:sdtContent>
@@ -1029,12 +1029,12 @@
                               <w:szCs w:val="14"/>
                             </w:rPr>
                             <w:alias w:val="#Nav: /Item/Purchase_Line/PattoName_PurchaseLine"/>
-                            <w:tag w:val="#Nav: Inventory_Purchase_Orders/709"/>
+                            <w:tag w:val="#Nav: FS_YSD_InventoryPurchaseOrders/50009"/>
                             <w:id w:val="-266700650"/>
                             <w:placeholder>
                               <w:docPart w:val="DefaultPlaceholder_-1854013440"/>
                             </w:placeholder>
-                            <w:dataBinding w:prefixMappings="xmlns:ns0='urn:microsoft-dynamics-nav/reports/Inventory_Purchase_Orders/709/'" w:xpath="/ns0:NavWordReportXmlPart[1]/ns0:Item[1]/ns0:Purchase_Line[1]/ns0:PattoName_PurchaseLine[1]" w:storeItemID="{7300FECE-4CC6-4A48-B47D-8F0EA2F23007}"/>
+                            <w:dataBinding w:prefixMappings="xmlns:ns0='urn:microsoft-dynamics-nav/reports/FS_YSD_InventoryPurchaseOrders/50009/' " w:xpath="/ns0:NavWordReportXmlPart[1]/ns0:Item[1]/ns0:Purchase_Line[1]/ns0:PattoName_PurchaseLine[1]" w:storeItemID="{7300FECE-4CC6-4A48-B47D-8F0EA2F23007}"/>
                             <w:text/>
                           </w:sdtPr>
                           <w:sdtContent>
@@ -1072,12 +1072,12 @@
                               <w:szCs w:val="14"/>
                             </w:rPr>
                             <w:alias w:val="#Nav: /Item/Purchase_Line/ExpReceiptDt_PurchaseLine"/>
-                            <w:tag w:val="#Nav: Inventory_Purchase_Orders/709"/>
+                            <w:tag w:val="#Nav: FS_YSD_InventoryPurchaseOrders/50009"/>
                             <w:id w:val="-1507203333"/>
                             <w:placeholder>
                               <w:docPart w:val="DefaultPlaceholder_-1854013440"/>
                             </w:placeholder>
-                            <w:dataBinding w:prefixMappings="xmlns:ns0='urn:microsoft-dynamics-nav/reports/Inventory_Purchase_Orders/709/'" w:xpath="/ns0:NavWordReportXmlPart[1]/ns0:Item[1]/ns0:Purchase_Line[1]/ns0:ExpReceiptDt_PurchaseLine[1]" w:storeItemID="{7300FECE-4CC6-4A48-B47D-8F0EA2F23007}"/>
+                            <w:dataBinding w:prefixMappings="xmlns:ns0='urn:microsoft-dynamics-nav/reports/FS_YSD_InventoryPurchaseOrders/50009/' " w:xpath="/ns0:NavWordReportXmlPart[1]/ns0:Item[1]/ns0:Purchase_Line[1]/ns0:ExpReceiptDt_PurchaseLine[1]" w:storeItemID="{7300FECE-4CC6-4A48-B47D-8F0EA2F23007}"/>
                             <w:text/>
                           </w:sdtPr>
                           <w:sdtContent>
@@ -1115,12 +1115,12 @@
                               <w:szCs w:val="14"/>
                             </w:rPr>
                             <w:alias w:val="#Nav: /Item/Purchase_Line/Quantity_PurchaseLine"/>
-                            <w:tag w:val="#Nav: Inventory_Purchase_Orders/709"/>
+                            <w:tag w:val="#Nav: FS_YSD_InventoryPurchaseOrders/50009"/>
                             <w:id w:val="1894621517"/>
                             <w:placeholder>
                               <w:docPart w:val="DefaultPlaceholder_-1854013440"/>
                             </w:placeholder>
-                            <w:dataBinding w:prefixMappings="xmlns:ns0='urn:microsoft-dynamics-nav/reports/Inventory_Purchase_Orders/709/'" w:xpath="/ns0:NavWordReportXmlPart[1]/ns0:Item[1]/ns0:Purchase_Line[1]/ns0:Quantity_PurchaseLine[1]" w:storeItemID="{7300FECE-4CC6-4A48-B47D-8F0EA2F23007}"/>
+                            <w:dataBinding w:prefixMappings="xmlns:ns0='urn:microsoft-dynamics-nav/reports/FS_YSD_InventoryPurchaseOrders/50009/' " w:xpath="/ns0:NavWordReportXmlPart[1]/ns0:Item[1]/ns0:Purchase_Line[1]/ns0:Quantity_PurchaseLine[1]" w:storeItemID="{7300FECE-4CC6-4A48-B47D-8F0EA2F23007}"/>
                             <w:text/>
                           </w:sdtPr>
                           <w:sdtContent>
@@ -1159,12 +1159,12 @@
                               <w:szCs w:val="14"/>
                             </w:rPr>
                             <w:alias w:val="#Nav: /Item/Purchase_Line/OutStandingQty_PurchLine"/>
-                            <w:tag w:val="#Nav: Inventory_Purchase_Orders/709"/>
+                            <w:tag w:val="#Nav: FS_YSD_InventoryPurchaseOrders/50009"/>
                             <w:id w:val="-910928411"/>
                             <w:placeholder>
                               <w:docPart w:val="DefaultPlaceholder_-1854013440"/>
                             </w:placeholder>
-                            <w:dataBinding w:prefixMappings="xmlns:ns0='urn:microsoft-dynamics-nav/reports/Inventory_Purchase_Orders/709/'" w:xpath="/ns0:NavWordReportXmlPart[1]/ns0:Item[1]/ns0:Purchase_Line[1]/ns0:OutStandingQty_PurchLine[1]" w:storeItemID="{7300FECE-4CC6-4A48-B47D-8F0EA2F23007}"/>
+                            <w:dataBinding w:prefixMappings="xmlns:ns0='urn:microsoft-dynamics-nav/reports/FS_YSD_InventoryPurchaseOrders/50009/' " w:xpath="/ns0:NavWordReportXmlPart[1]/ns0:Item[1]/ns0:Purchase_Line[1]/ns0:OutStandingQty_PurchLine[1]" w:storeItemID="{7300FECE-4CC6-4A48-B47D-8F0EA2F23007}"/>
                             <w:text/>
                           </w:sdtPr>
                           <w:sdtContent>
@@ -1203,12 +1203,12 @@
                               <w:szCs w:val="14"/>
                             </w:rPr>
                             <w:alias w:val="#Nav: /Item/Purchase_Line/BackOrderQty"/>
-                            <w:tag w:val="#Nav: Inventory_Purchase_Orders/709"/>
+                            <w:tag w:val="#Nav: FS_YSD_InventoryPurchaseOrders/50009"/>
                             <w:id w:val="1860783125"/>
                             <w:placeholder>
                               <w:docPart w:val="DefaultPlaceholder_-1854013440"/>
                             </w:placeholder>
-                            <w:dataBinding w:prefixMappings="xmlns:ns0='urn:microsoft-dynamics-nav/reports/Inventory_Purchase_Orders/709/'" w:xpath="/ns0:NavWordReportXmlPart[1]/ns0:Item[1]/ns0:Purchase_Line[1]/ns0:BackOrderQty[1]" w:storeItemID="{7300FECE-4CC6-4A48-B47D-8F0EA2F23007}"/>
+                            <w:dataBinding w:prefixMappings="xmlns:ns0='urn:microsoft-dynamics-nav/reports/FS_YSD_InventoryPurchaseOrders/50009/' " w:xpath="/ns0:NavWordReportXmlPart[1]/ns0:Item[1]/ns0:Purchase_Line[1]/ns0:BackOrderQty[1]" w:storeItemID="{7300FECE-4CC6-4A48-B47D-8F0EA2F23007}"/>
                             <w:text/>
                           </w:sdtPr>
                           <w:sdtContent>
@@ -1247,12 +1247,12 @@
                               <w:szCs w:val="14"/>
                             </w:rPr>
                             <w:alias w:val="#Nav: /Item/Purchase_Line/DirectUnitCost_PurchLine"/>
-                            <w:tag w:val="#Nav: Inventory_Purchase_Orders/709"/>
+                            <w:tag w:val="#Nav: FS_YSD_InventoryPurchaseOrders/50009"/>
                             <w:id w:val="1312061257"/>
                             <w:placeholder>
                               <w:docPart w:val="DefaultPlaceholder_-1854013440"/>
                             </w:placeholder>
-                            <w:dataBinding w:prefixMappings="xmlns:ns0='urn:microsoft-dynamics-nav/reports/Inventory_Purchase_Orders/709/'" w:xpath="/ns0:NavWordReportXmlPart[1]/ns0:Item[1]/ns0:Purchase_Line[1]/ns0:DirectUnitCost_PurchLine[1]" w:storeItemID="{7300FECE-4CC6-4A48-B47D-8F0EA2F23007}"/>
+                            <w:dataBinding w:prefixMappings="xmlns:ns0='urn:microsoft-dynamics-nav/reports/FS_YSD_InventoryPurchaseOrders/50009/' " w:xpath="/ns0:NavWordReportXmlPart[1]/ns0:Item[1]/ns0:Purchase_Line[1]/ns0:DirectUnitCost_PurchLine[1]" w:storeItemID="{7300FECE-4CC6-4A48-B47D-8F0EA2F23007}"/>
                             <w:text/>
                           </w:sdtPr>
                           <w:sdtContent>
@@ -1291,12 +1291,12 @@
                               <w:szCs w:val="14"/>
                             </w:rPr>
                             <w:alias w:val="#Nav: /Item/Purchase_Line/LineDiscount_PurchaseLine"/>
-                            <w:tag w:val="#Nav: Inventory_Purchase_Orders/709"/>
+                            <w:tag w:val="#Nav: FS_YSD_InventoryPurchaseOrders/50009"/>
                             <w:id w:val="-1223371247"/>
                             <w:placeholder>
                               <w:docPart w:val="DefaultPlaceholder_-1854013440"/>
                             </w:placeholder>
-                            <w:dataBinding w:prefixMappings="xmlns:ns0='urn:microsoft-dynamics-nav/reports/Inventory_Purchase_Orders/709/'" w:xpath="/ns0:NavWordReportXmlPart[1]/ns0:Item[1]/ns0:Purchase_Line[1]/ns0:LineDiscount_PurchaseLine[1]" w:storeItemID="{7300FECE-4CC6-4A48-B47D-8F0EA2F23007}"/>
+                            <w:dataBinding w:prefixMappings="xmlns:ns0='urn:microsoft-dynamics-nav/reports/FS_YSD_InventoryPurchaseOrders/50009/' " w:xpath="/ns0:NavWordReportXmlPart[1]/ns0:Item[1]/ns0:Purchase_Line[1]/ns0:LineDiscount_PurchaseLine[1]" w:storeItemID="{7300FECE-4CC6-4A48-B47D-8F0EA2F23007}"/>
                             <w:text/>
                           </w:sdtPr>
                           <w:sdtContent>
@@ -1335,12 +1335,12 @@
                               <w:szCs w:val="14"/>
                             </w:rPr>
                             <w:alias w:val="#Nav: /Item/Purchase_Line/InvDiscountAmt_PurchLine"/>
-                            <w:tag w:val="#Nav: Inventory_Purchase_Orders/709"/>
+                            <w:tag w:val="#Nav: FS_YSD_InventoryPurchaseOrders/50009"/>
                             <w:id w:val="1142464384"/>
                             <w:placeholder>
                               <w:docPart w:val="DefaultPlaceholder_-1854013440"/>
                             </w:placeholder>
-                            <w:dataBinding w:prefixMappings="xmlns:ns0='urn:microsoft-dynamics-nav/reports/Inventory_Purchase_Orders/709/'" w:xpath="/ns0:NavWordReportXmlPart[1]/ns0:Item[1]/ns0:Purchase_Line[1]/ns0:InvDiscountAmt_PurchLine[1]" w:storeItemID="{7300FECE-4CC6-4A48-B47D-8F0EA2F23007}"/>
+                            <w:dataBinding w:prefixMappings="xmlns:ns0='urn:microsoft-dynamics-nav/reports/FS_YSD_InventoryPurchaseOrders/50009/' " w:xpath="/ns0:NavWordReportXmlPart[1]/ns0:Item[1]/ns0:Purchase_Line[1]/ns0:InvDiscountAmt_PurchLine[1]" w:storeItemID="{7300FECE-4CC6-4A48-B47D-8F0EA2F23007}"/>
                             <w:text/>
                           </w:sdtPr>
                           <w:sdtContent>
@@ -1379,12 +1379,12 @@
                               <w:szCs w:val="14"/>
                             </w:rPr>
                             <w:alias w:val="#Nav: /Item/Purchase_Line/OutstandingAmt1_PurchLine"/>
-                            <w:tag w:val="#Nav: Inventory_Purchase_Orders/709"/>
+                            <w:tag w:val="#Nav: FS_YSD_InventoryPurchaseOrders/50009"/>
                             <w:id w:val="-1730611745"/>
                             <w:placeholder>
                               <w:docPart w:val="DefaultPlaceholder_-1854013440"/>
                             </w:placeholder>
-                            <w:dataBinding w:prefixMappings="xmlns:ns0='urn:microsoft-dynamics-nav/reports/Inventory_Purchase_Orders/709/'" w:xpath="/ns0:NavWordReportXmlPart[1]/ns0:Item[1]/ns0:Purchase_Line[1]/ns0:OutstandingAmt1_PurchLine[1]" w:storeItemID="{7300FECE-4CC6-4A48-B47D-8F0EA2F23007}"/>
+                            <w:dataBinding w:prefixMappings="xmlns:ns0='urn:microsoft-dynamics-nav/reports/FS_YSD_InventoryPurchaseOrders/50009/' " w:xpath="/ns0:NavWordReportXmlPart[1]/ns0:Item[1]/ns0:Purchase_Line[1]/ns0:OutstandingAmt1_PurchLine[1]" w:storeItemID="{7300FECE-4CC6-4A48-B47D-8F0EA2F23007}"/>
                             <w:text/>
                           </w:sdtPr>
                           <w:sdtContent>
@@ -1452,12 +1452,12 @@
                       <w:szCs w:val="14"/>
                     </w:rPr>
                     <w:alias w:val="#Nav: /Item/Description_Item"/>
-                    <w:tag w:val="#Nav: Inventory_Purchase_Orders/709"/>
+                    <w:tag w:val="#Nav: FS_YSD_InventoryPurchaseOrders/50009"/>
                     <w:id w:val="-2109651383"/>
                     <w:placeholder>
                       <w:docPart w:val="847E53918B684613A7EBCBA4CB0B75DD"/>
                     </w:placeholder>
-                    <w:dataBinding w:prefixMappings="xmlns:ns0='urn:microsoft-dynamics-nav/reports/Inventory_Purchase_Orders/709/'" w:xpath="/ns0:NavWordReportXmlPart[1]/ns0:Item[1]/ns0:Description_Item[1]" w:storeItemID="{7300FECE-4CC6-4A48-B47D-8F0EA2F23007}"/>
+                    <w:dataBinding w:prefixMappings="xmlns:ns0='urn:microsoft-dynamics-nav/reports/FS_YSD_InventoryPurchaseOrders/50009/' " w:xpath="/ns0:NavWordReportXmlPart[1]/ns0:Item[1]/ns0:Description_Item[1]" w:storeItemID="{7300FECE-4CC6-4A48-B47D-8F0EA2F23007}"/>
                     <w:text/>
                   </w:sdtPr>
                   <w:sdtContent>
@@ -1517,12 +1517,12 @@
                       <w:szCs w:val="14"/>
                     </w:rPr>
                     <w:alias w:val="#Nav: /Item/Subtotals/Subtotals_OutstandingQuantity"/>
-                    <w:tag w:val="#Nav: Inventory_Purchase_Orders/709"/>
+                    <w:tag w:val="#Nav: FS_YSD_InventoryPurchaseOrders/50009"/>
                     <w:id w:val="1599593736"/>
                     <w:placeholder>
                       <w:docPart w:val="DefaultPlaceholder_-1854013440"/>
                     </w:placeholder>
-                    <w:dataBinding w:prefixMappings="xmlns:ns0='urn:microsoft-dynamics-nav/reports/Inventory_Purchase_Orders/709/'" w:xpath="/ns0:NavWordReportXmlPart[1]/ns0:Item[1]/ns0:Subtotals[1]/ns0:Subtotals_OutstandingQuantity[1]" w:storeItemID="{7300FECE-4CC6-4A48-B47D-8F0EA2F23007}"/>
+                    <w:dataBinding w:prefixMappings="xmlns:ns0='urn:microsoft-dynamics-nav/reports/FS_YSD_InventoryPurchaseOrders/50009/' " w:xpath="/ns0:NavWordReportXmlPart[1]/ns0:Item[1]/ns0:Subtotals[1]/ns0:Subtotals_OutstandingQuantity[1]" w:storeItemID="{7300FECE-4CC6-4A48-B47D-8F0EA2F23007}"/>
                     <w:text/>
                   </w:sdtPr>
                   <w:sdtContent>
@@ -1565,12 +1565,12 @@
                       <w:szCs w:val="14"/>
                     </w:rPr>
                     <w:alias w:val="#Nav: /Item/Subtotals/Subtotals_QtyOnBackOrder"/>
-                    <w:tag w:val="#Nav: Inventory_Purchase_Orders/709"/>
+                    <w:tag w:val="#Nav: FS_YSD_InventoryPurchaseOrders/50009"/>
                     <w:id w:val="-953014397"/>
                     <w:placeholder>
                       <w:docPart w:val="DefaultPlaceholder_-1854013440"/>
                     </w:placeholder>
-                    <w:dataBinding w:prefixMappings="xmlns:ns0='urn:microsoft-dynamics-nav/reports/Inventory_Purchase_Orders/709/'" w:xpath="/ns0:NavWordReportXmlPart[1]/ns0:Item[1]/ns0:Subtotals[1]/ns0:Subtotals_QtyOnBackOrder[1]" w:storeItemID="{7300FECE-4CC6-4A48-B47D-8F0EA2F23007}"/>
+                    <w:dataBinding w:prefixMappings="xmlns:ns0='urn:microsoft-dynamics-nav/reports/FS_YSD_InventoryPurchaseOrders/50009/' " w:xpath="/ns0:NavWordReportXmlPart[1]/ns0:Item[1]/ns0:Subtotals[1]/ns0:Subtotals_QtyOnBackOrder[1]" w:storeItemID="{7300FECE-4CC6-4A48-B47D-8F0EA2F23007}"/>
                     <w:text/>
                   </w:sdtPr>
                   <w:sdtContent>
@@ -1679,12 +1679,12 @@
                           <w:szCs w:val="14"/>
                         </w:rPr>
                         <w:alias w:val="#Nav: /Item/Subtotals/Subtotals_AmountOnOrder"/>
-                        <w:tag w:val="#Nav: Inventory_Purchase_Orders/709"/>
+                        <w:tag w:val="#Nav: FS_YSD_InventoryPurchaseOrders/50009"/>
                         <w:id w:val="-648125511"/>
                         <w:placeholder>
                           <w:docPart w:val="ACD00E6513924E9D917A6D28C43BE07A"/>
                         </w:placeholder>
-                        <w:dataBinding w:prefixMappings="xmlns:ns0='urn:microsoft-dynamics-nav/reports/Inventory_Purchase_Orders/709/'" w:xpath="/ns0:NavWordReportXmlPart[1]/ns0:Item[1]/ns0:Subtotals[1]/ns0:Subtotals_AmountOnOrder[1]" w:storeItemID="{7300FECE-4CC6-4A48-B47D-8F0EA2F23007}"/>
+                        <w:dataBinding w:prefixMappings="xmlns:ns0='urn:microsoft-dynamics-nav/reports/FS_YSD_InventoryPurchaseOrders/50009/' " w:xpath="/ns0:NavWordReportXmlPart[1]/ns0:Item[1]/ns0:Subtotals[1]/ns0:Subtotals_AmountOnOrder[1]" w:storeItemID="{7300FECE-4CC6-4A48-B47D-8F0EA2F23007}"/>
                         <w:text/>
                       </w:sdtPr>
                       <w:sdtContent>
@@ -2280,12 +2280,12 @@
                   <w:szCs w:val="14"/>
                 </w:rPr>
                 <w:alias w:val="#Nav: /Labels/TotalsLbl"/>
-                <w:tag w:val="#Nav: Inventory_Purchase_Orders/709"/>
+                <w:tag w:val="#Nav: FS_YSD_InventoryPurchaseOrders/50009"/>
                 <w:id w:val="355385760"/>
                 <w:placeholder>
                   <w:docPart w:val="A636C7B40AEE4D11A6AF7EE60675B082"/>
                 </w:placeholder>
-                <w:dataBinding w:prefixMappings="xmlns:ns0='urn:microsoft-dynamics-nav/reports/Inventory_Purchase_Orders/709/'" w:xpath="/ns0:NavWordReportXmlPart[1]/ns0:Labels[1]/ns0:TotalsLbl[1]" w:storeItemID="{7300FECE-4CC6-4A48-B47D-8F0EA2F23007}"/>
+                <w:dataBinding w:prefixMappings="xmlns:ns0='urn:microsoft-dynamics-nav/reports/FS_YSD_InventoryPurchaseOrders/50009/' " w:xpath="/ns0:NavWordReportXmlPart[1]/ns0:Labels[1]/ns0:TotalsLbl[1]" w:storeItemID="{7300FECE-4CC6-4A48-B47D-8F0EA2F23007}"/>
                 <w:text/>
               </w:sdtPr>
               <w:sdtContent>
@@ -2477,12 +2477,12 @@
               <w:szCs w:val="14"/>
             </w:rPr>
             <w:alias w:val="#Nav: /Totals/Totals_OutstandingAmount"/>
-            <w:tag w:val="#Nav: Inventory_Purchase_Orders/709"/>
+            <w:tag w:val="#Nav: FS_YSD_InventoryPurchaseOrders/50009"/>
             <w:id w:val="-1886092762"/>
             <w:placeholder>
               <w:docPart w:val="DefaultPlaceholder_-1854013440"/>
             </w:placeholder>
-            <w:dataBinding w:prefixMappings="xmlns:ns0='urn:microsoft-dynamics-nav/reports/Inventory_Purchase_Orders/709/'" w:xpath="/ns0:NavWordReportXmlPart[1]/ns0:Totals[1]/ns0:Totals_OutstandingAmount[1]" w:storeItemID="{7300FECE-4CC6-4A48-B47D-8F0EA2F23007}"/>
+            <w:dataBinding w:prefixMappings="xmlns:ns0='urn:microsoft-dynamics-nav/reports/FS_YSD_InventoryPurchaseOrders/50009/' " w:xpath="/ns0:NavWordReportXmlPart[1]/ns0:Totals[1]/ns0:Totals_OutstandingAmount[1]" w:storeItemID="{7300FECE-4CC6-4A48-B47D-8F0EA2F23007}"/>
             <w:text/>
           </w:sdtPr>
           <w:sdtContent>
@@ -2624,12 +2624,12 @@
               <w:szCs w:val="28"/>
             </w:rPr>
             <w:alias w:val="#Nav: /Labels/InventoryPurchOrdersLbl"/>
-            <w:tag w:val="#Nav: Inventory_Purchase_Orders/709"/>
+            <w:tag w:val="#Nav: FS_YSD_InventoryPurchaseOrders/50009"/>
             <w:id w:val="1221781303"/>
             <w:placeholder>
               <w:docPart w:val="DefaultPlaceholder_-1854013440"/>
             </w:placeholder>
-            <w:dataBinding w:prefixMappings="xmlns:ns0='urn:microsoft-dynamics-nav/reports/Inventory_Purchase_Orders/709/'" w:xpath="/ns0:NavWordReportXmlPart[1]/ns0:Labels[1]/ns0:InventoryPurchOrdersLbl[1]" w:storeItemID="{7300FECE-4CC6-4A48-B47D-8F0EA2F23007}"/>
+            <w:dataBinding w:prefixMappings="xmlns:ns0='urn:microsoft-dynamics-nav/reports/FS_YSD_InventoryPurchaseOrders/50009/' " w:xpath="/ns0:NavWordReportXmlPart[1]/ns0:Labels[1]/ns0:InventoryPurchOrdersLbl[1]" w:storeItemID="{7300FECE-4CC6-4A48-B47D-8F0EA2F23007}"/>
             <w:text/>
           </w:sdtPr>
           <w:sdtContent>
@@ -2851,12 +2851,12 @@
                 <w:szCs w:val="16"/>
               </w:rPr>
               <w:alias w:val="#Nav: /BCReportInformation/ReportRequest/UserName"/>
-              <w:tag w:val="#Nav: Inventory_Purchase_Orders/709"/>
+              <w:tag w:val="#Nav: FS_YSD_InventoryPurchaseOrders/50009"/>
               <w:id w:val="-249272221"/>
               <w:placeholder>
                 <w:docPart w:val="3D8F3EE94B464D7880E07DC3EB1B233A"/>
               </w:placeholder>
-              <w:dataBinding w:prefixMappings="xmlns:ns0='urn:microsoft-dynamics-nav/reports/Inventory_Purchase_Orders/709/'" w:xpath="/ns0:NavWordReportXmlPart[1]/ns0:BCReportInformation[1]/ns0:ReportRequest[1]/ns0:UserName[1]" w:storeItemID="{7300FECE-4CC6-4A48-B47D-8F0EA2F23007}"/>
+              <w:dataBinding w:prefixMappings="xmlns:ns0='urn:microsoft-dynamics-nav/reports/FS_YSD_InventoryPurchaseOrders/50009/'" w:xpath="/ns0:NavWordReportXmlPart[1]/ns0:BCReportInformation[1]/ns0:ReportRequest[1]/ns0:UserName[1]" w:storeItemID="{7300FECE-4CC6-4A48-B47D-8F0EA2F23007}"/>
               <w:text/>
             </w:sdtPr>
             <w:sdtContent>
@@ -2890,12 +2890,12 @@
             <w:szCs w:val="16"/>
           </w:rPr>
           <w:alias w:val="#Nav: /BCReportInformation/ReportRequest/CompanyName"/>
-          <w:tag w:val="#Nav: Inventory_Purchase_Orders/709"/>
+          <w:tag w:val="#Nav: FS_YSD_InventoryPurchaseOrders/50009"/>
           <w:id w:val="-1641258246"/>
           <w:placeholder>
             <w:docPart w:val="B954294AB2D64F9A9088EE7BF7427E78"/>
           </w:placeholder>
-          <w:dataBinding w:prefixMappings="xmlns:ns0='urn:microsoft-dynamics-nav/reports/Inventory_Purchase_Orders/709/'" w:xpath="/ns0:NavWordReportXmlPart[1]/ns0:BCReportInformation[1]/ns0:ReportRequest[1]/ns0:CompanyName[1]" w:storeItemID="{7300FECE-4CC6-4A48-B47D-8F0EA2F23007}"/>
+          <w:dataBinding w:prefixMappings="xmlns:ns0='urn:microsoft-dynamics-nav/reports/FS_YSD_InventoryPurchaseOrders/50009/'" w:xpath="/ns0:NavWordReportXmlPart[1]/ns0:BCReportInformation[1]/ns0:ReportRequest[1]/ns0:CompanyName[1]" w:storeItemID="{7300FECE-4CC6-4A48-B47D-8F0EA2F23007}"/>
           <w:text/>
         </w:sdtPr>
         <w:sdtContent>
@@ -2939,12 +2939,12 @@
             <w:szCs w:val="16"/>
           </w:rPr>
           <w:alias w:val="#Nav: /Item/ItemTableCaptItemFilter"/>
-          <w:tag w:val="#Nav: Inventory_Purchase_Orders/709"/>
+          <w:tag w:val="#Nav: FS_YSD_InventoryPurchaseOrders/50009"/>
           <w:id w:val="-1231764601"/>
           <w:placeholder>
             <w:docPart w:val="DefaultPlaceholder_-1854013440"/>
           </w:placeholder>
-          <w:dataBinding w:prefixMappings="xmlns:ns0='urn:microsoft-dynamics-nav/reports/Inventory_Purchase_Orders/709/'" w:xpath="/ns0:NavWordReportXmlPart[1]/ns0:Item[1]/ns0:ItemTableCaptItemFilter[1]" w:storeItemID="{7300FECE-4CC6-4A48-B47D-8F0EA2F23007}"/>
+          <w:dataBinding w:prefixMappings="xmlns:ns0='urn:microsoft-dynamics-nav/reports/FS_YSD_InventoryPurchaseOrders/50009/' " w:xpath="/ns0:NavWordReportXmlPart[1]/ns0:Item[1]/ns0:ItemTableCaptItemFilter[1]" w:storeItemID="{7300FECE-4CC6-4A48-B47D-8F0EA2F23007}"/>
           <w:text/>
         </w:sdtPr>
         <w:sdtContent>
@@ -2993,12 +2993,12 @@
             <w:szCs w:val="16"/>
           </w:rPr>
           <w:alias w:val="#Nav: /Item/PurchaseLineFilter"/>
-          <w:tag w:val="#Nav: Inventory_Purchase_Orders/709"/>
+          <w:tag w:val="#Nav: FS_YSD_InventoryPurchaseOrders/50009"/>
           <w:id w:val="-1016535722"/>
           <w:placeholder>
             <w:docPart w:val="DefaultPlaceholder_-1854013440"/>
           </w:placeholder>
-          <w:dataBinding w:prefixMappings="xmlns:ns0='urn:microsoft-dynamics-nav/reports/Inventory_Purchase_Orders/709/'" w:xpath="/ns0:NavWordReportXmlPart[1]/ns0:Item[1]/ns0:PurchaseLineFilter[1]" w:storeItemID="{7300FECE-4CC6-4A48-B47D-8F0EA2F23007}"/>
+          <w:dataBinding w:prefixMappings="xmlns:ns0='urn:microsoft-dynamics-nav/reports/FS_YSD_InventoryPurchaseOrders/50009/' " w:xpath="/ns0:NavWordReportXmlPart[1]/ns0:Item[1]/ns0:PurchaseLineFilter[1]" w:storeItemID="{7300FECE-4CC6-4A48-B47D-8F0EA2F23007}"/>
           <w:text/>
         </w:sdtPr>
         <w:sdtContent>
@@ -4990,656 +4990,207 @@
 </we:webextension>
 </file>
 
+<file path=customXml/item1.xml>��< ? x m l   v e r s i o n = " 1 . 0 "   e n c o d i n g = " u t f - 1 6 " ? > + 
+ < N a v W o r d R e p o r t X m l P a r t   x m l n s = " u r n : m i c r o s o f t - d y n a m i c s - n a v / r e p o r t s / F S _ Y S D _ I n v e n t o r y P u r c h a s e O r d e r s / 5 0 0 0 9 / " > + 
+     < B C R e p o r t I n f o r m a t i o n > + 
+         < R e p o r t M e t a d a t a > + 
+             < E x t e n s i o n I d > E x t e n s i o n   I D < / E x t e n s i o n I d > + 
+             < E x t e n s i o n N a m e > E x t e n s i o n   N a m e < / E x t e n s i o n N a m e > + 
+             < E x t e n s i o n P u b l i s h e r > E x t e n s i o n   P u b l i s h e r < / E x t e n s i o n P u b l i s h e r > + 
+             < E x t e n s i o n V e r s i o n > E x t e n s i o n   V e r s i o n < / E x t e n s i o n V e r s i o n > + 
+             < R e p o r t I d > R e p o r t   I D < / R e p o r t I d > + 
+             < R e p o r t N a m e > R e p o r t   N a m e < / R e p o r t N a m e > + 
+             < A b o u t T h i s R e p o r t T i t l e > A b o u t   T h i s   R e p o r t   T i t l e < / A b o u t T h i s R e p o r t T i t l e > + 
+             < A b o u t T h i s R e p o r t T e x t > A b o u t   T h i s   R e p o r t   T e x t < / A b o u t T h i s R e p o r t T e x t > + 
+             < R e p o r t H e l p L i n k > R e p o r t   H e l p   L i n k < / R e p o r t H e l p L i n k > + 
+         < / R e p o r t M e t a d a t a > + 
+         < R e p o r t R e q u e s t > + 
+             < T e n a n t E n t r a I d > T e n a n t   E n t r a   I d < / T e n a n t E n t r a I d > + 
+             < E n v i r o n m e n t N a m e > E n v i r o n m e n t   N a m e < / E n v i r o n m e n t N a m e > + 
+             < E n v i r o n m e n t T y p e > E n v i r o n m e n t   T y p e < / E n v i r o n m e n t T y p e > + 
+             < C o m p a n y N a m e > C o m p a n y   N a m e < / C o m p a n y N a m e > + 
+             < C o m p a n y D i s p l a y N a m e > C o m p a n y   D i s p l a y   N a m e < / C o m p a n y D i s p l a y N a m e > + 
+             < C o m p a n y I d > C o m p a n y   I D < / C o m p a n y I d > + 
+             < U s e r N a m e > U s e r   N a m e < / U s e r N a m e > + 
+             < D a t e A n d T i m e > D a t e   a n d   T i m e < / D a t e A n d T i m e > + 
+             < L a n g u a g e > L a n g u a g e < / L a n g u a g e > + 
+             < F o r m a t R e g i o n > F o r m a t   R e g i o n < / F o r m a t R e g i o n > + 
+             < D a t e T i m e V a l u e s > + 
+                 < Y e a r > Y e a r < / Y e a r > + 
+                 < M o n t h N u m b e r > M o n t h   N u m b e r < / M o n t h N u m b e r > + 
+                 < D a y N u m b e r > D a y   N u m b e r < / D a y N u m b e r > + 
+                 < H o u r > H o u r < / H o u r > + 
+                 < M i n u t e > M i n u t e < / M i n u t e > + 
+             < / D a t e T i m e V a l u e s > + 
+         < / R e p o r t R e q u e s t > + 
+     < / B C R e p o r t I n f o r m a t i o n > + 
+     < L a b e l s > + 
+         < A b o u t T h e R e p o r t L b l > A b o u t T h e R e p o r t L b l < / A b o u t T h e R e p o r t L b l > + 
+         < A m t O n O r d e r I n c l V A T L b l > A m t O n O r d e r I n c l V A T L b l < / A m t O n O r d e r I n c l V A T L b l > + 
+         < C o m p a n y L b l > C o m p a n y L b l < / C o m p a n y L b l > + 
+         < D a t a R e t r i e v e d > D a t a R e t r i e v e d < / D a t a R e t r i e v e d > + 
+         < D i r e c t U n i t C o s t _ P u r c h L i n e C a p t i o n > D i r e c t U n i t C o s t _ P u r c h L i n e C a p t i o n < / D i r e c t U n i t C o s t _ P u r c h L i n e C a p t i o n > + 
+         < D o c u m e n t a t i o n L b l > D o c u m e n t a t i o n L b l < / D o c u m e n t a t i o n L b l > + 
+         < D o c u m e n t N o _ P u r c h a s e L i n e C a p t i o n > D o c u m e n t N o _ P u r c h a s e L i n e C a p t i o n < / D o c u m e n t N o _ P u r c h a s e L i n e C a p t i o n > + 
+         < E n v i r o n m e n t L b l > E n v i r o n m e n t L b l < / E n v i r o n m e n t L b l > + 
+         < E x p e c t e d R e c e i p t D a t e L b l > E x p e c t e d R e c e i p t D a t e L b l < / E x p e c t e d R e c e i p t D a t e L b l > + 
+         < I n v D i s c o u n t A m o u n t L b l > I n v D i s c o u n t A m o u n t L b l < / I n v D i s c o u n t A m o u n t L b l > + 
+         < I n v e n t o r y P u r c h O r d e r s L b l > I n v e n t o r y P u r c h O r d e r s L b l < / I n v e n t o r y P u r c h O r d e r s L b l > + 
+         < I n v e n t o r y P u r c h O r d e r s P r i n t L b l > I n v e n t o r y P u r c h O r d e r s P r i n t L b l < / I n v e n t o r y P u r c h O r d e r s P r i n t L b l > + 
+         < I n v P u r c h O r d e r s A n a l y s i s L b l > I n v P u r c h O r d e r s A n a l y s i s L b l < / I n v P u r c h O r d e r s A n a l y s i s L b l > + 
+         < I t e m D e s c L b l > I t e m D e s c L b l < / I t e m D e s c L b l > + 
+         < I t e m N o L b l > I t e m N o L b l < / I t e m N o L b l > + 
+         < L i n e D i s c o u n t L b l > L i n e D i s c o u n t L b l < / L i n e D i s c o u n t L b l > + 
+         < O u t S t a n d i n g Q t y _ P u r c h L i n e C a p t i o n > O u t S t a n d i n g Q t y _ P u r c h L i n e C a p t i o n < / O u t S t a n d i n g Q t y _ P u r c h L i n e C a p t i o n > + 
+         < Q t y O n B a c k O r d e r L b l > Q t y O n B a c k O r d e r L b l < / Q t y O n B a c k O r d e r L b l > + 
+         < Q u a n t i t y _ P u r c h a s e L i n e C a p t i o n > Q u a n t i t y _ P u r c h a s e L i n e C a p t i o n < / Q u a n t i t y _ P u r c h a s e L i n e C a p t i o n > + 
+         < R e p o r t N a m e L b l > R e p o r t N a m e L b l < / R e p o r t N a m e L b l > + 
+         < R u n O n L b l > R u n O n L b l < / R u n O n L b l > + 
+         < T o t a l s L b l > T o t a l s L b l < / T o t a l s L b l > + 
+         < U s e r L b l > U s e r L b l < / U s e r L b l > + 
+         < V e n d o r L b l > V e n d o r L b l < / V e n d o r L b l > + 
+     < / L a b e l s > + 
+     < I t e m > + 
+         < C o m p a n y N a m e > C o m p a n y N a m e < / C o m p a n y N a m e > + 
+         < D e s c r i p t i o n _ I t e m > D e s c r i p t i o n _ I t e m < / D e s c r i p t i o n _ I t e m > + 
+         < G l o b a l D i m 1 F i l t e r _ I t e m > G l o b a l D i m 1 F i l t e r _ I t e m < / G l o b a l D i m 1 F i l t e r _ I t e m > + 
+         < G l o b a l D i m 2 F i l t e r _ I t e m > G l o b a l D i m 2 F i l t e r _ I t e m < / G l o b a l D i m 2 F i l t e r _ I t e m > + 
+         < I t e m B i n F i l t e r > I t e m B i n F i l t e r < / I t e m B i n F i l t e r > + 
+         < I t e m N o > I t e m N o < / I t e m N o > + 
+         < I t e m T a b l e C a p t I t e m F i l t e r > I t e m T a b l e C a p t I t e m F i l t e r < / I t e m T a b l e C a p t I t e m F i l t e r > + 
+         < L o c a t i o n F i l t e r _ I t e m > L o c a t i o n F i l t e r _ I t e m < / L o c a t i o n F i l t e r _ I t e m > + 
+         < O u t s t a n d i n g A m t _ P u r c h L i n e > O u t s t a n d i n g A m t _ P u r c h L i n e < / O u t s t a n d i n g A m t _ P u r c h L i n e > + 
+         < P u r c h a s e L i n e F i l t e r > P u r c h a s e L i n e F i l t e r < / P u r c h a s e L i n e F i l t e r > + 
+         < V a r i a n t F i l t e r _ I t e m > V a r i a n t F i l t e r _ I t e m < / V a r i a n t F i l t e r _ I t e m > + 
+         < P u r c h a s e _ L i n e > + 
+             < B a c k O r d e r Q t y > B a c k O r d e r Q t y < / B a c k O r d e r Q t y > + 
+             < D e s c r i p t i o n 1 _ I t e m > D e s c r i p t i o n 1 _ I t e m < / D e s c r i p t i o n 1 _ I t e m > + 
+             < D i r e c t U n i t C o s t _ P u r c h L i n e > D i r e c t U n i t C o s t _ P u r c h L i n e < / D i r e c t U n i t C o s t _ P u r c h L i n e > + 
+             < D o c u m e n t N o _ P u r c h a s e L i n e > D o c u m e n t N o _ P u r c h a s e L i n e < / D o c u m e n t N o _ P u r c h a s e L i n e > + 
+             < E x p R e c e i p t D t _ P u r c h a s e L i n e > E x p R e c e i p t D t _ P u r c h a s e L i n e < / E x p R e c e i p t D t _ P u r c h a s e L i n e > + 
+             < I n v D i s c o u n t A m t _ P u r c h L i n e > I n v D i s c o u n t A m t _ P u r c h L i n e < / I n v D i s c o u n t A m t _ P u r c h L i n e > + 
+             < L i n e D i s c o u n t _ P u r c h a s e L i n e > L i n e D i s c o u n t _ P u r c h a s e L i n e < / L i n e D i s c o u n t _ P u r c h a s e L i n e > + 
+             < O u t s t a n d i n g A m t 1 _ P u r c h L i n e > O u t s t a n d i n g A m t 1 _ P u r c h L i n e < / O u t s t a n d i n g A m t 1 _ P u r c h L i n e > + 
+             < O u t S t a n d i n g Q t y _ P u r c h L i n e > O u t S t a n d i n g Q t y _ P u r c h L i n e < / O u t S t a n d i n g Q t y _ P u r c h L i n e > + 
+             < P a t t o N a m e _ P u r c h a s e L i n e > P a t t o N a m e _ P u r c h a s e L i n e < / P a t t o N a m e _ P u r c h a s e L i n e > + 
+             < Q u a n t i t y _ P u r c h a s e L i n e > Q u a n t i t y _ P u r c h a s e L i n e < / Q u a n t i t y _ P u r c h a s e L i n e > + 
+         < / P u r c h a s e _ L i n e > + 
+         < S u b t o t a l s > + 
+             < S u b t o t a l s _ A m o u n t O n O r d e r > S u b t o t a l s _ A m o u n t O n O r d e r < / S u b t o t a l s _ A m o u n t O n O r d e r > + 
+             < S u b t o t a l s _ O u t s t a n d i n g Q u a n t i t y > S u b t o t a l s _ O u t s t a n d i n g Q u a n t i t y < / S u b t o t a l s _ O u t s t a n d i n g Q u a n t i t y > + 
+             < S u b t o t a l s _ Q t y O n B a c k O r d e r > S u b t o t a l s _ Q t y O n B a c k O r d e r < / S u b t o t a l s _ Q t y O n B a c k O r d e r > + 
+         < / S u b t o t a l s > + 
+     < / I t e m > + 
+     < T o t a l s > + 
+         < T o t a l s _ O u t s t a n d i n g A m o u n t > T o t a l s _ O u t s t a n d i n g A m o u n t < / T o t a l s _ O u t s t a n d i n g A m o u n t > + 
+     < / T o t a l s > + 
+ < / N a v W o r d R e p o r t X m l P a r t > 
+</file>
+
 <file path=customXml/item2.xml><?xml version="1.0" encoding="utf-8"?>
 <b:Sources xmlns:b="http://schemas.openxmlformats.org/officeDocument/2006/bibliography" xmlns="http://schemas.openxmlformats.org/officeDocument/2006/bibliography" SelectedStyle="\APASixthEditionOfficeOnline.xsl" StyleName="APA" Version="6"/>
 </file>
 
-<file path=customXml/item3.xml>��< ? x m l   v e r s i o n = " 1 . 0 "   e n c o d i n g = " u t f - 1 6 " ? > - 
- < N a v W o r d R e p o r t X m l P a r t   x m l n s = " u r n : m i c r o s o f t - d y n a m i c s - n a v / r e p o r t s / I n v e n t o r y _ P u r c h a s e _ O r d e r s / 7 0 9 / " > - 
-     < B C R e p o r t I n f o r m a t i o n > - 
-         < R e p o r t M e t a d a t a > - 
-             < E x t e n s i o n I d > E x t e n s i o n   I D < / E x t e n s i o n I d > - 
-             < E x t e n s i o n N a m e > E x t e n s i o n   N a m e < / E x t e n s i o n N a m e > - 
-             < E x t e n s i o n P u b l i s h e r > E x t e n s i o n   P u b l i s h e r < / E x t e n s i o n P u b l i s h e r > - 
-             < E x t e n s i o n V e r s i o n > E x t e n s i o n   V e r s i o n < / E x t e n s i o n V e r s i o n > - 
-             < R e p o r t I d > R e p o r t   I D < / R e p o r t I d > - 
-             < R e p o r t N a m e > R e p o r t   N a m e < / R e p o r t N a m e > - 
-             < R e p o r t C a p t i o n > R e p o r t   C a p t i o n < / R e p o r t C a p t i o n > - 
-             < A b o u t T h i s R e p o r t T i t l e > A b o u t   T h i s   R e p o r t   T i t l e < / A b o u t T h i s R e p o r t T i t l e > - 
-             < A b o u t T h i s R e p o r t T e x t > A b o u t   T h i s   R e p o r t   T e x t < / A b o u t T h i s R e p o r t T e x t > - 
-             < R e p o r t H e l p L i n k > R e p o r t   H e l p   L i n k < / R e p o r t H e l p L i n k > - 
-         < / R e p o r t M e t a d a t a > - 
-         < R e p o r t R e q u e s t > - 
-             < T e n a n t E n t r a I d > T e n a n t   E n t r a   I d < / T e n a n t E n t r a I d > - 
-             < E n v i r o n m e n t N a m e > E n v i r o n m e n t   N a m e < / E n v i r o n m e n t N a m e > - 
-             < E n v i r o n m e n t T y p e > E n v i r o n m e n t   T y p e < / E n v i r o n m e n t T y p e > - 
-             < C o m p a n y N a m e > C o m p a n y   N a m e < / C o m p a n y N a m e > - 
-             < C o m p a n y D i s p l a y N a m e > C o m p a n y   D i s p l a y   N a m e < / C o m p a n y D i s p l a y N a m e > - 
-             < C o m p a n y I d > C o m p a n y   I D < / C o m p a n y I d > - 
-             < U s e r N a m e > U s e r   N a m e < / U s e r N a m e > - 
-             < D a t e A n d T i m e > D a t e   a n d   T i m e < / D a t e A n d T i m e > - 
-             < L a n g u a g e > L a n g u a g e < / L a n g u a g e > - 
-             < F o r m a t R e g i o n > F o r m a t   R e g i o n < / F o r m a t R e g i o n > - 
-             < D a t e T i m e V a l u e s > - 
-                 < Y e a r > Y e a r < / Y e a r > - 
-                 < M o n t h N u m b e r > M o n t h   N u m b e r < / M o n t h N u m b e r > - 
-                 < D a y N u m b e r > D a y   N u m b e r < / D a y N u m b e r > - 
-                 < H o u r > H o u r < / H o u r > - 
-                 < M i n u t e > M i n u t e < / M i n u t e > - 
-             < / D a t e T i m e V a l u e s > - 
-         < / R e p o r t R e q u e s t > - 
-         < C o m p a n y M e t a d a t a > - 
-             < C o m p a n y N a m e > C o m p a n y   N a m e < / C o m p a n y N a m e > - 
-             < C o m p a n y D i s p l a y N a m e > C o m p a n y   D i s p l a y   N a m e < / C o m p a n y D i s p l a y N a m e > - 
-             < C o m p a n y A d d r e s s L i n e s > - 
-                 < C o m p a n y A d d r e s s L i n e 1 > C o m p a n y   A d d r e s s   L i n e   1 < / C o m p a n y A d d r e s s L i n e 1 > - 
-                 < C o m p a n y A d d r e s s L i n e 2 > C o m p a n y   A d d r e s s   L i n e   2 < / C o m p a n y A d d r e s s L i n e 2 > - 
-                 < C o m p a n y A d d r e s s L i n e 3 > C o m p a n y   A d d r e s s   L i n e   3 < / C o m p a n y A d d r e s s L i n e 3 > - 
-                 < C o m p a n y A d d r e s s L i n e 4 > C o m p a n y   A d d r e s s   L i n e   4 < / C o m p a n y A d d r e s s L i n e 4 > - 
-                 < C o m p a n y A d d r e s s L i n e 5 > C o m p a n y   A d d r e s s   L i n e   5 < / C o m p a n y A d d r e s s L i n e 5 > - 
-                 < C o m p a n y A d d r e s s L i n e 6 > C o m p a n y   A d d r e s s   L i n e   6 < / C o m p a n y A d d r e s s L i n e 6 > - 
-                 < C o m p a n y A d d r e s s L i n e 7 > C o m p a n y   A d d r e s s   L i n e   7 < / C o m p a n y A d d r e s s L i n e 7 > - 
-                 < C o m p a n y A d d r e s s L i n e 8 > C o m p a n y   A d d r e s s   L i n e   8 < / C o m p a n y A d d r e s s L i n e 8 > - 
-             < / C o m p a n y A d d r e s s L i n e s > - 
-             < C o m p a n y P h o n e > C o m p a n y   P h o n e < / C o m p a n y P h o n e > - 
-             < C o m p a n y P h o n e C a p t i o n > C o m p a n y   P h o n e   C a p t i o n < / C o m p a n y P h o n e C a p t i o n > - 
-             < C o m p a n y F a x N o > C o m p a n y   F a x   N o . < / C o m p a n y F a x N o > - 
-             < C o m p a n y F a x N o C a p t i o n > C o m p a n y   F a x   N o .   C a p t i o n < / C o m p a n y F a x N o C a p t i o n > - 
-             < C o m p a n y E m a i l > C o m p a n y   E m a i l < / C o m p a n y E m a i l > - 
-             < C o m p a n y E m a i l C a p t i o n > C o m p a n y   E m a i l   C a p t i o n < / C o m p a n y E m a i l C a p t i o n > - 
-             < C o m p a n y H o m e P a g e > C o m p a n y   H o m e   P a g e < / C o m p a n y H o m e P a g e > - 
-             < C o m p a n y H o m e P a g e C a p t i o n > C o m p a n y   H o m e   P a g e   C a p t i o n < / C o m p a n y H o m e P a g e C a p t i o n > - 
-             < C o m p a n y L o g o > C o m p a n y   L o g o < / C o m p a n y L o g o > - 
-             < C o m p a n y V A T R e g i s t r a t i o n N o > C o m p a n y   V A T   R e g i s t r a t i o n   N o . < / C o m p a n y V A T R e g i s t r a t i o n N o > - 
-             < C o m p a n y V A T R e g i s t r a t i o n N o C a p t i o n > C o m p a n y   V A T   R e g i s t r a t i o n   N o .   C a p t i o n < / C o m p a n y V A T R e g i s t r a t i o n N o C a p t i o n > - 
-             < C o m p a n y R e g i s t r a t i o n N o > C o m p a n y   R e g i s t r a t i o n   N o . < / C o m p a n y R e g i s t r a t i o n N o > - 
-             < C o m p a n y R e g i s t r a t i o n N o C a p t i o n > C o m p a n y   R e g i s t r a t i o n   N o .   C a p t i o n < / C o m p a n y R e g i s t r a t i o n N o C a p t i o n > - 
-             < C o m p a n y B a n k N a m e > C o m p a n y   B a n k   N a m e < / C o m p a n y B a n k N a m e > - 
-             < C o m p a n y B a n k N a m e C a p t i o n > C o m p a n y   B a n k   N a m e   C a p t i o n < / C o m p a n y B a n k N a m e C a p t i o n > - 
-             < C o m p a n y B a n k A c c o u n t N o > C o m p a n y   B a n k   A c c o u n t   N o . < / C o m p a n y B a n k A c c o u n t N o > - 
-             < C o m p a n y B a n k A c c o u n t N o C a p t i o n > C o m p a n y   B a n k   A c c o u n t   N o .   C a p t i o n < / C o m p a n y B a n k A c c o u n t N o C a p t i o n > - 
-             < C o m p a n y B a n k B r a n c h N o > C o m p a n y   B a n k   B r a n c h   N o . < / C o m p a n y B a n k B r a n c h N o > - 
-             < C o m p a n y B a n k B r a n c h N o C a p t i o n > C o m p a n y   B a n k   B r a n c h   N o .   C a p t i o n < / C o m p a n y B a n k B r a n c h N o C a p t i o n > - 
-             < C o m p a n y I B A N > C o m p a n y   I B A N < / C o m p a n y I B A N > - 
-             < C o m p a n y I B A N C a p t i o n > C o m p a n y   I B A N   C a p t i o n < / C o m p a n y I B A N C a p t i o n > - 
-             < C o m p a n y B a n k S W I F T > C o m p a n y   B a n k   S W I F T < / C o m p a n y B a n k S W I F T > - 
-             < C o m p a n y B a n k S W I F T C a p t i o n > C o m p a n y   B a n k   S W I F T   C a p t i o n < / C o m p a n y B a n k S W I F T C a p t i o n > - 
-             < C o m p a n y G i r o N o > C o m p a n y   G i r o   N o . < / C o m p a n y G i r o N o > - 
-             < C o m p a n y G i r o N o C a p t i o n > C o m p a n y   G i r o   N o .   C a p t i o n < / C o m p a n y G i r o N o C a p t i o n > - 
-         < / C o m p a n y M e t a d a t a > - 
-     < / B C R e p o r t I n f o r m a t i o n > - 
-     < L a b e l s > - 
-         < A b o u t T h e R e p o r t L b l > A b o u t T h e R e p o r t L b l < / A b o u t T h e R e p o r t L b l > - 
-         < A m t O n O r d e r I n c l V A T L b l > A m t O n O r d e r I n c l V A T L b l < / A m t O n O r d e r I n c l V A T L b l > - 
-         < C o m p a n y L b l > C o m p a n y L b l < / C o m p a n y L b l > - 
-         < D a t a R e t r i e v e d L b l > D a t a R e t r i e v e d L b l < / D a t a R e t r i e v e d L b l > - 
-         < D i r e c t U n i t C o s t _ P u r c h L i n e C a p t i o n > D i r e c t U n i t C o s t _ P u r c h L i n e C a p t i o n < / D i r e c t U n i t C o s t _ P u r c h L i n e C a p t i o n > - 
-         < D o c u m e n t a t i o n L b l > D o c u m e n t a t i o n L b l < / D o c u m e n t a t i o n L b l > - 
-         < D o c u m e n t N o _ P u r c h a s e L i n e C a p t i o n > D o c u m e n t N o _ P u r c h a s e L i n e C a p t i o n < / D o c u m e n t N o _ P u r c h a s e L i n e C a p t i o n > - 
-         < E n v i r o n m e n t L b l > E n v i r o n m e n t L b l < / E n v i r o n m e n t L b l > - 
-         < E x p e c t e d R e c e i p t D a t e L b l > E x p e c t e d R e c e i p t D a t e L b l < / E x p e c t e d R e c e i p t D a t e L b l > - 
-         < I n v D i s c o u n t A m o u n t L b l > I n v D i s c o u n t A m o u n t L b l < / I n v D i s c o u n t A m o u n t L b l > - 
-         < I n v e n t o r y P u r c h O r d e r s L b l > I n v e n t o r y P u r c h O r d e r s L b l < / I n v e n t o r y P u r c h O r d e r s L b l > - 
-         < I n v e n t o r y P u r c h O r d e r s P r i n t L b l > I n v e n t o r y P u r c h O r d e r s P r i n t L b l < / I n v e n t o r y P u r c h O r d e r s P r i n t L b l > - 
-         < I n v P u r c h O r d e r s A n a l y s i s L b l > I n v P u r c h O r d e r s A n a l y s i s L b l < / I n v P u r c h O r d e r s A n a l y s i s L b l > - 
-         < I t e m D e s c L b l > I t e m D e s c L b l < / I t e m D e s c L b l > - 
-         < I t e m N o L b l > I t e m N o L b l < / I t e m N o L b l > - 
-         < L i n e D i s c o u n t L b l > L i n e D i s c o u n t L b l < / L i n e D i s c o u n t L b l > - 
-         < O u t S t a n d i n g Q t y _ P u r c h L i n e C a p t i o n > O u t S t a n d i n g Q t y _ P u r c h L i n e C a p t i o n < / O u t S t a n d i n g Q t y _ P u r c h L i n e C a p t i o n > - 
-         < Q t y O n B a c k O r d e r L b l > Q t y O n B a c k O r d e r L b l < / Q t y O n B a c k O r d e r L b l > - 
-         < Q u a n t i t y _ P u r c h a s e L i n e C a p t i o n > Q u a n t i t y _ P u r c h a s e L i n e C a p t i o n < / Q u a n t i t y _ P u r c h a s e L i n e C a p t i o n > - 
-         < R e p o r t N a m e L b l > R e p o r t N a m e L b l < / R e p o r t N a m e L b l > - 
-         < R u n O n L b l > R u n O n L b l < / R u n O n L b l > - 
-         < T o t a l s L b l > T o t a l s L b l < / T o t a l s L b l > - 
-         < U s e r L b l > U s e r L b l < / U s e r L b l > - 
-         < V e n d o r L b l > V e n d o r L b l < / V e n d o r L b l > - 
-     < / L a b e l s > - 
-     < I t e m > - 
-         < B a c k O r d e r Q t y C a p t i o n > B a c k O r d e r Q t y C a p t i o n < / B a c k O r d e r Q t y C a p t i o n > - 
-         < C o m p a n y N a m e > C o m p a n y N a m e < / C o m p a n y N a m e > - 
-         < C u r r R e p o r t P a g e N o C a p t i o n > C u r r R e p o r t P a g e N o C a p t i o n < / C u r r R e p o r t P a g e N o C a p t i o n > - 
-         < D e s c r i p t i o n _ I t e m > D e s c r i p t i o n _ I t e m < / D e s c r i p t i o n _ I t e m > - 
-         < G l o b a l D i m 1 F i l t e r _ I t e m > G l o b a l D i m 1 F i l t e r _ I t e m < / G l o b a l D i m 1 F i l t e r _ I t e m > - 
-         < G l o b a l D i m 2 F i l t e r _ I t e m > G l o b a l D i m 2 F i l t e r _ I t e m < / G l o b a l D i m 2 F i l t e r _ I t e m > - 
-         < I n v e n t o r y P u r c h a s e O r d e r s C a p t i o n > I n v e n t o r y P u r c h a s e O r d e r s C a p t i o n < / I n v e n t o r y P u r c h a s e O r d e r s C a p t i o n > - 
-         < I t e m B i n F i l t e r > I t e m B i n F i l t e r < / I t e m B i n F i l t e r > - 
-         < I t e m F i l t e r > I t e m F i l t e r < / I t e m F i l t e r > - 
-         < I t e m N o > I t e m N o < / I t e m N o > - 
-         < I t e m T a b l e C a p t I t e m F i l t e r > I t e m T a b l e C a p t I t e m F i l t e r < / I t e m T a b l e C a p t I t e m F i l t e r > - 
-         < L o c a t i o n F i l t e r _ I t e m > L o c a t i o n F i l t e r _ I t e m < / L o c a t i o n F i l t e r _ I t e m > - 
-         < O u t s t a n d i n g A m t _ P u r c h L i n e > O u t s t a n d i n g A m t _ P u r c h L i n e < / O u t s t a n d i n g A m t _ P u r c h L i n e > - 
-         < P u r c h a s e L i n e E x p e c t e d R e c e i p t D a t e C a p t i o n > P u r c h a s e L i n e E x p e c t e d R e c e i p t D a t e C a p t i o n < / P u r c h a s e L i n e E x p e c t e d R e c e i p t D a t e C a p t i o n > - 
-         < P u r c h a s e L i n e F i l t e r > P u r c h a s e L i n e F i l t e r < / P u r c h a s e L i n e F i l t e r > - 
-         < P u r c h a s e L i n e I n v D i s c o u n t A m o u n t C a p t i o n > P u r c h a s e L i n e I n v D i s c o u n t A m o u n t C a p t i o n < / P u r c h a s e L i n e I n v D i s c o u n t A m o u n t C a p t i o n > - 
-         < P u r c h a s e L i n e L i n e D i s c o u n t C a p t i o n > P u r c h a s e L i n e L i n e D i s c o u n t C a p t i o n < / P u r c h a s e L i n e L i n e D i s c o u n t C a p t i o n > - 
-         < P u r c h a s e L i n e O u t s t a n d i n g A m o u n t C a p t i o n > P u r c h a s e L i n e O u t s t a n d i n g A m o u n t C a p t i o n < / P u r c h a s e L i n e O u t s t a n d i n g A m o u n t C a p t i o n > - 
-         < P u r c h H e a d e r P a y t o N a m e C a p t i o n > P u r c h H e a d e r P a y t o N a m e C a p t i o n < / P u r c h H e a d e r P a y t o N a m e C a p t i o n > - 
-         < P u r c h L i n e F i l t e r > P u r c h L i n e F i l t e r < / P u r c h L i n e F i l t e r > - 
-         < P u r c h O r d L n P u r c h L n F i l t e r > P u r c h O r d L n P u r c h L n F i l t e r < / P u r c h O r d L n P u r c h L n F i l t e r > - 
-         < T o t a l C a p t i o n > T o t a l C a p t i o n < / T o t a l C a p t i o n > - 
-         < V a r i a n t F i l t e r _ I t e m > V a r i a n t F i l t e r _ I t e m < / V a r i a n t F i l t e r _ I t e m > - 
-         < P u r c h a s e _ L i n e > - 
-             < B a c k O r d e r Q t y > B a c k O r d e r Q t y < / B a c k O r d e r Q t y > - 
-             < D e s c r i p t i o n 1 _ I t e m > D e s c r i p t i o n 1 _ I t e m < / D e s c r i p t i o n 1 _ I t e m > - 
-             < D i r e c t U n i t C o s t _ P u r c h L i n e > D i r e c t U n i t C o s t _ P u r c h L i n e < / D i r e c t U n i t C o s t _ P u r c h L i n e > - 
-             < D o c u m e n t N o _ P u r c h a s e L i n e > D o c u m e n t N o _ P u r c h a s e L i n e < / D o c u m e n t N o _ P u r c h a s e L i n e > - 
-             < E x p R e c e i p t D t _ P u r c h a s e L i n e > E x p R e c e i p t D t _ P u r c h a s e L i n e < / E x p R e c e i p t D t _ P u r c h a s e L i n e > - 
-             < I n v D i s c o u n t A m t _ P u r c h L i n e > I n v D i s c o u n t A m t _ P u r c h L i n e < / I n v D i s c o u n t A m t _ P u r c h L i n e > - 
-             < L i n e D i s c o u n t _ P u r c h a s e L i n e > L i n e D i s c o u n t _ P u r c h a s e L i n e < / L i n e D i s c o u n t _ P u r c h a s e L i n e > - 
-             < O u t s t a n d i n g A m t 1 _ P u r c h L i n e > O u t s t a n d i n g A m t 1 _ P u r c h L i n e < / O u t s t a n d i n g A m t 1 _ P u r c h L i n e > - 
-             < O u t S t a n d i n g Q t y _ P u r c h L i n e > O u t S t a n d i n g Q t y _ P u r c h L i n e < / O u t S t a n d i n g Q t y _ P u r c h L i n e > - 
-             < P a t t o N a m e _ P u r c h a s e L i n e > P a t t o N a m e _ P u r c h a s e L i n e < / P a t t o N a m e _ P u r c h a s e L i n e > - 
-             < Q u a n t i t y _ P u r c h a s e L i n e > Q u a n t i t y _ P u r c h a s e L i n e < / Q u a n t i t y _ P u r c h a s e L i n e > - 
-         < / P u r c h a s e _ L i n e > - 
-         < S u b t o t a l s > - 
-             < S u b t o t a l s _ A m o u n t O n O r d e r > S u b t o t a l s _ A m o u n t O n O r d e r < / S u b t o t a l s _ A m o u n t O n O r d e r > - 
-             < S u b t o t a l s _ O u t s t a n d i n g Q u a n t i t y > S u b t o t a l s _ O u t s t a n d i n g Q u a n t i t y < / S u b t o t a l s _ O u t s t a n d i n g Q u a n t i t y > - 
-             < S u b t o t a l s _ Q t y O n B a c k O r d e r > S u b t o t a l s _ Q t y O n B a c k O r d e r < / S u b t o t a l s _ Q t y O n B a c k O r d e r > - 
-         < / S u b t o t a l s > - 
-     < / I t e m > - 
-     < T o t a l s > - 
-         < T o t a l s _ O u t s t a n d i n g A m o u n t > T o t a l s _ O u t s t a n d i n g A m o u n t < / T o t a l s _ O u t s t a n d i n g A m o u n t > - 
-     < / T o t a l s > - 
- < / N a v W o r d R e p o r t X m l P a r t > 
-</file>
-
-<file path=customXml/item4.xml>��< ? x m l   v e r s i o n = " 1 . 0 "   e n c o d i n g = " u t f - 1 6 " ? > - 
- < N a v W o r d R e p o r t X m l P a r t   x m l n s = " u r n : m i c r o s o f t - d y n a m i c s - b u s i n e s s c e n t r a l / i n t e r n a l / e x t e n d e d / r e p o r t s / I n v e n t o r y _ P u r c h a s e _ O r d e r s / 7 0 9 / " > - 
-     < B C R e p o r t I n f o r m a t i o n > - 
-         < R e p o r t M e t a d a t a > - 
-             < E x t e n s i o n I d > E x t e n s i o n   I D < / E x t e n s i o n I d > - 
-             < E x t e n s i o n N a m e > E x t e n s i o n   N a m e < / E x t e n s i o n N a m e > - 
-             < E x t e n s i o n P u b l i s h e r > E x t e n s i o n   P u b l i s h e r < / E x t e n s i o n P u b l i s h e r > - 
-             < E x t e n s i o n V e r s i o n > E x t e n s i o n   V e r s i o n < / E x t e n s i o n V e r s i o n > - 
-             < R e p o r t I d > R e p o r t   I D < / R e p o r t I d > - 
-             < R e p o r t N a m e > R e p o r t   N a m e < / R e p o r t N a m e > - 
-             < R e p o r t C a p t i o n > R e p o r t   C a p t i o n < / R e p o r t C a p t i o n > - 
-             < A b o u t T h i s R e p o r t T i t l e > A b o u t   T h i s   R e p o r t   T i t l e < / A b o u t T h i s R e p o r t T i t l e > - 
-             < A b o u t T h i s R e p o r t T e x t > A b o u t   T h i s   R e p o r t   T e x t < / A b o u t T h i s R e p o r t T e x t > - 
-             < R e p o r t H e l p L i n k > R e p o r t   H e l p   L i n k < / R e p o r t H e l p L i n k > - 
-         < / R e p o r t M e t a d a t a > - 
-         < R e p o r t R e q u e s t > - 
-             < T e n a n t E n t r a I d > T e n a n t   E n t r a   I d < / T e n a n t E n t r a I d > - 
-             < E n v i r o n m e n t N a m e > E n v i r o n m e n t   N a m e < / E n v i r o n m e n t N a m e > - 
-             < E n v i r o n m e n t T y p e > E n v i r o n m e n t   T y p e < / E n v i r o n m e n t T y p e > - 
-             < C o m p a n y N a m e > C o m p a n y   N a m e < / C o m p a n y N a m e > - 
-             < C o m p a n y D i s p l a y N a m e > C o m p a n y   D i s p l a y   N a m e < / C o m p a n y D i s p l a y N a m e > - 
-             < C o m p a n y I d > C o m p a n y   I D < / C o m p a n y I d > - 
-             < U s e r N a m e > U s e r   N a m e < / U s e r N a m e > - 
-             < D a t e A n d T i m e > D a t e   a n d   T i m e < / D a t e A n d T i m e > - 
-             < L a n g u a g e > L a n g u a g e < / L a n g u a g e > - 
-             < F o r m a t R e g i o n > F o r m a t   R e g i o n < / F o r m a t R e g i o n > - 
-             < D a t e T i m e V a l u e s > - 
-                 < Y e a r > Y e a r < / Y e a r > - 
-                 < M o n t h N u m b e r > M o n t h   N u m b e r < / M o n t h N u m b e r > - 
-                 < D a y N u m b e r > D a y   N u m b e r < / D a y N u m b e r > - 
-                 < H o u r > H o u r < / H o u r > - 
-                 < M i n u t e > M i n u t e < / M i n u t e > - 
-             < / D a t e T i m e V a l u e s > - 
-         < / R e p o r t R e q u e s t > - 
-         < C o m p a n y M e t a d a t a > - 
-             < C o m p a n y N a m e > C o m p a n y   N a m e < / C o m p a n y N a m e > - 
-             < C o m p a n y D i s p l a y N a m e > C o m p a n y   D i s p l a y   N a m e < / C o m p a n y D i s p l a y N a m e > - 
-             < C o m p a n y A d d r e s s L i n e s > - 
-                 < C o m p a n y A d d r e s s L i n e 1 > C o m p a n y   A d d r e s s   L i n e   1 < / C o m p a n y A d d r e s s L i n e 1 > - 
-                 < C o m p a n y A d d r e s s L i n e 2 > C o m p a n y   A d d r e s s   L i n e   2 < / C o m p a n y A d d r e s s L i n e 2 > - 
-                 < C o m p a n y A d d r e s s L i n e 3 > C o m p a n y   A d d r e s s   L i n e   3 < / C o m p a n y A d d r e s s L i n e 3 > - 
-                 < C o m p a n y A d d r e s s L i n e 4 > C o m p a n y   A d d r e s s   L i n e   4 < / C o m p a n y A d d r e s s L i n e 4 > - 
-                 < C o m p a n y A d d r e s s L i n e 5 > C o m p a n y   A d d r e s s   L i n e   5 < / C o m p a n y A d d r e s s L i n e 5 > - 
-                 < C o m p a n y A d d r e s s L i n e 6 > C o m p a n y   A d d r e s s   L i n e   6 < / C o m p a n y A d d r e s s L i n e 6 > - 
-                 < C o m p a n y A d d r e s s L i n e 7 > C o m p a n y   A d d r e s s   L i n e   7 < / C o m p a n y A d d r e s s L i n e 7 > - 
-                 < C o m p a n y A d d r e s s L i n e 8 > C o m p a n y   A d d r e s s   L i n e   8 < / C o m p a n y A d d r e s s L i n e 8 > - 
-             < / C o m p a n y A d d r e s s L i n e s > - 
-             < C o m p a n y P h o n e > C o m p a n y   P h o n e < / C o m p a n y P h o n e > - 
-             < C o m p a n y P h o n e C a p t i o n > C o m p a n y   P h o n e   C a p t i o n < / C o m p a n y P h o n e C a p t i o n > - 
-             < C o m p a n y F a x N o > C o m p a n y   F a x   N o . < / C o m p a n y F a x N o > - 
-             < C o m p a n y F a x N o C a p t i o n > C o m p a n y   F a x   N o .   C a p t i o n < / C o m p a n y F a x N o C a p t i o n > - 
-             < C o m p a n y E m a i l > C o m p a n y   E m a i l < / C o m p a n y E m a i l > - 
-             < C o m p a n y E m a i l C a p t i o n > C o m p a n y   E m a i l   C a p t i o n < / C o m p a n y E m a i l C a p t i o n > - 
-             < C o m p a n y H o m e P a g e > C o m p a n y   H o m e   P a g e < / C o m p a n y H o m e P a g e > - 
-             < C o m p a n y H o m e P a g e C a p t i o n > C o m p a n y   H o m e   P a g e   C a p t i o n < / C o m p a n y H o m e P a g e C a p t i o n > - 
-             < C o m p a n y L o g o > C o m p a n y   L o g o < / C o m p a n y L o g o > - 
-             < C o m p a n y V A T R e g i s t r a t i o n N o > C o m p a n y   V A T   R e g i s t r a t i o n   N o . < / C o m p a n y V A T R e g i s t r a t i o n N o > - 
-             < C o m p a n y V A T R e g i s t r a t i o n N o C a p t i o n > C o m p a n y   V A T   R e g i s t r a t i o n   N o .   C a p t i o n < / C o m p a n y V A T R e g i s t r a t i o n N o C a p t i o n > - 
-             < C o m p a n y R e g i s t r a t i o n N o > C o m p a n y   R e g i s t r a t i o n   N o . < / C o m p a n y R e g i s t r a t i o n N o > - 
-             < C o m p a n y R e g i s t r a t i o n N o C a p t i o n > C o m p a n y   R e g i s t r a t i o n   N o .   C a p t i o n < / C o m p a n y R e g i s t r a t i o n N o C a p t i o n > - 
-             < C o m p a n y B a n k N a m e > C o m p a n y   B a n k   N a m e < / C o m p a n y B a n k N a m e > - 
-             < C o m p a n y B a n k N a m e C a p t i o n > C o m p a n y   B a n k   N a m e   C a p t i o n < / C o m p a n y B a n k N a m e C a p t i o n > - 
-             < C o m p a n y B a n k A c c o u n t N o > C o m p a n y   B a n k   A c c o u n t   N o . < / C o m p a n y B a n k A c c o u n t N o > - 
-             < C o m p a n y B a n k A c c o u n t N o C a p t i o n > C o m p a n y   B a n k   A c c o u n t   N o .   C a p t i o n < / C o m p a n y B a n k A c c o u n t N o C a p t i o n > - 
-             < C o m p a n y B a n k B r a n c h N o > C o m p a n y   B a n k   B r a n c h   N o . < / C o m p a n y B a n k B r a n c h N o > - 
-             < C o m p a n y B a n k B r a n c h N o C a p t i o n > C o m p a n y   B a n k   B r a n c h   N o .   C a p t i o n < / C o m p a n y B a n k B r a n c h N o C a p t i o n > - 
-             < C o m p a n y I B A N > C o m p a n y   I B A N < / C o m p a n y I B A N > - 
-             < C o m p a n y I B A N C a p t i o n > C o m p a n y   I B A N   C a p t i o n < / C o m p a n y I B A N C a p t i o n > - 
-             < C o m p a n y B a n k S W I F T > C o m p a n y   B a n k   S W I F T < / C o m p a n y B a n k S W I F T > - 
-             < C o m p a n y B a n k S W I F T C a p t i o n > C o m p a n y   B a n k   S W I F T   C a p t i o n < / C o m p a n y B a n k S W I F T C a p t i o n > - 
-             < C o m p a n y G i r o N o > C o m p a n y   G i r o   N o . < / C o m p a n y G i r o N o > - 
-             < C o m p a n y G i r o N o C a p t i o n > C o m p a n y   G i r o   N o .   C a p t i o n < / C o m p a n y G i r o N o C a p t i o n > - 
-         < / C o m p a n y M e t a d a t a > - 
-     < / B C R e p o r t I n f o r m a t i o n > - 
-     < L a b e l s > - 
-         < A b o u t T h e R e p o r t L b l   E l e m e n t T y p e = " P a r a m e t e r "   E l e m e n t I d = " 2 0 0 7 3 2 1 8 4 5 "   D a t a T y p e = " S t r i n g " > A b o u t T h e R e p o r t L b l < / A b o u t T h e R e p o r t L b l > - 
-         < A m t O n O r d e r I n c l V A T L b l   E l e m e n t T y p e = " P a r a m e t e r "   E l e m e n t I d = " 1 2 4 6 1 0 4 7 3 1 "   D a t a T y p e = " S t r i n g " > A m t O n O r d e r I n c l V A T L b l < / A m t O n O r d e r I n c l V A T L b l > - 
-         < C o m p a n y L b l   E l e m e n t T y p e = " P a r a m e t e r "   E l e m e n t I d = " 7 6 3 5 6 2 8 8 8 "   D a t a T y p e = " S t r i n g " > C o m p a n y L b l < / C o m p a n y L b l > - 
-         < D a t a R e t r i e v e d L b l   E l e m e n t T y p e = " P a r a m e t e r "   E l e m e n t I d = " 1 0 9 1 6 8 3 3 6 5 "   D a t a T y p e = " S t r i n g " > D a t a R e t r i e v e d L b l < / D a t a R e t r i e v e d L b l > - 
-         < D i r e c t U n i t C o s t _ P u r c h L i n e C a p t i o n   E l e m e n t T y p e = " P a r a m e t e r "   E l e m e n t I d = " 1 0 7 5 3 4 3 0 0 8 "   D a t a T y p e = " S t r i n g " > D i r e c t U n i t C o s t _ P u r c h L i n e C a p t i o n < / D i r e c t U n i t C o s t _ P u r c h L i n e C a p t i o n > - 
-         < D o c u m e n t a t i o n L b l   E l e m e n t T y p e = " P a r a m e t e r "   E l e m e n t I d = " 1 0 5 1 7 2 3 1 7 3 "   D a t a T y p e = " S t r i n g " > D o c u m e n t a t i o n L b l < / D o c u m e n t a t i o n L b l > - 
-         < D o c u m e n t N o _ P u r c h a s e L i n e C a p t i o n   E l e m e n t T y p e = " P a r a m e t e r "   E l e m e n t I d = " 2 5 1 6 7 4 5 1 1 "   D a t a T y p e = " S t r i n g " > D o c u m e n t N o _ P u r c h a s e L i n e C a p t i o n < / D o c u m e n t N o _ P u r c h a s e L i n e C a p t i o n > - 
-         < E n v i r o n m e n t L b l   E l e m e n t T y p e = " P a r a m e t e r "   E l e m e n t I d = " 2 0 1 5 9 0 6 0 7 0 "   D a t a T y p e = " S t r i n g " > E n v i r o n m e n t L b l < / E n v i r o n m e n t L b l > - 
-         < E x p e c t e d R e c e i p t D a t e L b l   E l e m e n t T y p e = " P a r a m e t e r "   E l e m e n t I d = " 1 8 0 6 8 4 1 2 7 1 "   D a t a T y p e = " S t r i n g " > E x p e c t e d R e c e i p t D a t e L b l < / E x p e c t e d R e c e i p t D a t e L b l > - 
-         < I n v D i s c o u n t A m o u n t L b l   E l e m e n t T y p e = " P a r a m e t e r "   E l e m e n t I d = " 4 2 6 1 1 2 0 8 7 "   D a t a T y p e = " S t r i n g " > I n v D i s c o u n t A m o u n t L b l < / I n v D i s c o u n t A m o u n t L b l > - 
-         < I n v e n t o r y P u r c h O r d e r s L b l   E l e m e n t T y p e = " P a r a m e t e r "   E l e m e n t I d = " 1 9 0 5 3 0 4 5 5 6 "   D a t a T y p e = " S t r i n g " > I n v e n t o r y P u r c h O r d e r s L b l < / I n v e n t o r y P u r c h O r d e r s L b l > - 
-         < I n v e n t o r y P u r c h O r d e r s P r i n t L b l   E l e m e n t T y p e = " P a r a m e t e r "   E l e m e n t I d = " 3 3 3 7 2 2 1 6 5 "   D a t a T y p e = " S t r i n g " > I n v e n t o r y P u r c h O r d e r s P r i n t L b l < / I n v e n t o r y P u r c h O r d e r s P r i n t L b l > - 
-         < I n v P u r c h O r d e r s A n a l y s i s L b l   E l e m e n t T y p e = " P a r a m e t e r "   E l e m e n t I d = " 1 7 1 5 4 1 6 6 2 1 "   D a t a T y p e = " S t r i n g " > I n v P u r c h O r d e r s A n a l y s i s L b l < / I n v P u r c h O r d e r s A n a l y s i s L b l > - 
-         < I t e m D e s c L b l   E l e m e n t T y p e = " P a r a m e t e r "   E l e m e n t I d = " 5 4 3 5 2 9 3 2 5 "   D a t a T y p e = " S t r i n g " > I t e m D e s c L b l < / I t e m D e s c L b l > - 
-         < I t e m N o L b l   E l e m e n t T y p e = " P a r a m e t e r "   E l e m e n t I d = " 1 7 9 0 6 2 1 1 1 5 "   D a t a T y p e = " S t r i n g " > I t e m N o L b l < / I t e m N o L b l > - 
-         < L i n e D i s c o u n t L b l   E l e m e n t T y p e = " P a r a m e t e r "   E l e m e n t I d = " 1 2 9 0 3 1 4 9 0 8 "   D a t a T y p e = " S t r i n g " > L i n e D i s c o u n t L b l < / L i n e D i s c o u n t L b l > - 
-         < O u t S t a n d i n g Q t y _ P u r c h L i n e C a p t i o n   E l e m e n t T y p e = " P a r a m e t e r "   E l e m e n t I d = " 6 3 2 3 9 7 6 4 6 "   D a t a T y p e = " S t r i n g " > O u t S t a n d i n g Q t y _ P u r c h L i n e C a p t i o n < / O u t S t a n d i n g Q t y _ P u r c h L i n e C a p t i o n > - 
-         < Q t y O n B a c k O r d e r L b l   E l e m e n t T y p e = " P a r a m e t e r "   E l e m e n t I d = " 5 9 1 2 0 8 0 9 7 "   D a t a T y p e = " S t r i n g " > Q t y O n B a c k O r d e r L b l < / Q t y O n B a c k O r d e r L b l > - 
-         < Q u a n t i t y _ P u r c h a s e L i n e C a p t i o n   E l e m e n t T y p e = " P a r a m e t e r "   E l e m e n t I d = " 1 5 7 0 2 8 3 4 2 8 "   D a t a T y p e = " S t r i n g " > Q u a n t i t y _ P u r c h a s e L i n e C a p t i o n < / Q u a n t i t y _ P u r c h a s e L i n e C a p t i o n > - 
-         < R e p o r t N a m e L b l   E l e m e n t T y p e = " P a r a m e t e r "   E l e m e n t I d = " 1 5 2 9 7 0 2 3 5 4 "   D a t a T y p e = " S t r i n g " > R e p o r t N a m e L b l < / R e p o r t N a m e L b l > - 
-         < R u n O n L b l   E l e m e n t T y p e = " P a r a m e t e r "   E l e m e n t I d = " 1 6 8 8 7 9 5 3 1 3 "   D a t a T y p e = " S t r i n g " > R u n O n L b l < / R u n O n L b l > - 
-         < T o t a l s L b l   E l e m e n t T y p e = " P a r a m e t e r "   E l e m e n t I d = " 8 3 9 4 3 7 2 1 8 "   D a t a T y p e = " S t r i n g " > T o t a l s L b l < / T o t a l s L b l > - 
-         < U s e r L b l   E l e m e n t T y p e = " P a r a m e t e r "   E l e m e n t I d = " 1 4 8 0 8 1 6 0 6 2 "   D a t a T y p e = " S t r i n g " > U s e r L b l < / U s e r L b l > - 
-         < V e n d o r L b l   E l e m e n t T y p e = " P a r a m e t e r "   E l e m e n t I d = " 6 6 2 2 7 1 2 6 1 "   D a t a T y p e = " S t r i n g " > V e n d o r L b l < / V e n d o r L b l > - 
-     < / L a b e l s > - 
-     < T o o l t i p s > - 
-         < T o o l t i p   c o l u m n = " I t e m N o "   E l e m e n t I d = " 1 8 1 4 6 8 1 6 3 1 " > - 
-             < T o o l t i p T e x t   l a n g = " e n - U S " > S p e c i f i e s   t h e   n u m b e r   o f   t h e   i t e m . < / T o o l t i p T e x t > - 
-         < / T o o l t i p > - 
-         < T o o l t i p   c o l u m n = " D e s c r i p t i o n _ I t e m "   E l e m e n t I d = " 1 5 2 9 8 3 2 4 7 3 " > - 
-             < T o o l t i p T e x t   l a n g = " e n - U S " > S p e c i f i e s   a   d e s c r i p t i o n   o f   t h e   i t e m . < / T o o l t i p T e x t > - 
-         < / T o o l t i p > - 
-         < T o o l t i p   c o l u m n = " D o c u m e n t N o _ P u r c h a s e L i n e "   E l e m e n t I d = " 2 5 1 6 7 4 5 1 1 " > - 
-             < T o o l t i p T e x t   l a n g = " e n - U S " > S p e c i f i e s   t h e   d o c u m e n t   n u m b e r . < / T o o l t i p T e x t > - 
-         < / T o o l t i p > - 
-         < T o o l t i p   c o l u m n = " P a t t o N a m e _ P u r c h a s e L i n e "   E l e m e n t I d = " 8 8 6 2 5 0 4 0 2 " > - 
-             < T o o l t i p T e x t   l a n g = " e n - U S " > S p e c i f i e s   t h e   n a m e   o f   t h e   v e n d o r   w h o   y o u   r e c e i v e d   t h e   i n v o i c e   f r o m . < / T o o l t i p T e x t > - 
-         < / T o o l t i p > - 
-         < T o o l t i p   c o l u m n = " Q u a n t i t y _ P u r c h a s e L i n e "   E l e m e n t I d = " 1 5 7 0 2 8 3 4 2 8 " > - 
-             < T o o l t i p T e x t   l a n g = " e n - U S " > S p e c i f i e s   t h e   n u m b e r   o f   u n i t s   o f   t h e   i t e m   s p e c i f i e d   o n   t h e   l i n e . < / T o o l t i p T e x t > - 
-         < / T o o l t i p > - 
-         < T o o l t i p   c o l u m n = " O u t S t a n d i n g Q t y _ P u r c h L i n e "   E l e m e n t I d = " 6 3 2 3 9 7 6 4 6 " > - 
-             < T o o l t i p T e x t   l a n g = " e n - U S " > S p e c i f i e s   h o w   m a n y   u n i t s   o n   t h e   o r d e r   l i n e   h a v e   n o t   y e t   b e e n   r e c e i v e d . < / T o o l t i p T e x t > - 
-         < / T o o l t i p > - 
-         < T o o l t i p   c o l u m n = " D i r e c t U n i t C o s t _ P u r c h L i n e "   E l e m e n t I d = " 1 0 7 5 3 4 3 0 0 8 " > - 
-             < T o o l t i p T e x t   l a n g = " e n - U S " > S p e c i f i e s   t h e   c o s t   o f   o n e   u n i t   o f   t h e   s e l e c t e d   i t e m   o r   r e s o u r c e . < / T o o l t i p T e x t > - 
-         < / T o o l t i p > - 
-         < T o o l t i p   c o l u m n = " L i n e D i s c o u n t _ P u r c h a s e L i n e "   E l e m e n t I d = " 2 0 0 4 6 2 4 9 1 6 " > - 
-             < T o o l t i p T e x t   l a n g = " e n - U S " > S p e c i f i e s   t h e   d i s c o u n t   p e r c e n t a g e   t h a t   i s   g r a n t e d   f o r   t h e   i t e m   o n   t h e   l i n e . < / T o o l t i p T e x t > - 
-         < / T o o l t i p > - 
-         < T o o l t i p   c o l u m n = " I n v D i s c o u n t A m t _ P u r c h L i n e "   E l e m e n t I d = " 9 5 7 0 0 8 9 2 " > - 
-             < T o o l t i p T e x t   l a n g = " e n - U S " > S p e c i f i e s   t h e   t o t a l   c a l c u l a t e d   i n v o i c e   d i s c o u n t   a m o u n t   f o r   t h e   l i n e . < / T o o l t i p T e x t > - 
-         < / T o o l t i p > - 
-     < / T o o l t i p s > - 
-     < I t e m   E l e m e n t T y p e = " D a t a I t e m "   E l e m e n t I d = " 1 1 2 8 8 3 0 2 4 8 " > - 
-         < B a c k O r d e r Q t y C a p t i o n   E l e m e n t T y p e = " C o l u m n "   E l e m e n t I d = " 7 6 5 1 5 4 2 3 0 "   D a t a T y p e = " L a b e l "   O b s o l e t e S t a t e = " P e n d i n g " > B a c k O r d e r Q t y C a p t i o n < / B a c k O r d e r Q t y C a p t i o n > - 
-         < C o m p a n y N a m e   E l e m e n t T y p e = " C o l u m n "   E l e m e n t I d = " 1 5 9 5 4 7 7 3 9 5 "   D a t a T y p e = " S t r i n g " > C o m p a n y N a m e < / C o m p a n y N a m e > - 
-         < C u r r R e p o r t P a g e N o C a p t i o n   E l e m e n t T y p e = " C o l u m n "   E l e m e n t I d = " 2 0 2 2 2 2 5 3 5 1 "   D a t a T y p e = " L a b e l "   O b s o l e t e S t a t e = " P e n d i n g " > C u r r R e p o r t P a g e N o C a p t i o n < / C u r r R e p o r t P a g e N o C a p t i o n > - 
-         < D e s c r i p t i o n _ I t e m   E l e m e n t T y p e = " C o l u m n "   E l e m e n t I d = " 1 5 2 9 8 3 2 4 7 3 "   D a t a T y p e = " T e x t " > D e s c r i p t i o n _ I t e m < / D e s c r i p t i o n _ I t e m > - 
-         < G l o b a l D i m 1 F i l t e r _ I t e m   E l e m e n t T y p e = " C o l u m n "   E l e m e n t I d = " 8 2 6 3 5 2 8 3 7 "   D a t a T y p e = " C o d e " > G l o b a l D i m 1 F i l t e r _ I t e m < / G l o b a l D i m 1 F i l t e r _ I t e m > - 
-         < G l o b a l D i m 2 F i l t e r _ I t e m   E l e m e n t T y p e = " C o l u m n "   E l e m e n t I d = " 1 4 9 2 3 7 1 7 5 0 "   D a t a T y p e = " C o d e " > G l o b a l D i m 2 F i l t e r _ I t e m < / G l o b a l D i m 2 F i l t e r _ I t e m > - 
-         < I n v e n t o r y P u r c h a s e O r d e r s C a p t i o n   E l e m e n t T y p e = " C o l u m n "   E l e m e n t I d = " 1 6 2 2 6 4 3 6 3 3 "   D a t a T y p e = " L a b e l "   O b s o l e t e S t a t e = " P e n d i n g " > I n v e n t o r y P u r c h a s e O r d e r s C a p t i o n < / I n v e n t o r y P u r c h a s e O r d e r s C a p t i o n > - 
-         < I t e m B i n F i l t e r   E l e m e n t T y p e = " C o l u m n "   E l e m e n t I d = " 5 8 8 7 8 0 5 5 5 "   D a t a T y p e = " C o d e " > I t e m B i n F i l t e r < / I t e m B i n F i l t e r > - 
-         < I t e m F i l t e r   E l e m e n t T y p e = " C o l u m n "   E l e m e n t I d = " 5 9 3 7 9 7 3 7 6 "   D a t a T y p e = " T e x t "   O b s o l e t e S t a t e = " P e n d i n g " > I t e m F i l t e r < / I t e m F i l t e r > - 
-         < I t e m N o   E l e m e n t T y p e = " C o l u m n "   E l e m e n t I d = " 1 8 1 4 6 8 1 6 3 1 "   D a t a T y p e = " C o d e " > I t e m N o < / I t e m N o > - 
-         < I t e m T a b l e C a p t I t e m F i l t e r   E l e m e n t T y p e = " C o l u m n "   E l e m e n t I d = " 2 1 6 8 8 1 9 4 1 "   D a t a T y p e = " T e x t " > I t e m T a b l e C a p t I t e m F i l t e r < / I t e m T a b l e C a p t I t e m F i l t e r > - 
-         < L o c a t i o n F i l t e r _ I t e m   E l e m e n t T y p e = " C o l u m n "   E l e m e n t I d = " 5 8 9 4 7 3 7 5 8 "   D a t a T y p e = " C o d e " > L o c a t i o n F i l t e r _ I t e m < / L o c a t i o n F i l t e r _ I t e m > - 
-         < O u t s t a n d i n g A m t _ P u r c h L i n e   E l e m e n t T y p e = " C o l u m n "   E l e m e n t I d = " 1 0 4 1 1 5 0 9 4 2 "   D a t a T y p e = " D e c i m a l " > O u t s t a n d i n g A m t _ P u r c h L i n e < / O u t s t a n d i n g A m t _ P u r c h L i n e > - 
-         < P u r c h a s e L i n e E x p e c t e d R e c e i p t D a t e C a p t i o n   E l e m e n t T y p e = " C o l u m n "   E l e m e n t I d = " 1 9 4 5 3 9 0 1 1 2 "   D a t a T y p e = " L a b e l "   O b s o l e t e S t a t e = " P e n d i n g " > P u r c h a s e L i n e E x p e c t e d R e c e i p t D a t e C a p t i o n < / P u r c h a s e L i n e E x p e c t e d R e c e i p t D a t e C a p t i o n > - 
-         < P u r c h a s e L i n e F i l t e r   E l e m e n t T y p e = " C o l u m n "   E l e m e n t I d = " 1 5 1 0 0 0 5 3 6 "   D a t a T y p e = " T e x t " > P u r c h a s e L i n e F i l t e r < / P u r c h a s e L i n e F i l t e r > - 
-         < P u r c h a s e L i n e I n v D i s c o u n t A m o u n t C a p t i o n   E l e m e n t T y p e = " C o l u m n "   E l e m e n t I d = " 5 3 0 0 6 9 4 6 "   D a t a T y p e = " L a b e l "   O b s o l e t e S t a t e = " P e n d i n g " > P u r c h a s e L i n e I n v D i s c o u n t A m o u n t C a p t i o n < / P u r c h a s e L i n e I n v D i s c o u n t A m o u n t C a p t i o n > - 
-         < P u r c h a s e L i n e L i n e D i s c o u n t C a p t i o n   E l e m e n t T y p e = " C o l u m n "   E l e m e n t I d = " 8 5 1 0 0 0 7 7 1 "   D a t a T y p e = " L a b e l "   O b s o l e t e S t a t e = " P e n d i n g " > P u r c h a s e L i n e L i n e D i s c o u n t C a p t i o n < / P u r c h a s e L i n e L i n e D i s c o u n t C a p t i o n > - 
-         < P u r c h a s e L i n e O u t s t a n d i n g A m o u n t C a p t i o n   E l e m e n t T y p e = " C o l u m n "   E l e m e n t I d = " 1 3 8 4 1 8 0 0 2 4 "   D a t a T y p e = " L a b e l "   O b s o l e t e S t a t e = " P e n d i n g " > P u r c h a s e L i n e O u t s t a n d i n g A m o u n t C a p t i o n < / P u r c h a s e L i n e O u t s t a n d i n g A m o u n t C a p t i o n > - 
-         < P u r c h H e a d e r P a y t o N a m e C a p t i o n   E l e m e n t T y p e = " C o l u m n "   E l e m e n t I d = " 1 2 1 9 7 4 3 9 6 4 "   D a t a T y p e = " L a b e l "   O b s o l e t e S t a t e = " P e n d i n g " > P u r c h H e a d e r P a y t o N a m e C a p t i o n < / P u r c h H e a d e r P a y t o N a m e C a p t i o n > - 
-         < P u r c h L i n e F i l t e r   E l e m e n t T y p e = " C o l u m n "   E l e m e n t I d = " 6 5 3 3 8 0 3 4 5 "   D a t a T y p e = " T e x t "   O b s o l e t e S t a t e = " P e n d i n g " > P u r c h L i n e F i l t e r < / P u r c h L i n e F i l t e r > - 
-         < P u r c h O r d L n P u r c h L n F i l t e r   E l e m e n t T y p e = " C o l u m n "   E l e m e n t I d = " 1 1 5 0 4 7 0 4 0 4 "   D a t a T y p e = " S t r i n g "   O b s o l e t e S t a t e = " P e n d i n g " > P u r c h O r d L n P u r c h L n F i l t e r < / P u r c h O r d L n P u r c h L n F i l t e r > - 
-         < T o t a l C a p t i o n   E l e m e n t T y p e = " C o l u m n "   E l e m e n t I d = " 7 0 7 1 0 2 6 9 5 "   D a t a T y p e = " L a b e l "   O b s o l e t e S t a t e = " P e n d i n g " > T o t a l C a p t i o n < / T o t a l C a p t i o n > - 
-         < V a r i a n t F i l t e r _ I t e m   E l e m e n t T y p e = " C o l u m n "   E l e m e n t I d = " 9 4 9 9 4 3 6 4 8 "   D a t a T y p e = " C o d e " > V a r i a n t F i l t e r _ I t e m < / V a r i a n t F i l t e r _ I t e m > - 
-         < P u r c h a s e _ L i n e   E l e m e n t T y p e = " D a t a I t e m "   E l e m e n t I d = " 1 2 9 1 3 1 7 9 1 1 " > - 
-             < B a c k O r d e r Q t y   E l e m e n t T y p e = " C o l u m n "   E l e m e n t I d = " 7 1 9 7 4 8 8 0 4 "   D a t a T y p e = " D e c i m a l " > B a c k O r d e r Q t y < / B a c k O r d e r Q t y > - 
-             < D e s c r i p t i o n 1 _ I t e m   E l e m e n t T y p e = " C o l u m n "   E l e m e n t I d = " 8 7 1 1 8 4 4 4 8 "   D a t a T y p e = " T e x t " > D e s c r i p t i o n 1 _ I t e m < / D e s c r i p t i o n 1 _ I t e m > - 
-             < D i r e c t U n i t C o s t _ P u r c h L i n e   E l e m e n t T y p e = " C o l u m n "   E l e m e n t I d = " 1 0 7 5 3 4 3 0 0 8 "   D a t a T y p e = " D e c i m a l " > D i r e c t U n i t C o s t _ P u r c h L i n e < / D i r e c t U n i t C o s t _ P u r c h L i n e > - 
-             < D o c u m e n t N o _ P u r c h a s e L i n e   E l e m e n t T y p e = " C o l u m n "   E l e m e n t I d = " 2 5 1 6 7 4 5 1 1 "   D a t a T y p e = " C o d e " > D o c u m e n t N o _ P u r c h a s e L i n e < / D o c u m e n t N o _ P u r c h a s e L i n e > - 
-             < E x p R e c e i p t D t _ P u r c h a s e L i n e   E l e m e n t T y p e = " C o l u m n "   E l e m e n t I d = " 6 8 5 0 1 4 1 9 8 "   D a t a T y p e = " S t r i n g " > E x p R e c e i p t D t _ P u r c h a s e L i n e < / E x p R e c e i p t D t _ P u r c h a s e L i n e > - 
-             < I n v D i s c o u n t A m t _ P u r c h L i n e   E l e m e n t T y p e = " C o l u m n "   E l e m e n t I d = " 9 5 7 0 0 8 9 2 "   D a t a T y p e = " D e c i m a l " > I n v D i s c o u n t A m t _ P u r c h L i n e < / I n v D i s c o u n t A m t _ P u r c h L i n e > - 
-             < L i n e D i s c o u n t _ P u r c h a s e L i n e   E l e m e n t T y p e = " C o l u m n "   E l e m e n t I d = " 2 0 0 4 6 2 4 9 1 6 "   D a t a T y p e = " D e c i m a l " > L i n e D i s c o u n t _ P u r c h a s e L i n e < / L i n e D i s c o u n t _ P u r c h a s e L i n e > - 
-             < O u t s t a n d i n g A m t 1 _ P u r c h L i n e   E l e m e n t T y p e = " C o l u m n "   E l e m e n t I d = " 1 0 6 4 5 5 3 0 9 "   D a t a T y p e = " D e c i m a l " > O u t s t a n d i n g A m t 1 _ P u r c h L i n e < / O u t s t a n d i n g A m t 1 _ P u r c h L i n e > - 
-             < O u t S t a n d i n g Q t y _ P u r c h L i n e   E l e m e n t T y p e = " C o l u m n "   E l e m e n t I d = " 6 3 2 3 9 7 6 4 6 "   D a t a T y p e = " D e c i m a l " > O u t S t a n d i n g Q t y _ P u r c h L i n e < / O u t S t a n d i n g Q t y _ P u r c h L i n e > - 
-             < P a t t o N a m e _ P u r c h a s e L i n e   E l e m e n t T y p e = " C o l u m n "   E l e m e n t I d = " 8 8 6 2 5 0 4 0 2 "   D a t a T y p e = " T e x t " > P a t t o N a m e _ P u r c h a s e L i n e < / P a t t o N a m e _ P u r c h a s e L i n e > - 
-             < Q u a n t i t y _ P u r c h a s e L i n e   E l e m e n t T y p e = " C o l u m n "   E l e m e n t I d = " 1 5 7 0 2 8 3 4 2 8 "   D a t a T y p e = " D e c i m a l " > Q u a n t i t y _ P u r c h a s e L i n e < / Q u a n t i t y _ P u r c h a s e L i n e > - 
-         < / P u r c h a s e _ L i n e > - 
-         < S u b t o t a l s   E l e m e n t T y p e = " D a t a I t e m "   E l e m e n t I d = " 8 3 8 6 9 3 5 6 0 " > - 
-             < S u b t o t a l s _ A m o u n t O n O r d e r   E l e m e n t T y p e = " C o l u m n "   E l e m e n t I d = " 4 5 2 4 9 8 1 3 2 "   D a t a T y p e = " D e c i m a l " > S u b t o t a l s _ A m o u n t O n O r d e r < / S u b t o t a l s _ A m o u n t O n O r d e r > - 
-             < S u b t o t a l s _ O u t s t a n d i n g Q u a n t i t y   E l e m e n t T y p e = " C o l u m n "   E l e m e n t I d = " 1 5 9 6 8 9 3 6 5 0 "   D a t a T y p e = " D e c i m a l " > S u b t o t a l s _ O u t s t a n d i n g Q u a n t i t y < / S u b t o t a l s _ O u t s t a n d i n g Q u a n t i t y > - 
-             < S u b t o t a l s _ Q t y O n B a c k O r d e r   E l e m e n t T y p e = " C o l u m n "   E l e m e n t I d = " 6 0 0 5 8 8 5 4 5 "   D a t a T y p e = " D e c i m a l " > S u b t o t a l s _ Q t y O n B a c k O r d e r < / S u b t o t a l s _ Q t y O n B a c k O r d e r > - 
-         < / S u b t o t a l s > - 
-     < / I t e m > - 
-     < T o t a l s   E l e m e n t T y p e = " D a t a I t e m "   E l e m e n t I d = " 1 8 2 3 9 5 0 0 4 4 " > - 
-         < T o t a l s _ O u t s t a n d i n g A m o u n t   E l e m e n t T y p e = " C o l u m n "   E l e m e n t I d = " 7 6 5 2 3 8 7 4 7 "   D a t a T y p e = " D e c i m a l " > T o t a l s _ O u t s t a n d i n g A m o u n t < / T o t a l s _ O u t s t a n d i n g A m o u n t > - 
-     < / T o t a l s > - 
- < / N a v W o r d R e p o r t X m l P a r t > 
+<file path=customXml/itemProps1.xml><?xml version="1.0" encoding="utf-8"?>
+<ds:datastoreItem xmlns:ds="http://schemas.openxmlformats.org/officeDocument/2006/customXml" ds:itemID="{7300FECE-4CC6-4A48-B47D-8F0EA2F23007}">
+  <ds:schemaRefs>
+    <ds:schemaRef ds:uri="urn:microsoft-dynamics-nav/reports/FS_YSD_InventoryPurchaseOrders/50009/"/>
+  </ds:schemaRefs>
+</ds:datastoreItem>
 </file>
 
 <file path=customXml/itemProps2.xml><?xml version="1.0" encoding="utf-8"?>

--- a/src/Layers/W1/BaseApp/Inventory/Reports/InventoryPurchaseOrders.docx
+++ b/src/Layers/W1/BaseApp/Inventory/Reports/InventoryPurchaseOrders.docx
@@ -47,12 +47,12 @@
               <w:szCs w:val="14"/>
             </w:rPr>
             <w:alias w:val="#Nav: /Labels/DocumentNo_PurchaseLineCaption"/>
-            <w:tag w:val="#Nav: FS_YSD_InventoryPurchaseOrders/50009"/>
+            <w:tag w:val="#Nav: Inventory_Purchase_Orders/709"/>
             <w:id w:val="1297017618"/>
             <w:placeholder>
               <w:docPart w:val="A636C7B40AEE4D11A6AF7EE60675B082"/>
             </w:placeholder>
-            <w:dataBinding w:prefixMappings="xmlns:ns0='urn:microsoft-dynamics-nav/reports/FS_YSD_InventoryPurchaseOrders/50009/' " w:xpath="/ns0:NavWordReportXmlPart[1]/ns0:Labels[1]/ns0:DocumentNo_PurchaseLineCaption[1]" w:storeItemID="{7300FECE-4CC6-4A48-B47D-8F0EA2F23007}"/>
+            <w:dataBinding w:prefixMappings="xmlns:ns0='urn:microsoft-dynamics-nav/reports/Inventory_Purchase_Orders/709/'" w:xpath="/ns0:NavWordReportXmlPart[1]/ns0:Labels[1]/ns0:DocumentNo_PurchaseLineCaption[1]" w:storeItemID="{7300FECE-4CC6-4A48-B47D-8F0EA2F23007}"/>
             <w:text/>
           </w:sdtPr>
           <w:sdtContent>
@@ -93,12 +93,12 @@
               <w:szCs w:val="14"/>
             </w:rPr>
             <w:alias w:val="#Nav: /Labels/VendorLbl"/>
-            <w:tag w:val="#Nav: FS_YSD_InventoryPurchaseOrders/50009"/>
+            <w:tag w:val="#Nav: Inventory_Purchase_Orders/709"/>
             <w:id w:val="-1508901784"/>
             <w:placeholder>
               <w:docPart w:val="8E3C3AA546964247A6FA59B13EAA8E4E"/>
             </w:placeholder>
-            <w:dataBinding w:prefixMappings="xmlns:ns0='urn:microsoft-dynamics-nav/reports/FS_YSD_InventoryPurchaseOrders/50009/' " w:xpath="/ns0:NavWordReportXmlPart[1]/ns0:Labels[1]/ns0:VendorLbl[1]" w:storeItemID="{7300FECE-4CC6-4A48-B47D-8F0EA2F23007}"/>
+            <w:dataBinding w:prefixMappings="xmlns:ns0='urn:microsoft-dynamics-nav/reports/Inventory_Purchase_Orders/709/'" w:xpath="/ns0:NavWordReportXmlPart[1]/ns0:Labels[1]/ns0:VendorLbl[1]" w:storeItemID="{7300FECE-4CC6-4A48-B47D-8F0EA2F23007}"/>
             <w:text/>
           </w:sdtPr>
           <w:sdtContent>
@@ -139,12 +139,12 @@
               <w:szCs w:val="14"/>
             </w:rPr>
             <w:alias w:val="#Nav: /Labels/ExpectedReceiptDateLbl"/>
-            <w:tag w:val="#Nav: FS_YSD_InventoryPurchaseOrders/50009"/>
+            <w:tag w:val="#Nav: Inventory_Purchase_Orders/709"/>
             <w:id w:val="2091425775"/>
             <w:placeholder>
               <w:docPart w:val="A636C7B40AEE4D11A6AF7EE60675B082"/>
             </w:placeholder>
-            <w:dataBinding w:prefixMappings="xmlns:ns0='urn:microsoft-dynamics-nav/reports/FS_YSD_InventoryPurchaseOrders/50009/' " w:xpath="/ns0:NavWordReportXmlPart[1]/ns0:Labels[1]/ns0:ExpectedReceiptDateLbl[1]" w:storeItemID="{7300FECE-4CC6-4A48-B47D-8F0EA2F23007}"/>
+            <w:dataBinding w:prefixMappings="xmlns:ns0='urn:microsoft-dynamics-nav/reports/Inventory_Purchase_Orders/709/'" w:xpath="/ns0:NavWordReportXmlPart[1]/ns0:Labels[1]/ns0:ExpectedReceiptDateLbl[1]" w:storeItemID="{7300FECE-4CC6-4A48-B47D-8F0EA2F23007}"/>
             <w:text/>
           </w:sdtPr>
           <w:sdtContent>
@@ -185,12 +185,12 @@
               <w:szCs w:val="14"/>
             </w:rPr>
             <w:alias w:val="#Nav: /Labels/Quantity_PurchaseLineCaption"/>
-            <w:tag w:val="#Nav: FS_YSD_InventoryPurchaseOrders/50009"/>
+            <w:tag w:val="#Nav: Inventory_Purchase_Orders/709"/>
             <w:id w:val="-18707178"/>
             <w:placeholder>
               <w:docPart w:val="A636C7B40AEE4D11A6AF7EE60675B082"/>
             </w:placeholder>
-            <w:dataBinding w:prefixMappings="xmlns:ns0='urn:microsoft-dynamics-nav/reports/FS_YSD_InventoryPurchaseOrders/50009/' " w:xpath="/ns0:NavWordReportXmlPart[1]/ns0:Labels[1]/ns0:Quantity_PurchaseLineCaption[1]" w:storeItemID="{7300FECE-4CC6-4A48-B47D-8F0EA2F23007}"/>
+            <w:dataBinding w:prefixMappings="xmlns:ns0='urn:microsoft-dynamics-nav/reports/Inventory_Purchase_Orders/709/'" w:xpath="/ns0:NavWordReportXmlPart[1]/ns0:Labels[1]/ns0:Quantity_PurchaseLineCaption[1]" w:storeItemID="{7300FECE-4CC6-4A48-B47D-8F0EA2F23007}"/>
             <w:text/>
           </w:sdtPr>
           <w:sdtContent>
@@ -232,12 +232,12 @@
               <w:szCs w:val="14"/>
             </w:rPr>
             <w:alias w:val="#Nav: /Labels/OutStandingQty_PurchLineCaption"/>
-            <w:tag w:val="#Nav: FS_YSD_InventoryPurchaseOrders/50009"/>
+            <w:tag w:val="#Nav: Inventory_Purchase_Orders/709"/>
             <w:id w:val="331422097"/>
             <w:placeholder>
               <w:docPart w:val="A636C7B40AEE4D11A6AF7EE60675B082"/>
             </w:placeholder>
-            <w:dataBinding w:prefixMappings="xmlns:ns0='urn:microsoft-dynamics-nav/reports/FS_YSD_InventoryPurchaseOrders/50009/' " w:xpath="/ns0:NavWordReportXmlPart[1]/ns0:Labels[1]/ns0:OutStandingQty_PurchLineCaption[1]" w:storeItemID="{7300FECE-4CC6-4A48-B47D-8F0EA2F23007}"/>
+            <w:dataBinding w:prefixMappings="xmlns:ns0='urn:microsoft-dynamics-nav/reports/Inventory_Purchase_Orders/709/'" w:xpath="/ns0:NavWordReportXmlPart[1]/ns0:Labels[1]/ns0:OutStandingQty_PurchLineCaption[1]" w:storeItemID="{7300FECE-4CC6-4A48-B47D-8F0EA2F23007}"/>
             <w:text/>
           </w:sdtPr>
           <w:sdtContent>
@@ -287,12 +287,12 @@
                 <w:szCs w:val="14"/>
               </w:rPr>
               <w:alias w:val="#Nav: /Labels/QtyOnBackOrderLbl"/>
-              <w:tag w:val="#Nav: FS_YSD_InventoryPurchaseOrders/50009"/>
+              <w:tag w:val="#Nav: Inventory_Purchase_Orders/709"/>
               <w:id w:val="-2033094642"/>
               <w:placeholder>
                 <w:docPart w:val="A636C7B40AEE4D11A6AF7EE60675B082"/>
               </w:placeholder>
-              <w:dataBinding w:prefixMappings="xmlns:ns0='urn:microsoft-dynamics-nav/reports/FS_YSD_InventoryPurchaseOrders/50009/' " w:xpath="/ns0:NavWordReportXmlPart[1]/ns0:Labels[1]/ns0:QtyOnBackOrderLbl[1]" w:storeItemID="{7300FECE-4CC6-4A48-B47D-8F0EA2F23007}"/>
+              <w:dataBinding w:prefixMappings="xmlns:ns0='urn:microsoft-dynamics-nav/reports/Inventory_Purchase_Orders/709/'" w:xpath="/ns0:NavWordReportXmlPart[1]/ns0:Labels[1]/ns0:QtyOnBackOrderLbl[1]" w:storeItemID="{7300FECE-4CC6-4A48-B47D-8F0EA2F23007}"/>
               <w:text/>
             </w:sdtPr>
             <w:sdtContent>
@@ -326,12 +326,12 @@
               <w:szCs w:val="14"/>
             </w:rPr>
             <w:alias w:val="#Nav: /Labels/DirectUnitCost_PurchLineCaption"/>
-            <w:tag w:val="#Nav: FS_YSD_InventoryPurchaseOrders/50009"/>
+            <w:tag w:val="#Nav: Inventory_Purchase_Orders/709"/>
             <w:id w:val="1760404677"/>
             <w:placeholder>
               <w:docPart w:val="A636C7B40AEE4D11A6AF7EE60675B082"/>
             </w:placeholder>
-            <w:dataBinding w:prefixMappings="xmlns:ns0='urn:microsoft-dynamics-nav/reports/FS_YSD_InventoryPurchaseOrders/50009/' " w:xpath="/ns0:NavWordReportXmlPart[1]/ns0:Labels[1]/ns0:DirectUnitCost_PurchLineCaption[1]" w:storeItemID="{7300FECE-4CC6-4A48-B47D-8F0EA2F23007}"/>
+            <w:dataBinding w:prefixMappings="xmlns:ns0='urn:microsoft-dynamics-nav/reports/Inventory_Purchase_Orders/709/'" w:xpath="/ns0:NavWordReportXmlPart[1]/ns0:Labels[1]/ns0:DirectUnitCost_PurchLineCaption[1]" w:storeItemID="{7300FECE-4CC6-4A48-B47D-8F0EA2F23007}"/>
             <w:text/>
           </w:sdtPr>
           <w:sdtContent>
@@ -375,12 +375,12 @@
               <w:szCs w:val="14"/>
             </w:rPr>
             <w:alias w:val="#Nav: /Labels/LineDiscountLbl"/>
-            <w:tag w:val="#Nav: FS_YSD_InventoryPurchaseOrders/50009"/>
+            <w:tag w:val="#Nav: Inventory_Purchase_Orders/709"/>
             <w:id w:val="-1838676148"/>
             <w:placeholder>
               <w:docPart w:val="A636C7B40AEE4D11A6AF7EE60675B082"/>
             </w:placeholder>
-            <w:dataBinding w:prefixMappings="xmlns:ns0='urn:microsoft-dynamics-nav/reports/FS_YSD_InventoryPurchaseOrders/50009/' " w:xpath="/ns0:NavWordReportXmlPart[1]/ns0:Labels[1]/ns0:LineDiscountLbl[1]" w:storeItemID="{7300FECE-4CC6-4A48-B47D-8F0EA2F23007}"/>
+            <w:dataBinding w:prefixMappings="xmlns:ns0='urn:microsoft-dynamics-nav/reports/Inventory_Purchase_Orders/709/'" w:xpath="/ns0:NavWordReportXmlPart[1]/ns0:Labels[1]/ns0:LineDiscountLbl[1]" w:storeItemID="{7300FECE-4CC6-4A48-B47D-8F0EA2F23007}"/>
             <w:text/>
           </w:sdtPr>
           <w:sdtContent>
@@ -424,12 +424,12 @@
               <w:szCs w:val="14"/>
             </w:rPr>
             <w:alias w:val="#Nav: /Labels/InvDiscountAmountLbl"/>
-            <w:tag w:val="#Nav: FS_YSD_InventoryPurchaseOrders/50009"/>
+            <w:tag w:val="#Nav: Inventory_Purchase_Orders/709"/>
             <w:id w:val="1269896736"/>
             <w:placeholder>
               <w:docPart w:val="DefaultPlaceholder_-1854013440"/>
             </w:placeholder>
-            <w:dataBinding w:prefixMappings="xmlns:ns0='urn:microsoft-dynamics-nav/reports/FS_YSD_InventoryPurchaseOrders/50009/' " w:xpath="/ns0:NavWordReportXmlPart[1]/ns0:Labels[1]/ns0:InvDiscountAmountLbl[1]" w:storeItemID="{7300FECE-4CC6-4A48-B47D-8F0EA2F23007}"/>
+            <w:dataBinding w:prefixMappings="xmlns:ns0='urn:microsoft-dynamics-nav/reports/Inventory_Purchase_Orders/709/'" w:xpath="/ns0:NavWordReportXmlPart[1]/ns0:Labels[1]/ns0:InvDiscountAmountLbl[1]" w:storeItemID="{7300FECE-4CC6-4A48-B47D-8F0EA2F23007}"/>
             <w:text/>
           </w:sdtPr>
           <w:sdtContent>
@@ -473,12 +473,12 @@
               <w:szCs w:val="14"/>
             </w:rPr>
             <w:alias w:val="#Nav: /Labels/AmtOnOrderInclVATLbl"/>
-            <w:tag w:val="#Nav: FS_YSD_InventoryPurchaseOrders/50009"/>
+            <w:tag w:val="#Nav: Inventory_Purchase_Orders/709"/>
             <w:id w:val="994538255"/>
             <w:placeholder>
               <w:docPart w:val="DefaultPlaceholder_-1854013440"/>
             </w:placeholder>
-            <w:dataBinding w:prefixMappings="xmlns:ns0='urn:microsoft-dynamics-nav/reports/FS_YSD_InventoryPurchaseOrders/50009/' " w:xpath="/ns0:NavWordReportXmlPart[1]/ns0:Labels[1]/ns0:AmtOnOrderInclVATLbl[1]" w:storeItemID="{7300FECE-4CC6-4A48-B47D-8F0EA2F23007}"/>
+            <w:dataBinding w:prefixMappings="xmlns:ns0='urn:microsoft-dynamics-nav/reports/Inventory_Purchase_Orders/709/'" w:xpath="/ns0:NavWordReportXmlPart[1]/ns0:Labels[1]/ns0:AmtOnOrderInclVATLbl[1]" w:storeItemID="{7300FECE-4CC6-4A48-B47D-8F0EA2F23007}"/>
             <w:text/>
           </w:sdtPr>
           <w:sdtContent>
@@ -715,9 +715,9 @@
             <w:szCs w:val="14"/>
           </w:rPr>
           <w:alias w:val="#Nav: /Item"/>
-          <w:tag w:val="#Nav: FS_YSD_InventoryPurchaseOrders/50009"/>
+          <w:tag w:val="#Nav: Inventory_Purchase_Orders/709"/>
           <w:id w:val="-947306193"/>
-          <w15:dataBinding w:prefixMappings="xmlns:ns0='urn:microsoft-dynamics-nav/reports/FS_YSD_InventoryPurchaseOrders/50009/' " w:xpath="/ns0:NavWordReportXmlPart[1]/ns0:Item" w:storeItemID="{7300FECE-4CC6-4A48-B47D-8F0EA2F23007}"/>
+          <w15:dataBinding w:prefixMappings="xmlns:ns0='urn:microsoft-dynamics-nav/reports/Inventory_Purchase_Orders/709/'" w:xpath="/ns0:NavWordReportXmlPart[1]/ns0:Item" w:storeItemID="{7300FECE-4CC6-4A48-B47D-8F0EA2F23007}"/>
           <w15:repeatingSection/>
         </w:sdtPr>
         <w:sdtContent>
@@ -755,12 +755,12 @@
                         <w:szCs w:val="14"/>
                       </w:rPr>
                       <w:alias w:val="#Nav: /Item/ItemNo"/>
-                      <w:tag w:val="#Nav: FS_YSD_InventoryPurchaseOrders/50009"/>
+                      <w:tag w:val="#Nav: Inventory_Purchase_Orders/709"/>
                       <w:id w:val="-1849013165"/>
                       <w:placeholder>
                         <w:docPart w:val="9028C1656BFB402FA8AE8C74D8066CFC"/>
                       </w:placeholder>
-                      <w:dataBinding w:prefixMappings="xmlns:ns0='urn:microsoft-dynamics-nav/reports/FS_YSD_InventoryPurchaseOrders/50009/' " w:xpath="/ns0:NavWordReportXmlPart[1]/ns0:Item[1]/ns0:ItemNo[1]" w:storeItemID="{7300FECE-4CC6-4A48-B47D-8F0EA2F23007}"/>
+                      <w:dataBinding w:prefixMappings="xmlns:ns0='urn:microsoft-dynamics-nav/reports/Inventory_Purchase_Orders/709/'" w:xpath="/ns0:NavWordReportXmlPart[1]/ns0:Item[1]/ns0:ItemNo[1]" w:storeItemID="{7300FECE-4CC6-4A48-B47D-8F0EA2F23007}"/>
                       <w:text/>
                     </w:sdtPr>
                     <w:sdtContent>
@@ -794,12 +794,12 @@
                       <w:szCs w:val="14"/>
                     </w:rPr>
                     <w:alias w:val="#Nav: /Item/Description_Item"/>
-                    <w:tag w:val="#Nav: FS_YSD_InventoryPurchaseOrders/50009"/>
+                    <w:tag w:val="#Nav: Inventory_Purchase_Orders/709"/>
                     <w:id w:val="-1865276526"/>
                     <w:placeholder>
                       <w:docPart w:val="9028C1656BFB402FA8AE8C74D8066CFC"/>
                     </w:placeholder>
-                    <w:dataBinding w:prefixMappings="xmlns:ns0='urn:microsoft-dynamics-nav/reports/FS_YSD_InventoryPurchaseOrders/50009/' " w:xpath="/ns0:NavWordReportXmlPart[1]/ns0:Item[1]/ns0:Description_Item[1]" w:storeItemID="{7300FECE-4CC6-4A48-B47D-8F0EA2F23007}"/>
+                    <w:dataBinding w:prefixMappings="xmlns:ns0='urn:microsoft-dynamics-nav/reports/Inventory_Purchase_Orders/709/'" w:xpath="/ns0:NavWordReportXmlPart[1]/ns0:Item[1]/ns0:Description_Item[1]" w:storeItemID="{7300FECE-4CC6-4A48-B47D-8F0EA2F23007}"/>
                     <w:text/>
                   </w:sdtPr>
                   <w:sdtContent>
@@ -948,9 +948,9 @@
                     <w:szCs w:val="14"/>
                   </w:rPr>
                   <w:alias w:val="#Nav: /Item/Purchase_Line"/>
-                  <w:tag w:val="#Nav: FS_YSD_InventoryPurchaseOrders/50009"/>
+                  <w:tag w:val="#Nav: Inventory_Purchase_Orders/709"/>
                   <w:id w:val="118038341"/>
-                  <w15:dataBinding w:prefixMappings="xmlns:ns0='urn:microsoft-dynamics-nav/reports/FS_YSD_InventoryPurchaseOrders/50009/' " w:xpath="/ns0:NavWordReportXmlPart[1]/ns0:Item[1]/ns0:Purchase_Line" w:storeItemID="{7300FECE-4CC6-4A48-B47D-8F0EA2F23007}"/>
+                  <w15:dataBinding w:prefixMappings="xmlns:ns0='urn:microsoft-dynamics-nav/reports/Inventory_Purchase_Orders/709/'" w:xpath="/ns0:NavWordReportXmlPart[1]/ns0:Item[1]/ns0:Purchase_Line" w:storeItemID="{7300FECE-4CC6-4A48-B47D-8F0EA2F23007}"/>
                   <w15:repeatingSection/>
                 </w:sdtPr>
                 <w:sdtContent>
@@ -988,12 +988,12 @@
                                 <w:szCs w:val="14"/>
                               </w:rPr>
                               <w:alias w:val="#Nav: /Item/Purchase_Line/DocumentNo_PurchaseLine"/>
-                              <w:tag w:val="#Nav: FS_YSD_InventoryPurchaseOrders/50009"/>
+                              <w:tag w:val="#Nav: Inventory_Purchase_Orders/709"/>
                               <w:id w:val="1522431851"/>
                               <w:placeholder>
                                 <w:docPart w:val="DefaultPlaceholder_-1854013440"/>
                               </w:placeholder>
-                              <w:dataBinding w:prefixMappings="xmlns:ns0='urn:microsoft-dynamics-nav/reports/FS_YSD_InventoryPurchaseOrders/50009/' " w:xpath="/ns0:NavWordReportXmlPart[1]/ns0:Item[1]/ns0:Purchase_Line[1]/ns0:DocumentNo_PurchaseLine[1]" w:storeItemID="{7300FECE-4CC6-4A48-B47D-8F0EA2F23007}"/>
+                              <w:dataBinding w:prefixMappings="xmlns:ns0='urn:microsoft-dynamics-nav/reports/Inventory_Purchase_Orders/709/'" w:xpath="/ns0:NavWordReportXmlPart[1]/ns0:Item[1]/ns0:Purchase_Line[1]/ns0:DocumentNo_PurchaseLine[1]" w:storeItemID="{7300FECE-4CC6-4A48-B47D-8F0EA2F23007}"/>
                               <w:text/>
                             </w:sdtPr>
                             <w:sdtContent>
@@ -1029,12 +1029,12 @@
                               <w:szCs w:val="14"/>
                             </w:rPr>
                             <w:alias w:val="#Nav: /Item/Purchase_Line/PattoName_PurchaseLine"/>
-                            <w:tag w:val="#Nav: FS_YSD_InventoryPurchaseOrders/50009"/>
+                            <w:tag w:val="#Nav: Inventory_Purchase_Orders/709"/>
                             <w:id w:val="-266700650"/>
                             <w:placeholder>
                               <w:docPart w:val="DefaultPlaceholder_-1854013440"/>
                             </w:placeholder>
-                            <w:dataBinding w:prefixMappings="xmlns:ns0='urn:microsoft-dynamics-nav/reports/FS_YSD_InventoryPurchaseOrders/50009/' " w:xpath="/ns0:NavWordReportXmlPart[1]/ns0:Item[1]/ns0:Purchase_Line[1]/ns0:PattoName_PurchaseLine[1]" w:storeItemID="{7300FECE-4CC6-4A48-B47D-8F0EA2F23007}"/>
+                            <w:dataBinding w:prefixMappings="xmlns:ns0='urn:microsoft-dynamics-nav/reports/Inventory_Purchase_Orders/709/'" w:xpath="/ns0:NavWordReportXmlPart[1]/ns0:Item[1]/ns0:Purchase_Line[1]/ns0:PattoName_PurchaseLine[1]" w:storeItemID="{7300FECE-4CC6-4A48-B47D-8F0EA2F23007}"/>
                             <w:text/>
                           </w:sdtPr>
                           <w:sdtContent>
@@ -1072,12 +1072,12 @@
                               <w:szCs w:val="14"/>
                             </w:rPr>
                             <w:alias w:val="#Nav: /Item/Purchase_Line/ExpReceiptDt_PurchaseLine"/>
-                            <w:tag w:val="#Nav: FS_YSD_InventoryPurchaseOrders/50009"/>
+                            <w:tag w:val="#Nav: Inventory_Purchase_Orders/709"/>
                             <w:id w:val="-1507203333"/>
                             <w:placeholder>
                               <w:docPart w:val="DefaultPlaceholder_-1854013440"/>
                             </w:placeholder>
-                            <w:dataBinding w:prefixMappings="xmlns:ns0='urn:microsoft-dynamics-nav/reports/FS_YSD_InventoryPurchaseOrders/50009/' " w:xpath="/ns0:NavWordReportXmlPart[1]/ns0:Item[1]/ns0:Purchase_Line[1]/ns0:ExpReceiptDt_PurchaseLine[1]" w:storeItemID="{7300FECE-4CC6-4A48-B47D-8F0EA2F23007}"/>
+                            <w:dataBinding w:prefixMappings="xmlns:ns0='urn:microsoft-dynamics-nav/reports/Inventory_Purchase_Orders/709/'" w:xpath="/ns0:NavWordReportXmlPart[1]/ns0:Item[1]/ns0:Purchase_Line[1]/ns0:ExpReceiptDt_PurchaseLine[1]" w:storeItemID="{7300FECE-4CC6-4A48-B47D-8F0EA2F23007}"/>
                             <w:text/>
                           </w:sdtPr>
                           <w:sdtContent>
@@ -1115,12 +1115,12 @@
                               <w:szCs w:val="14"/>
                             </w:rPr>
                             <w:alias w:val="#Nav: /Item/Purchase_Line/Quantity_PurchaseLine"/>
-                            <w:tag w:val="#Nav: FS_YSD_InventoryPurchaseOrders/50009"/>
+                            <w:tag w:val="#Nav: Inventory_Purchase_Orders/709"/>
                             <w:id w:val="1894621517"/>
                             <w:placeholder>
                               <w:docPart w:val="DefaultPlaceholder_-1854013440"/>
                             </w:placeholder>
-                            <w:dataBinding w:prefixMappings="xmlns:ns0='urn:microsoft-dynamics-nav/reports/FS_YSD_InventoryPurchaseOrders/50009/' " w:xpath="/ns0:NavWordReportXmlPart[1]/ns0:Item[1]/ns0:Purchase_Line[1]/ns0:Quantity_PurchaseLine[1]" w:storeItemID="{7300FECE-4CC6-4A48-B47D-8F0EA2F23007}"/>
+                            <w:dataBinding w:prefixMappings="xmlns:ns0='urn:microsoft-dynamics-nav/reports/Inventory_Purchase_Orders/709/'" w:xpath="/ns0:NavWordReportXmlPart[1]/ns0:Item[1]/ns0:Purchase_Line[1]/ns0:Quantity_PurchaseLine[1]" w:storeItemID="{7300FECE-4CC6-4A48-B47D-8F0EA2F23007}"/>
                             <w:text/>
                           </w:sdtPr>
                           <w:sdtContent>
@@ -1159,12 +1159,12 @@
                               <w:szCs w:val="14"/>
                             </w:rPr>
                             <w:alias w:val="#Nav: /Item/Purchase_Line/OutStandingQty_PurchLine"/>
-                            <w:tag w:val="#Nav: FS_YSD_InventoryPurchaseOrders/50009"/>
+                            <w:tag w:val="#Nav: Inventory_Purchase_Orders/709"/>
                             <w:id w:val="-910928411"/>
                             <w:placeholder>
                               <w:docPart w:val="DefaultPlaceholder_-1854013440"/>
                             </w:placeholder>
-                            <w:dataBinding w:prefixMappings="xmlns:ns0='urn:microsoft-dynamics-nav/reports/FS_YSD_InventoryPurchaseOrders/50009/' " w:xpath="/ns0:NavWordReportXmlPart[1]/ns0:Item[1]/ns0:Purchase_Line[1]/ns0:OutStandingQty_PurchLine[1]" w:storeItemID="{7300FECE-4CC6-4A48-B47D-8F0EA2F23007}"/>
+                            <w:dataBinding w:prefixMappings="xmlns:ns0='urn:microsoft-dynamics-nav/reports/Inventory_Purchase_Orders/709/'" w:xpath="/ns0:NavWordReportXmlPart[1]/ns0:Item[1]/ns0:Purchase_Line[1]/ns0:OutStandingQty_PurchLine[1]" w:storeItemID="{7300FECE-4CC6-4A48-B47D-8F0EA2F23007}"/>
                             <w:text/>
                           </w:sdtPr>
                           <w:sdtContent>
@@ -1203,12 +1203,12 @@
                               <w:szCs w:val="14"/>
                             </w:rPr>
                             <w:alias w:val="#Nav: /Item/Purchase_Line/BackOrderQty"/>
-                            <w:tag w:val="#Nav: FS_YSD_InventoryPurchaseOrders/50009"/>
+                            <w:tag w:val="#Nav: Inventory_Purchase_Orders/709"/>
                             <w:id w:val="1860783125"/>
                             <w:placeholder>
                               <w:docPart w:val="DefaultPlaceholder_-1854013440"/>
                             </w:placeholder>
-                            <w:dataBinding w:prefixMappings="xmlns:ns0='urn:microsoft-dynamics-nav/reports/FS_YSD_InventoryPurchaseOrders/50009/' " w:xpath="/ns0:NavWordReportXmlPart[1]/ns0:Item[1]/ns0:Purchase_Line[1]/ns0:BackOrderQty[1]" w:storeItemID="{7300FECE-4CC6-4A48-B47D-8F0EA2F23007}"/>
+                            <w:dataBinding w:prefixMappings="xmlns:ns0='urn:microsoft-dynamics-nav/reports/Inventory_Purchase_Orders/709/'" w:xpath="/ns0:NavWordReportXmlPart[1]/ns0:Item[1]/ns0:Purchase_Line[1]/ns0:BackOrderQty[1]" w:storeItemID="{7300FECE-4CC6-4A48-B47D-8F0EA2F23007}"/>
                             <w:text/>
                           </w:sdtPr>
                           <w:sdtContent>
@@ -1247,12 +1247,12 @@
                               <w:szCs w:val="14"/>
                             </w:rPr>
                             <w:alias w:val="#Nav: /Item/Purchase_Line/DirectUnitCost_PurchLine"/>
-                            <w:tag w:val="#Nav: FS_YSD_InventoryPurchaseOrders/50009"/>
+                            <w:tag w:val="#Nav: Inventory_Purchase_Orders/709"/>
                             <w:id w:val="1312061257"/>
                             <w:placeholder>
                               <w:docPart w:val="DefaultPlaceholder_-1854013440"/>
                             </w:placeholder>
-                            <w:dataBinding w:prefixMappings="xmlns:ns0='urn:microsoft-dynamics-nav/reports/FS_YSD_InventoryPurchaseOrders/50009/' " w:xpath="/ns0:NavWordReportXmlPart[1]/ns0:Item[1]/ns0:Purchase_Line[1]/ns0:DirectUnitCost_PurchLine[1]" w:storeItemID="{7300FECE-4CC6-4A48-B47D-8F0EA2F23007}"/>
+                            <w:dataBinding w:prefixMappings="xmlns:ns0='urn:microsoft-dynamics-nav/reports/Inventory_Purchase_Orders/709/'" w:xpath="/ns0:NavWordReportXmlPart[1]/ns0:Item[1]/ns0:Purchase_Line[1]/ns0:DirectUnitCost_PurchLine[1]" w:storeItemID="{7300FECE-4CC6-4A48-B47D-8F0EA2F23007}"/>
                             <w:text/>
                           </w:sdtPr>
                           <w:sdtContent>
@@ -1291,12 +1291,12 @@
                               <w:szCs w:val="14"/>
                             </w:rPr>
                             <w:alias w:val="#Nav: /Item/Purchase_Line/LineDiscount_PurchaseLine"/>
-                            <w:tag w:val="#Nav: FS_YSD_InventoryPurchaseOrders/50009"/>
+                            <w:tag w:val="#Nav: Inventory_Purchase_Orders/709"/>
                             <w:id w:val="-1223371247"/>
                             <w:placeholder>
                               <w:docPart w:val="DefaultPlaceholder_-1854013440"/>
                             </w:placeholder>
-                            <w:dataBinding w:prefixMappings="xmlns:ns0='urn:microsoft-dynamics-nav/reports/FS_YSD_InventoryPurchaseOrders/50009/' " w:xpath="/ns0:NavWordReportXmlPart[1]/ns0:Item[1]/ns0:Purchase_Line[1]/ns0:LineDiscount_PurchaseLine[1]" w:storeItemID="{7300FECE-4CC6-4A48-B47D-8F0EA2F23007}"/>
+                            <w:dataBinding w:prefixMappings="xmlns:ns0='urn:microsoft-dynamics-nav/reports/Inventory_Purchase_Orders/709/'" w:xpath="/ns0:NavWordReportXmlPart[1]/ns0:Item[1]/ns0:Purchase_Line[1]/ns0:LineDiscount_PurchaseLine[1]" w:storeItemID="{7300FECE-4CC6-4A48-B47D-8F0EA2F23007}"/>
                             <w:text/>
                           </w:sdtPr>
                           <w:sdtContent>
@@ -1335,12 +1335,12 @@
                               <w:szCs w:val="14"/>
                             </w:rPr>
                             <w:alias w:val="#Nav: /Item/Purchase_Line/InvDiscountAmt_PurchLine"/>
-                            <w:tag w:val="#Nav: FS_YSD_InventoryPurchaseOrders/50009"/>
+                            <w:tag w:val="#Nav: Inventory_Purchase_Orders/709"/>
                             <w:id w:val="1142464384"/>
                             <w:placeholder>
                               <w:docPart w:val="DefaultPlaceholder_-1854013440"/>
                             </w:placeholder>
-                            <w:dataBinding w:prefixMappings="xmlns:ns0='urn:microsoft-dynamics-nav/reports/FS_YSD_InventoryPurchaseOrders/50009/' " w:xpath="/ns0:NavWordReportXmlPart[1]/ns0:Item[1]/ns0:Purchase_Line[1]/ns0:InvDiscountAmt_PurchLine[1]" w:storeItemID="{7300FECE-4CC6-4A48-B47D-8F0EA2F23007}"/>
+                            <w:dataBinding w:prefixMappings="xmlns:ns0='urn:microsoft-dynamics-nav/reports/Inventory_Purchase_Orders/709/'" w:xpath="/ns0:NavWordReportXmlPart[1]/ns0:Item[1]/ns0:Purchase_Line[1]/ns0:InvDiscountAmt_PurchLine[1]" w:storeItemID="{7300FECE-4CC6-4A48-B47D-8F0EA2F23007}"/>
                             <w:text/>
                           </w:sdtPr>
                           <w:sdtContent>
@@ -1379,12 +1379,12 @@
                               <w:szCs w:val="14"/>
                             </w:rPr>
                             <w:alias w:val="#Nav: /Item/Purchase_Line/OutstandingAmt1_PurchLine"/>
-                            <w:tag w:val="#Nav: FS_YSD_InventoryPurchaseOrders/50009"/>
+                            <w:tag w:val="#Nav: Inventory_Purchase_Orders/709"/>
                             <w:id w:val="-1730611745"/>
                             <w:placeholder>
                               <w:docPart w:val="DefaultPlaceholder_-1854013440"/>
                             </w:placeholder>
-                            <w:dataBinding w:prefixMappings="xmlns:ns0='urn:microsoft-dynamics-nav/reports/FS_YSD_InventoryPurchaseOrders/50009/' " w:xpath="/ns0:NavWordReportXmlPart[1]/ns0:Item[1]/ns0:Purchase_Line[1]/ns0:OutstandingAmt1_PurchLine[1]" w:storeItemID="{7300FECE-4CC6-4A48-B47D-8F0EA2F23007}"/>
+                            <w:dataBinding w:prefixMappings="xmlns:ns0='urn:microsoft-dynamics-nav/reports/Inventory_Purchase_Orders/709/'" w:xpath="/ns0:NavWordReportXmlPart[1]/ns0:Item[1]/ns0:Purchase_Line[1]/ns0:OutstandingAmt1_PurchLine[1]" w:storeItemID="{7300FECE-4CC6-4A48-B47D-8F0EA2F23007}"/>
                             <w:text/>
                           </w:sdtPr>
                           <w:sdtContent>
@@ -1452,12 +1452,12 @@
                       <w:szCs w:val="14"/>
                     </w:rPr>
                     <w:alias w:val="#Nav: /Item/Description_Item"/>
-                    <w:tag w:val="#Nav: FS_YSD_InventoryPurchaseOrders/50009"/>
+                    <w:tag w:val="#Nav: Inventory_Purchase_Orders/709"/>
                     <w:id w:val="-2109651383"/>
                     <w:placeholder>
                       <w:docPart w:val="847E53918B684613A7EBCBA4CB0B75DD"/>
                     </w:placeholder>
-                    <w:dataBinding w:prefixMappings="xmlns:ns0='urn:microsoft-dynamics-nav/reports/FS_YSD_InventoryPurchaseOrders/50009/' " w:xpath="/ns0:NavWordReportXmlPart[1]/ns0:Item[1]/ns0:Description_Item[1]" w:storeItemID="{7300FECE-4CC6-4A48-B47D-8F0EA2F23007}"/>
+                    <w:dataBinding w:prefixMappings="xmlns:ns0='urn:microsoft-dynamics-nav/reports/Inventory_Purchase_Orders/709/'" w:xpath="/ns0:NavWordReportXmlPart[1]/ns0:Item[1]/ns0:Description_Item[1]" w:storeItemID="{7300FECE-4CC6-4A48-B47D-8F0EA2F23007}"/>
                     <w:text/>
                   </w:sdtPr>
                   <w:sdtContent>
@@ -1517,12 +1517,12 @@
                       <w:szCs w:val="14"/>
                     </w:rPr>
                     <w:alias w:val="#Nav: /Item/Subtotals/Subtotals_OutstandingQuantity"/>
-                    <w:tag w:val="#Nav: FS_YSD_InventoryPurchaseOrders/50009"/>
+                    <w:tag w:val="#Nav: Inventory_Purchase_Orders/709"/>
                     <w:id w:val="1599593736"/>
                     <w:placeholder>
                       <w:docPart w:val="DefaultPlaceholder_-1854013440"/>
                     </w:placeholder>
-                    <w:dataBinding w:prefixMappings="xmlns:ns0='urn:microsoft-dynamics-nav/reports/FS_YSD_InventoryPurchaseOrders/50009/' " w:xpath="/ns0:NavWordReportXmlPart[1]/ns0:Item[1]/ns0:Subtotals[1]/ns0:Subtotals_OutstandingQuantity[1]" w:storeItemID="{7300FECE-4CC6-4A48-B47D-8F0EA2F23007}"/>
+                    <w:dataBinding w:prefixMappings="xmlns:ns0='urn:microsoft-dynamics-nav/reports/Inventory_Purchase_Orders/709/'" w:xpath="/ns0:NavWordReportXmlPart[1]/ns0:Item[1]/ns0:Subtotals[1]/ns0:Subtotals_OutstandingQuantity[1]" w:storeItemID="{7300FECE-4CC6-4A48-B47D-8F0EA2F23007}"/>
                     <w:text/>
                   </w:sdtPr>
                   <w:sdtContent>
@@ -1565,12 +1565,12 @@
                       <w:szCs w:val="14"/>
                     </w:rPr>
                     <w:alias w:val="#Nav: /Item/Subtotals/Subtotals_QtyOnBackOrder"/>
-                    <w:tag w:val="#Nav: FS_YSD_InventoryPurchaseOrders/50009"/>
+                    <w:tag w:val="#Nav: Inventory_Purchase_Orders/709"/>
                     <w:id w:val="-953014397"/>
                     <w:placeholder>
                       <w:docPart w:val="DefaultPlaceholder_-1854013440"/>
                     </w:placeholder>
-                    <w:dataBinding w:prefixMappings="xmlns:ns0='urn:microsoft-dynamics-nav/reports/FS_YSD_InventoryPurchaseOrders/50009/' " w:xpath="/ns0:NavWordReportXmlPart[1]/ns0:Item[1]/ns0:Subtotals[1]/ns0:Subtotals_QtyOnBackOrder[1]" w:storeItemID="{7300FECE-4CC6-4A48-B47D-8F0EA2F23007}"/>
+                    <w:dataBinding w:prefixMappings="xmlns:ns0='urn:microsoft-dynamics-nav/reports/Inventory_Purchase_Orders/709/'" w:xpath="/ns0:NavWordReportXmlPart[1]/ns0:Item[1]/ns0:Subtotals[1]/ns0:Subtotals_QtyOnBackOrder[1]" w:storeItemID="{7300FECE-4CC6-4A48-B47D-8F0EA2F23007}"/>
                     <w:text/>
                   </w:sdtPr>
                   <w:sdtContent>
@@ -1679,12 +1679,12 @@
                           <w:szCs w:val="14"/>
                         </w:rPr>
                         <w:alias w:val="#Nav: /Item/Subtotals/Subtotals_AmountOnOrder"/>
-                        <w:tag w:val="#Nav: FS_YSD_InventoryPurchaseOrders/50009"/>
+                        <w:tag w:val="#Nav: Inventory_Purchase_Orders/709"/>
                         <w:id w:val="-648125511"/>
                         <w:placeholder>
                           <w:docPart w:val="ACD00E6513924E9D917A6D28C43BE07A"/>
                         </w:placeholder>
-                        <w:dataBinding w:prefixMappings="xmlns:ns0='urn:microsoft-dynamics-nav/reports/FS_YSD_InventoryPurchaseOrders/50009/' " w:xpath="/ns0:NavWordReportXmlPart[1]/ns0:Item[1]/ns0:Subtotals[1]/ns0:Subtotals_AmountOnOrder[1]" w:storeItemID="{7300FECE-4CC6-4A48-B47D-8F0EA2F23007}"/>
+                        <w:dataBinding w:prefixMappings="xmlns:ns0='urn:microsoft-dynamics-nav/reports/Inventory_Purchase_Orders/709/'" w:xpath="/ns0:NavWordReportXmlPart[1]/ns0:Item[1]/ns0:Subtotals[1]/ns0:Subtotals_AmountOnOrder[1]" w:storeItemID="{7300FECE-4CC6-4A48-B47D-8F0EA2F23007}"/>
                         <w:text/>
                       </w:sdtPr>
                       <w:sdtContent>
@@ -2280,12 +2280,12 @@
                   <w:szCs w:val="14"/>
                 </w:rPr>
                 <w:alias w:val="#Nav: /Labels/TotalsLbl"/>
-                <w:tag w:val="#Nav: FS_YSD_InventoryPurchaseOrders/50009"/>
+                <w:tag w:val="#Nav: Inventory_Purchase_Orders/709"/>
                 <w:id w:val="355385760"/>
                 <w:placeholder>
                   <w:docPart w:val="A636C7B40AEE4D11A6AF7EE60675B082"/>
                 </w:placeholder>
-                <w:dataBinding w:prefixMappings="xmlns:ns0='urn:microsoft-dynamics-nav/reports/FS_YSD_InventoryPurchaseOrders/50009/' " w:xpath="/ns0:NavWordReportXmlPart[1]/ns0:Labels[1]/ns0:TotalsLbl[1]" w:storeItemID="{7300FECE-4CC6-4A48-B47D-8F0EA2F23007}"/>
+                <w:dataBinding w:prefixMappings="xmlns:ns0='urn:microsoft-dynamics-nav/reports/Inventory_Purchase_Orders/709/'" w:xpath="/ns0:NavWordReportXmlPart[1]/ns0:Labels[1]/ns0:TotalsLbl[1]" w:storeItemID="{7300FECE-4CC6-4A48-B47D-8F0EA2F23007}"/>
                 <w:text/>
               </w:sdtPr>
               <w:sdtContent>
@@ -2477,12 +2477,12 @@
               <w:szCs w:val="14"/>
             </w:rPr>
             <w:alias w:val="#Nav: /Totals/Totals_OutstandingAmount"/>
-            <w:tag w:val="#Nav: FS_YSD_InventoryPurchaseOrders/50009"/>
+            <w:tag w:val="#Nav: Inventory_Purchase_Orders/709"/>
             <w:id w:val="-1886092762"/>
             <w:placeholder>
               <w:docPart w:val="DefaultPlaceholder_-1854013440"/>
             </w:placeholder>
-            <w:dataBinding w:prefixMappings="xmlns:ns0='urn:microsoft-dynamics-nav/reports/FS_YSD_InventoryPurchaseOrders/50009/' " w:xpath="/ns0:NavWordReportXmlPart[1]/ns0:Totals[1]/ns0:Totals_OutstandingAmount[1]" w:storeItemID="{7300FECE-4CC6-4A48-B47D-8F0EA2F23007}"/>
+            <w:dataBinding w:prefixMappings="xmlns:ns0='urn:microsoft-dynamics-nav/reports/Inventory_Purchase_Orders/709/'" w:xpath="/ns0:NavWordReportXmlPart[1]/ns0:Totals[1]/ns0:Totals_OutstandingAmount[1]" w:storeItemID="{7300FECE-4CC6-4A48-B47D-8F0EA2F23007}"/>
             <w:text/>
           </w:sdtPr>
           <w:sdtContent>
@@ -2624,12 +2624,12 @@
               <w:szCs w:val="28"/>
             </w:rPr>
             <w:alias w:val="#Nav: /Labels/InventoryPurchOrdersLbl"/>
-            <w:tag w:val="#Nav: FS_YSD_InventoryPurchaseOrders/50009"/>
+            <w:tag w:val="#Nav: Inventory_Purchase_Orders/709"/>
             <w:id w:val="1221781303"/>
             <w:placeholder>
               <w:docPart w:val="DefaultPlaceholder_-1854013440"/>
             </w:placeholder>
-            <w:dataBinding w:prefixMappings="xmlns:ns0='urn:microsoft-dynamics-nav/reports/FS_YSD_InventoryPurchaseOrders/50009/' " w:xpath="/ns0:NavWordReportXmlPart[1]/ns0:Labels[1]/ns0:InventoryPurchOrdersLbl[1]" w:storeItemID="{7300FECE-4CC6-4A48-B47D-8F0EA2F23007}"/>
+            <w:dataBinding w:prefixMappings="xmlns:ns0='urn:microsoft-dynamics-nav/reports/Inventory_Purchase_Orders/709/'" w:xpath="/ns0:NavWordReportXmlPart[1]/ns0:Labels[1]/ns0:InventoryPurchOrdersLbl[1]" w:storeItemID="{7300FECE-4CC6-4A48-B47D-8F0EA2F23007}"/>
             <w:text/>
           </w:sdtPr>
           <w:sdtContent>
@@ -2851,12 +2851,12 @@
                 <w:szCs w:val="16"/>
               </w:rPr>
               <w:alias w:val="#Nav: /BCReportInformation/ReportRequest/UserName"/>
-              <w:tag w:val="#Nav: FS_YSD_InventoryPurchaseOrders/50009"/>
+              <w:tag w:val="#Nav: Inventory_Purchase_Orders/709"/>
               <w:id w:val="-249272221"/>
               <w:placeholder>
                 <w:docPart w:val="3D8F3EE94B464D7880E07DC3EB1B233A"/>
               </w:placeholder>
-              <w:dataBinding w:prefixMappings="xmlns:ns0='urn:microsoft-dynamics-nav/reports/FS_YSD_InventoryPurchaseOrders/50009/'" w:xpath="/ns0:NavWordReportXmlPart[1]/ns0:BCReportInformation[1]/ns0:ReportRequest[1]/ns0:UserName[1]" w:storeItemID="{7300FECE-4CC6-4A48-B47D-8F0EA2F23007}"/>
+              <w:dataBinding w:prefixMappings="xmlns:ns0='urn:microsoft-dynamics-nav/reports/Inventory_Purchase_Orders/709/'" w:xpath="/ns0:NavWordReportXmlPart[1]/ns0:BCReportInformation[1]/ns0:ReportRequest[1]/ns0:UserName[1]" w:storeItemID="{7300FECE-4CC6-4A48-B47D-8F0EA2F23007}"/>
               <w:text/>
             </w:sdtPr>
             <w:sdtContent>
@@ -2890,12 +2890,12 @@
             <w:szCs w:val="16"/>
           </w:rPr>
           <w:alias w:val="#Nav: /BCReportInformation/ReportRequest/CompanyName"/>
-          <w:tag w:val="#Nav: FS_YSD_InventoryPurchaseOrders/50009"/>
+          <w:tag w:val="#Nav: Inventory_Purchase_Orders/709"/>
           <w:id w:val="-1641258246"/>
           <w:placeholder>
             <w:docPart w:val="B954294AB2D64F9A9088EE7BF7427E78"/>
           </w:placeholder>
-          <w:dataBinding w:prefixMappings="xmlns:ns0='urn:microsoft-dynamics-nav/reports/FS_YSD_InventoryPurchaseOrders/50009/'" w:xpath="/ns0:NavWordReportXmlPart[1]/ns0:BCReportInformation[1]/ns0:ReportRequest[1]/ns0:CompanyName[1]" w:storeItemID="{7300FECE-4CC6-4A48-B47D-8F0EA2F23007}"/>
+          <w:dataBinding w:prefixMappings="xmlns:ns0='urn:microsoft-dynamics-nav/reports/Inventory_Purchase_Orders/709/'" w:xpath="/ns0:NavWordReportXmlPart[1]/ns0:BCReportInformation[1]/ns0:ReportRequest[1]/ns0:CompanyName[1]" w:storeItemID="{7300FECE-4CC6-4A48-B47D-8F0EA2F23007}"/>
           <w:text/>
         </w:sdtPr>
         <w:sdtContent>
@@ -2939,12 +2939,12 @@
             <w:szCs w:val="16"/>
           </w:rPr>
           <w:alias w:val="#Nav: /Item/ItemTableCaptItemFilter"/>
-          <w:tag w:val="#Nav: FS_YSD_InventoryPurchaseOrders/50009"/>
+          <w:tag w:val="#Nav: Inventory_Purchase_Orders/709"/>
           <w:id w:val="-1231764601"/>
           <w:placeholder>
             <w:docPart w:val="DefaultPlaceholder_-1854013440"/>
           </w:placeholder>
-          <w:dataBinding w:prefixMappings="xmlns:ns0='urn:microsoft-dynamics-nav/reports/FS_YSD_InventoryPurchaseOrders/50009/' " w:xpath="/ns0:NavWordReportXmlPart[1]/ns0:Item[1]/ns0:ItemTableCaptItemFilter[1]" w:storeItemID="{7300FECE-4CC6-4A48-B47D-8F0EA2F23007}"/>
+          <w:dataBinding w:prefixMappings="xmlns:ns0='urn:microsoft-dynamics-nav/reports/Inventory_Purchase_Orders/709/'" w:xpath="/ns0:NavWordReportXmlPart[1]/ns0:Item[1]/ns0:ItemTableCaptItemFilter[1]" w:storeItemID="{7300FECE-4CC6-4A48-B47D-8F0EA2F23007}"/>
           <w:text/>
         </w:sdtPr>
         <w:sdtContent>
@@ -2993,12 +2993,12 @@
             <w:szCs w:val="16"/>
           </w:rPr>
           <w:alias w:val="#Nav: /Item/PurchaseLineFilter"/>
-          <w:tag w:val="#Nav: FS_YSD_InventoryPurchaseOrders/50009"/>
+          <w:tag w:val="#Nav: Inventory_Purchase_Orders/709"/>
           <w:id w:val="-1016535722"/>
           <w:placeholder>
             <w:docPart w:val="DefaultPlaceholder_-1854013440"/>
           </w:placeholder>
-          <w:dataBinding w:prefixMappings="xmlns:ns0='urn:microsoft-dynamics-nav/reports/FS_YSD_InventoryPurchaseOrders/50009/' " w:xpath="/ns0:NavWordReportXmlPart[1]/ns0:Item[1]/ns0:PurchaseLineFilter[1]" w:storeItemID="{7300FECE-4CC6-4A48-B47D-8F0EA2F23007}"/>
+          <w:dataBinding w:prefixMappings="xmlns:ns0='urn:microsoft-dynamics-nav/reports/Inventory_Purchase_Orders/709/'" w:xpath="/ns0:NavWordReportXmlPart[1]/ns0:Item[1]/ns0:PurchaseLineFilter[1]" w:storeItemID="{7300FECE-4CC6-4A48-B47D-8F0EA2F23007}"/>
           <w:text/>
         </w:sdtPr>
         <w:sdtContent>
@@ -4990,207 +4990,656 @@
 </we:webextension>
 </file>
 
-<file path=customXml/item1.xml>��< ? x m l   v e r s i o n = " 1 . 0 "   e n c o d i n g = " u t f - 1 6 " ? > - 
- < N a v W o r d R e p o r t X m l P a r t   x m l n s = " u r n : m i c r o s o f t - d y n a m i c s - n a v / r e p o r t s / F S _ Y S D _ I n v e n t o r y P u r c h a s e O r d e r s / 5 0 0 0 9 / " > - 
-     < B C R e p o r t I n f o r m a t i o n > - 
-         < R e p o r t M e t a d a t a > - 
-             < E x t e n s i o n I d > E x t e n s i o n   I D < / E x t e n s i o n I d > - 
-             < E x t e n s i o n N a m e > E x t e n s i o n   N a m e < / E x t e n s i o n N a m e > - 
-             < E x t e n s i o n P u b l i s h e r > E x t e n s i o n   P u b l i s h e r < / E x t e n s i o n P u b l i s h e r > - 
-             < E x t e n s i o n V e r s i o n > E x t e n s i o n   V e r s i o n < / E x t e n s i o n V e r s i o n > - 
-             < R e p o r t I d > R e p o r t   I D < / R e p o r t I d > - 
-             < R e p o r t N a m e > R e p o r t   N a m e < / R e p o r t N a m e > - 
-             < A b o u t T h i s R e p o r t T i t l e > A b o u t   T h i s   R e p o r t   T i t l e < / A b o u t T h i s R e p o r t T i t l e > - 
-             < A b o u t T h i s R e p o r t T e x t > A b o u t   T h i s   R e p o r t   T e x t < / A b o u t T h i s R e p o r t T e x t > - 
-             < R e p o r t H e l p L i n k > R e p o r t   H e l p   L i n k < / R e p o r t H e l p L i n k > - 
-         < / R e p o r t M e t a d a t a > - 
-         < R e p o r t R e q u e s t > - 
-             < T e n a n t E n t r a I d > T e n a n t   E n t r a   I d < / T e n a n t E n t r a I d > - 
-             < E n v i r o n m e n t N a m e > E n v i r o n m e n t   N a m e < / E n v i r o n m e n t N a m e > - 
-             < E n v i r o n m e n t T y p e > E n v i r o n m e n t   T y p e < / E n v i r o n m e n t T y p e > - 
-             < C o m p a n y N a m e > C o m p a n y   N a m e < / C o m p a n y N a m e > - 
-             < C o m p a n y D i s p l a y N a m e > C o m p a n y   D i s p l a y   N a m e < / C o m p a n y D i s p l a y N a m e > - 
-             < C o m p a n y I d > C o m p a n y   I D < / C o m p a n y I d > - 
-             < U s e r N a m e > U s e r   N a m e < / U s e r N a m e > - 
-             < D a t e A n d T i m e > D a t e   a n d   T i m e < / D a t e A n d T i m e > - 
-             < L a n g u a g e > L a n g u a g e < / L a n g u a g e > - 
-             < F o r m a t R e g i o n > F o r m a t   R e g i o n < / F o r m a t R e g i o n > - 
-             < D a t e T i m e V a l u e s > - 
-                 < Y e a r > Y e a r < / Y e a r > - 
-                 < M o n t h N u m b e r > M o n t h   N u m b e r < / M o n t h N u m b e r > - 
-                 < D a y N u m b e r > D a y   N u m b e r < / D a y N u m b e r > - 
-                 < H o u r > H o u r < / H o u r > - 
-                 < M i n u t e > M i n u t e < / M i n u t e > - 
-             < / D a t e T i m e V a l u e s > - 
-         < / R e p o r t R e q u e s t > - 
-     < / B C R e p o r t I n f o r m a t i o n > - 
-     < L a b e l s > - 
-         < A b o u t T h e R e p o r t L b l > A b o u t T h e R e p o r t L b l < / A b o u t T h e R e p o r t L b l > - 
-         < A m t O n O r d e r I n c l V A T L b l > A m t O n O r d e r I n c l V A T L b l < / A m t O n O r d e r I n c l V A T L b l > - 
-         < C o m p a n y L b l > C o m p a n y L b l < / C o m p a n y L b l > - 
-         < D a t a R e t r i e v e d > D a t a R e t r i e v e d < / D a t a R e t r i e v e d > - 
-         < D i r e c t U n i t C o s t _ P u r c h L i n e C a p t i o n > D i r e c t U n i t C o s t _ P u r c h L i n e C a p t i o n < / D i r e c t U n i t C o s t _ P u r c h L i n e C a p t i o n > - 
-         < D o c u m e n t a t i o n L b l > D o c u m e n t a t i o n L b l < / D o c u m e n t a t i o n L b l > - 
-         < D o c u m e n t N o _ P u r c h a s e L i n e C a p t i o n > D o c u m e n t N o _ P u r c h a s e L i n e C a p t i o n < / D o c u m e n t N o _ P u r c h a s e L i n e C a p t i o n > - 
-         < E n v i r o n m e n t L b l > E n v i r o n m e n t L b l < / E n v i r o n m e n t L b l > - 
-         < E x p e c t e d R e c e i p t D a t e L b l > E x p e c t e d R e c e i p t D a t e L b l < / E x p e c t e d R e c e i p t D a t e L b l > - 
-         < I n v D i s c o u n t A m o u n t L b l > I n v D i s c o u n t A m o u n t L b l < / I n v D i s c o u n t A m o u n t L b l > - 
-         < I n v e n t o r y P u r c h O r d e r s L b l > I n v e n t o r y P u r c h O r d e r s L b l < / I n v e n t o r y P u r c h O r d e r s L b l > - 
-         < I n v e n t o r y P u r c h O r d e r s P r i n t L b l > I n v e n t o r y P u r c h O r d e r s P r i n t L b l < / I n v e n t o r y P u r c h O r d e r s P r i n t L b l > - 
-         < I n v P u r c h O r d e r s A n a l y s i s L b l > I n v P u r c h O r d e r s A n a l y s i s L b l < / I n v P u r c h O r d e r s A n a l y s i s L b l > - 
-         < I t e m D e s c L b l > I t e m D e s c L b l < / I t e m D e s c L b l > - 
-         < I t e m N o L b l > I t e m N o L b l < / I t e m N o L b l > - 
-         < L i n e D i s c o u n t L b l > L i n e D i s c o u n t L b l < / L i n e D i s c o u n t L b l > - 
-         < O u t S t a n d i n g Q t y _ P u r c h L i n e C a p t i o n > O u t S t a n d i n g Q t y _ P u r c h L i n e C a p t i o n < / O u t S t a n d i n g Q t y _ P u r c h L i n e C a p t i o n > - 
-         < Q t y O n B a c k O r d e r L b l > Q t y O n B a c k O r d e r L b l < / Q t y O n B a c k O r d e r L b l > - 
-         < Q u a n t i t y _ P u r c h a s e L i n e C a p t i o n > Q u a n t i t y _ P u r c h a s e L i n e C a p t i o n < / Q u a n t i t y _ P u r c h a s e L i n e C a p t i o n > - 
-         < R e p o r t N a m e L b l > R e p o r t N a m e L b l < / R e p o r t N a m e L b l > - 
-         < R u n O n L b l > R u n O n L b l < / R u n O n L b l > - 
-         < T o t a l s L b l > T o t a l s L b l < / T o t a l s L b l > - 
-         < U s e r L b l > U s e r L b l < / U s e r L b l > - 
-         < V e n d o r L b l > V e n d o r L b l < / V e n d o r L b l > - 
-     < / L a b e l s > - 
-     < I t e m > - 
-         < C o m p a n y N a m e > C o m p a n y N a m e < / C o m p a n y N a m e > - 
-         < D e s c r i p t i o n _ I t e m > D e s c r i p t i o n _ I t e m < / D e s c r i p t i o n _ I t e m > - 
-         < G l o b a l D i m 1 F i l t e r _ I t e m > G l o b a l D i m 1 F i l t e r _ I t e m < / G l o b a l D i m 1 F i l t e r _ I t e m > - 
-         < G l o b a l D i m 2 F i l t e r _ I t e m > G l o b a l D i m 2 F i l t e r _ I t e m < / G l o b a l D i m 2 F i l t e r _ I t e m > - 
-         < I t e m B i n F i l t e r > I t e m B i n F i l t e r < / I t e m B i n F i l t e r > - 
-         < I t e m N o > I t e m N o < / I t e m N o > - 
-         < I t e m T a b l e C a p t I t e m F i l t e r > I t e m T a b l e C a p t I t e m F i l t e r < / I t e m T a b l e C a p t I t e m F i l t e r > - 
-         < L o c a t i o n F i l t e r _ I t e m > L o c a t i o n F i l t e r _ I t e m < / L o c a t i o n F i l t e r _ I t e m > - 
-         < O u t s t a n d i n g A m t _ P u r c h L i n e > O u t s t a n d i n g A m t _ P u r c h L i n e < / O u t s t a n d i n g A m t _ P u r c h L i n e > - 
-         < P u r c h a s e L i n e F i l t e r > P u r c h a s e L i n e F i l t e r < / P u r c h a s e L i n e F i l t e r > - 
-         < V a r i a n t F i l t e r _ I t e m > V a r i a n t F i l t e r _ I t e m < / V a r i a n t F i l t e r _ I t e m > - 
-         < P u r c h a s e _ L i n e > - 
-             < B a c k O r d e r Q t y > B a c k O r d e r Q t y < / B a c k O r d e r Q t y > - 
-             < D e s c r i p t i o n 1 _ I t e m > D e s c r i p t i o n 1 _ I t e m < / D e s c r i p t i o n 1 _ I t e m > - 
-             < D i r e c t U n i t C o s t _ P u r c h L i n e > D i r e c t U n i t C o s t _ P u r c h L i n e < / D i r e c t U n i t C o s t _ P u r c h L i n e > - 
-             < D o c u m e n t N o _ P u r c h a s e L i n e > D o c u m e n t N o _ P u r c h a s e L i n e < / D o c u m e n t N o _ P u r c h a s e L i n e > - 
-             < E x p R e c e i p t D t _ P u r c h a s e L i n e > E x p R e c e i p t D t _ P u r c h a s e L i n e < / E x p R e c e i p t D t _ P u r c h a s e L i n e > - 
-             < I n v D i s c o u n t A m t _ P u r c h L i n e > I n v D i s c o u n t A m t _ P u r c h L i n e < / I n v D i s c o u n t A m t _ P u r c h L i n e > - 
-             < L i n e D i s c o u n t _ P u r c h a s e L i n e > L i n e D i s c o u n t _ P u r c h a s e L i n e < / L i n e D i s c o u n t _ P u r c h a s e L i n e > - 
-             < O u t s t a n d i n g A m t 1 _ P u r c h L i n e > O u t s t a n d i n g A m t 1 _ P u r c h L i n e < / O u t s t a n d i n g A m t 1 _ P u r c h L i n e > - 
-             < O u t S t a n d i n g Q t y _ P u r c h L i n e > O u t S t a n d i n g Q t y _ P u r c h L i n e < / O u t S t a n d i n g Q t y _ P u r c h L i n e > - 
-             < P a t t o N a m e _ P u r c h a s e L i n e > P a t t o N a m e _ P u r c h a s e L i n e < / P a t t o N a m e _ P u r c h a s e L i n e > - 
-             < Q u a n t i t y _ P u r c h a s e L i n e > Q u a n t i t y _ P u r c h a s e L i n e < / Q u a n t i t y _ P u r c h a s e L i n e > - 
-         < / P u r c h a s e _ L i n e > - 
-         < S u b t o t a l s > - 
-             < S u b t o t a l s _ A m o u n t O n O r d e r > S u b t o t a l s _ A m o u n t O n O r d e r < / S u b t o t a l s _ A m o u n t O n O r d e r > - 
-             < S u b t o t a l s _ O u t s t a n d i n g Q u a n t i t y > S u b t o t a l s _ O u t s t a n d i n g Q u a n t i t y < / S u b t o t a l s _ O u t s t a n d i n g Q u a n t i t y > - 
-             < S u b t o t a l s _ Q t y O n B a c k O r d e r > S u b t o t a l s _ Q t y O n B a c k O r d e r < / S u b t o t a l s _ Q t y O n B a c k O r d e r > - 
-         < / S u b t o t a l s > - 
-     < / I t e m > - 
-     < T o t a l s > - 
-         < T o t a l s _ O u t s t a n d i n g A m o u n t > T o t a l s _ O u t s t a n d i n g A m o u n t < / T o t a l s _ O u t s t a n d i n g A m o u n t > - 
-     < / T o t a l s > - 
- < / N a v W o r d R e p o r t X m l P a r t > 
-</file>
-
 <file path=customXml/item2.xml><?xml version="1.0" encoding="utf-8"?>
 <b:Sources xmlns:b="http://schemas.openxmlformats.org/officeDocument/2006/bibliography" xmlns="http://schemas.openxmlformats.org/officeDocument/2006/bibliography" SelectedStyle="\APASixthEditionOfficeOnline.xsl" StyleName="APA" Version="6"/>
 </file>
 
-<file path=customXml/itemProps1.xml><?xml version="1.0" encoding="utf-8"?>
-<ds:datastoreItem xmlns:ds="http://schemas.openxmlformats.org/officeDocument/2006/customXml" ds:itemID="{7300FECE-4CC6-4A48-B47D-8F0EA2F23007}">
-  <ds:schemaRefs>
-    <ds:schemaRef ds:uri="urn:microsoft-dynamics-nav/reports/FS_YSD_InventoryPurchaseOrders/50009/"/>
-  </ds:schemaRefs>
-</ds:datastoreItem>
+<file path=customXml/item3.xml>��< ? x m l   v e r s i o n = " 1 . 0 "   e n c o d i n g = " u t f - 1 6 " ? > + 
+ < N a v W o r d R e p o r t X m l P a r t   x m l n s = " u r n : m i c r o s o f t - d y n a m i c s - n a v / r e p o r t s / I n v e n t o r y _ P u r c h a s e _ O r d e r s / 7 0 9 / " > + 
+     < B C R e p o r t I n f o r m a t i o n > + 
+         < R e p o r t M e t a d a t a > + 
+             < E x t e n s i o n I d > E x t e n s i o n   I D < / E x t e n s i o n I d > + 
+             < E x t e n s i o n N a m e > E x t e n s i o n   N a m e < / E x t e n s i o n N a m e > + 
+             < E x t e n s i o n P u b l i s h e r > E x t e n s i o n   P u b l i s h e r < / E x t e n s i o n P u b l i s h e r > + 
+             < E x t e n s i o n V e r s i o n > E x t e n s i o n   V e r s i o n < / E x t e n s i o n V e r s i o n > + 
+             < R e p o r t I d > R e p o r t   I D < / R e p o r t I d > + 
+             < R e p o r t N a m e > R e p o r t   N a m e < / R e p o r t N a m e > + 
+             < R e p o r t C a p t i o n > R e p o r t   C a p t i o n < / R e p o r t C a p t i o n > + 
+             < A b o u t T h i s R e p o r t T i t l e > A b o u t   T h i s   R e p o r t   T i t l e < / A b o u t T h i s R e p o r t T i t l e > + 
+             < A b o u t T h i s R e p o r t T e x t > A b o u t   T h i s   R e p o r t   T e x t < / A b o u t T h i s R e p o r t T e x t > + 
+             < R e p o r t H e l p L i n k > R e p o r t   H e l p   L i n k < / R e p o r t H e l p L i n k > + 
+         < / R e p o r t M e t a d a t a > + 
+         < R e p o r t R e q u e s t > + 
+             < T e n a n t E n t r a I d > T e n a n t   E n t r a   I d < / T e n a n t E n t r a I d > + 
+             < E n v i r o n m e n t N a m e > E n v i r o n m e n t   N a m e < / E n v i r o n m e n t N a m e > + 
+             < E n v i r o n m e n t T y p e > E n v i r o n m e n t   T y p e < / E n v i r o n m e n t T y p e > + 
+             < C o m p a n y N a m e > C o m p a n y   N a m e < / C o m p a n y N a m e > + 
+             < C o m p a n y D i s p l a y N a m e > C o m p a n y   D i s p l a y   N a m e < / C o m p a n y D i s p l a y N a m e > + 
+             < C o m p a n y I d > C o m p a n y   I D < / C o m p a n y I d > + 
+             < U s e r N a m e > U s e r   N a m e < / U s e r N a m e > + 
+             < D a t e A n d T i m e > D a t e   a n d   T i m e < / D a t e A n d T i m e > + 
+             < L a n g u a g e > L a n g u a g e < / L a n g u a g e > + 
+             < F o r m a t R e g i o n > F o r m a t   R e g i o n < / F o r m a t R e g i o n > + 
+             < D a t e T i m e V a l u e s > + 
+                 < Y e a r > Y e a r < / Y e a r > + 
+                 < M o n t h N u m b e r > M o n t h   N u m b e r < / M o n t h N u m b e r > + 
+                 < D a y N u m b e r > D a y   N u m b e r < / D a y N u m b e r > + 
+                 < H o u r > H o u r < / H o u r > + 
+                 < M i n u t e > M i n u t e < / M i n u t e > + 
+             < / D a t e T i m e V a l u e s > + 
+         < / R e p o r t R e q u e s t > + 
+         < C o m p a n y M e t a d a t a > + 
+             < C o m p a n y N a m e > C o m p a n y   N a m e < / C o m p a n y N a m e > + 
+             < C o m p a n y D i s p l a y N a m e > C o m p a n y   D i s p l a y   N a m e < / C o m p a n y D i s p l a y N a m e > + 
+             < C o m p a n y A d d r e s s L i n e s > + 
+                 < C o m p a n y A d d r e s s L i n e 1 > C o m p a n y   A d d r e s s   L i n e   1 < / C o m p a n y A d d r e s s L i n e 1 > + 
+                 < C o m p a n y A d d r e s s L i n e 2 > C o m p a n y   A d d r e s s   L i n e   2 < / C o m p a n y A d d r e s s L i n e 2 > + 
+                 < C o m p a n y A d d r e s s L i n e 3 > C o m p a n y   A d d r e s s   L i n e   3 < / C o m p a n y A d d r e s s L i n e 3 > + 
+                 < C o m p a n y A d d r e s s L i n e 4 > C o m p a n y   A d d r e s s   L i n e   4 < / C o m p a n y A d d r e s s L i n e 4 > + 
+                 < C o m p a n y A d d r e s s L i n e 5 > C o m p a n y   A d d r e s s   L i n e   5 < / C o m p a n y A d d r e s s L i n e 5 > + 
+                 < C o m p a n y A d d r e s s L i n e 6 > C o m p a n y   A d d r e s s   L i n e   6 < / C o m p a n y A d d r e s s L i n e 6 > + 
+                 < C o m p a n y A d d r e s s L i n e 7 > C o m p a n y   A d d r e s s   L i n e   7 < / C o m p a n y A d d r e s s L i n e 7 > + 
+                 < C o m p a n y A d d r e s s L i n e 8 > C o m p a n y   A d d r e s s   L i n e   8 < / C o m p a n y A d d r e s s L i n e 8 > + 
+             < / C o m p a n y A d d r e s s L i n e s > + 
+             < C o m p a n y P h o n e > C o m p a n y   P h o n e < / C o m p a n y P h o n e > + 
+             < C o m p a n y P h o n e C a p t i o n > C o m p a n y   P h o n e   C a p t i o n < / C o m p a n y P h o n e C a p t i o n > + 
+             < C o m p a n y F a x N o > C o m p a n y   F a x   N o . < / C o m p a n y F a x N o > + 
+             < C o m p a n y F a x N o C a p t i o n > C o m p a n y   F a x   N o .   C a p t i o n < / C o m p a n y F a x N o C a p t i o n > + 
+             < C o m p a n y E m a i l > C o m p a n y   E m a i l < / C o m p a n y E m a i l > + 
+             < C o m p a n y E m a i l C a p t i o n > C o m p a n y   E m a i l   C a p t i o n < / C o m p a n y E m a i l C a p t i o n > + 
+             < C o m p a n y H o m e P a g e > C o m p a n y   H o m e   P a g e < / C o m p a n y H o m e P a g e > + 
+             < C o m p a n y H o m e P a g e C a p t i o n > C o m p a n y   H o m e   P a g e   C a p t i o n < / C o m p a n y H o m e P a g e C a p t i o n > + 
+             < C o m p a n y L o g o > C o m p a n y   L o g o < / C o m p a n y L o g o > + 
+             < C o m p a n y V A T R e g i s t r a t i o n N o > C o m p a n y   V A T   R e g i s t r a t i o n   N o . < / C o m p a n y V A T R e g i s t r a t i o n N o > + 
+             < C o m p a n y V A T R e g i s t r a t i o n N o C a p t i o n > C o m p a n y   V A T   R e g i s t r a t i o n   N o .   C a p t i o n < / C o m p a n y V A T R e g i s t r a t i o n N o C a p t i o n > + 
+             < C o m p a n y R e g i s t r a t i o n N o > C o m p a n y   R e g i s t r a t i o n   N o . < / C o m p a n y R e g i s t r a t i o n N o > + 
+             < C o m p a n y R e g i s t r a t i o n N o C a p t i o n > C o m p a n y   R e g i s t r a t i o n   N o .   C a p t i o n < / C o m p a n y R e g i s t r a t i o n N o C a p t i o n > + 
+             < C o m p a n y B a n k N a m e > C o m p a n y   B a n k   N a m e < / C o m p a n y B a n k N a m e > + 
+             < C o m p a n y B a n k N a m e C a p t i o n > C o m p a n y   B a n k   N a m e   C a p t i o n < / C o m p a n y B a n k N a m e C a p t i o n > + 
+             < C o m p a n y B a n k A c c o u n t N o > C o m p a n y   B a n k   A c c o u n t   N o . < / C o m p a n y B a n k A c c o u n t N o > + 
+             < C o m p a n y B a n k A c c o u n t N o C a p t i o n > C o m p a n y   B a n k   A c c o u n t   N o .   C a p t i o n < / C o m p a n y B a n k A c c o u n t N o C a p t i o n > + 
+             < C o m p a n y B a n k B r a n c h N o > C o m p a n y   B a n k   B r a n c h   N o . < / C o m p a n y B a n k B r a n c h N o > + 
+             < C o m p a n y B a n k B r a n c h N o C a p t i o n > C o m p a n y   B a n k   B r a n c h   N o .   C a p t i o n < / C o m p a n y B a n k B r a n c h N o C a p t i o n > + 
+             < C o m p a n y I B A N > C o m p a n y   I B A N < / C o m p a n y I B A N > + 
+             < C o m p a n y I B A N C a p t i o n > C o m p a n y   I B A N   C a p t i o n < / C o m p a n y I B A N C a p t i o n > + 
+             < C o m p a n y B a n k S W I F T > C o m p a n y   B a n k   S W I F T < / C o m p a n y B a n k S W I F T > + 
+             < C o m p a n y B a n k S W I F T C a p t i o n > C o m p a n y   B a n k   S W I F T   C a p t i o n < / C o m p a n y B a n k S W I F T C a p t i o n > + 
+             < C o m p a n y G i r o N o > C o m p a n y   G i r o   N o . < / C o m p a n y G i r o N o > + 
+             < C o m p a n y G i r o N o C a p t i o n > C o m p a n y   G i r o   N o .   C a p t i o n < / C o m p a n y G i r o N o C a p t i o n > + 
+         < / C o m p a n y M e t a d a t a > + 
+     < / B C R e p o r t I n f o r m a t i o n > + 
+     < L a b e l s > + 
+         < A b o u t T h e R e p o r t L b l > A b o u t T h e R e p o r t L b l < / A b o u t T h e R e p o r t L b l > + 
+         < A m t O n O r d e r I n c l V A T L b l > A m t O n O r d e r I n c l V A T L b l < / A m t O n O r d e r I n c l V A T L b l > + 
+         < C o m p a n y L b l > C o m p a n y L b l < / C o m p a n y L b l > + 
+         < D a t a R e t r i e v e d L b l > D a t a R e t r i e v e d L b l < / D a t a R e t r i e v e d L b l > + 
+         < D i r e c t U n i t C o s t _ P u r c h L i n e C a p t i o n > D i r e c t U n i t C o s t _ P u r c h L i n e C a p t i o n < / D i r e c t U n i t C o s t _ P u r c h L i n e C a p t i o n > + 
+         < D o c u m e n t a t i o n L b l > D o c u m e n t a t i o n L b l < / D o c u m e n t a t i o n L b l > + 
+         < D o c u m e n t N o _ P u r c h a s e L i n e C a p t i o n > D o c u m e n t N o _ P u r c h a s e L i n e C a p t i o n < / D o c u m e n t N o _ P u r c h a s e L i n e C a p t i o n > + 
+         < E n v i r o n m e n t L b l > E n v i r o n m e n t L b l < / E n v i r o n m e n t L b l > + 
+         < E x p e c t e d R e c e i p t D a t e L b l > E x p e c t e d R e c e i p t D a t e L b l < / E x p e c t e d R e c e i p t D a t e L b l > + 
+         < I n v D i s c o u n t A m o u n t L b l > I n v D i s c o u n t A m o u n t L b l < / I n v D i s c o u n t A m o u n t L b l > + 
+         < I n v e n t o r y P u r c h O r d e r s L b l > I n v e n t o r y P u r c h O r d e r s L b l < / I n v e n t o r y P u r c h O r d e r s L b l > + 
+         < I n v e n t o r y P u r c h O r d e r s P r i n t L b l > I n v e n t o r y P u r c h O r d e r s P r i n t L b l < / I n v e n t o r y P u r c h O r d e r s P r i n t L b l > + 
+         < I n v P u r c h O r d e r s A n a l y s i s L b l > I n v P u r c h O r d e r s A n a l y s i s L b l < / I n v P u r c h O r d e r s A n a l y s i s L b l > + 
+         < I t e m D e s c L b l > I t e m D e s c L b l < / I t e m D e s c L b l > + 
+         < I t e m N o L b l > I t e m N o L b l < / I t e m N o L b l > + 
+         < L i n e D i s c o u n t L b l > L i n e D i s c o u n t L b l < / L i n e D i s c o u n t L b l > + 
+         < O u t S t a n d i n g Q t y _ P u r c h L i n e C a p t i o n > O u t S t a n d i n g Q t y _ P u r c h L i n e C a p t i o n < / O u t S t a n d i n g Q t y _ P u r c h L i n e C a p t i o n > + 
+         < Q t y O n B a c k O r d e r L b l > Q t y O n B a c k O r d e r L b l < / Q t y O n B a c k O r d e r L b l > + 
+         < Q u a n t i t y _ P u r c h a s e L i n e C a p t i o n > Q u a n t i t y _ P u r c h a s e L i n e C a p t i o n < / Q u a n t i t y _ P u r c h a s e L i n e C a p t i o n > + 
+         < R e p o r t N a m e L b l > R e p o r t N a m e L b l < / R e p o r t N a m e L b l > + 
+         < R u n O n L b l > R u n O n L b l < / R u n O n L b l > + 
+         < T o t a l s L b l > T o t a l s L b l < / T o t a l s L b l > + 
+         < U s e r L b l > U s e r L b l < / U s e r L b l > + 
+         < V e n d o r L b l > V e n d o r L b l < / V e n d o r L b l > + 
+     < / L a b e l s > + 
+     < I t e m > + 
+         < B a c k O r d e r Q t y C a p t i o n > B a c k O r d e r Q t y C a p t i o n < / B a c k O r d e r Q t y C a p t i o n > + 
+         < C o m p a n y N a m e > C o m p a n y N a m e < / C o m p a n y N a m e > + 
+         < C u r r R e p o r t P a g e N o C a p t i o n > C u r r R e p o r t P a g e N o C a p t i o n < / C u r r R e p o r t P a g e N o C a p t i o n > + 
+         < D e s c r i p t i o n _ I t e m > D e s c r i p t i o n _ I t e m < / D e s c r i p t i o n _ I t e m > + 
+         < G l o b a l D i m 1 F i l t e r _ I t e m > G l o b a l D i m 1 F i l t e r _ I t e m < / G l o b a l D i m 1 F i l t e r _ I t e m > + 
+         < G l o b a l D i m 2 F i l t e r _ I t e m > G l o b a l D i m 2 F i l t e r _ I t e m < / G l o b a l D i m 2 F i l t e r _ I t e m > + 
+         < I n v e n t o r y P u r c h a s e O r d e r s C a p t i o n > I n v e n t o r y P u r c h a s e O r d e r s C a p t i o n < / I n v e n t o r y P u r c h a s e O r d e r s C a p t i o n > + 
+         < I t e m B i n F i l t e r > I t e m B i n F i l t e r < / I t e m B i n F i l t e r > + 
+         < I t e m F i l t e r > I t e m F i l t e r < / I t e m F i l t e r > + 
+         < I t e m N o > I t e m N o < / I t e m N o > + 
+         < I t e m T a b l e C a p t I t e m F i l t e r > I t e m T a b l e C a p t I t e m F i l t e r < / I t e m T a b l e C a p t I t e m F i l t e r > + 
+         < L o c a t i o n F i l t e r _ I t e m > L o c a t i o n F i l t e r _ I t e m < / L o c a t i o n F i l t e r _ I t e m > + 
+         < O u t s t a n d i n g A m t _ P u r c h L i n e > O u t s t a n d i n g A m t _ P u r c h L i n e < / O u t s t a n d i n g A m t _ P u r c h L i n e > + 
+         < P u r c h a s e L i n e E x p e c t e d R e c e i p t D a t e C a p t i o n > P u r c h a s e L i n e E x p e c t e d R e c e i p t D a t e C a p t i o n < / P u r c h a s e L i n e E x p e c t e d R e c e i p t D a t e C a p t i o n > + 
+         < P u r c h a s e L i n e F i l t e r > P u r c h a s e L i n e F i l t e r < / P u r c h a s e L i n e F i l t e r > + 
+         < P u r c h a s e L i n e I n v D i s c o u n t A m o u n t C a p t i o n > P u r c h a s e L i n e I n v D i s c o u n t A m o u n t C a p t i o n < / P u r c h a s e L i n e I n v D i s c o u n t A m o u n t C a p t i o n > + 
+         < P u r c h a s e L i n e L i n e D i s c o u n t C a p t i o n > P u r c h a s e L i n e L i n e D i s c o u n t C a p t i o n < / P u r c h a s e L i n e L i n e D i s c o u n t C a p t i o n > + 
+         < P u r c h a s e L i n e O u t s t a n d i n g A m o u n t C a p t i o n > P u r c h a s e L i n e O u t s t a n d i n g A m o u n t C a p t i o n < / P u r c h a s e L i n e O u t s t a n d i n g A m o u n t C a p t i o n > + 
+         < P u r c h H e a d e r P a y t o N a m e C a p t i o n > P u r c h H e a d e r P a y t o N a m e C a p t i o n < / P u r c h H e a d e r P a y t o N a m e C a p t i o n > + 
+         < P u r c h L i n e F i l t e r > P u r c h L i n e F i l t e r < / P u r c h L i n e F i l t e r > + 
+         < P u r c h O r d L n P u r c h L n F i l t e r > P u r c h O r d L n P u r c h L n F i l t e r < / P u r c h O r d L n P u r c h L n F i l t e r > + 
+         < T o t a l C a p t i o n > T o t a l C a p t i o n < / T o t a l C a p t i o n > + 
+         < V a r i a n t F i l t e r _ I t e m > V a r i a n t F i l t e r _ I t e m < / V a r i a n t F i l t e r _ I t e m > + 
+         < P u r c h a s e _ L i n e > + 
+             < B a c k O r d e r Q t y > B a c k O r d e r Q t y < / B a c k O r d e r Q t y > + 
+             < D e s c r i p t i o n 1 _ I t e m > D e s c r i p t i o n 1 _ I t e m < / D e s c r i p t i o n 1 _ I t e m > + 
+             < D i r e c t U n i t C o s t _ P u r c h L i n e > D i r e c t U n i t C o s t _ P u r c h L i n e < / D i r e c t U n i t C o s t _ P u r c h L i n e > + 
+             < D o c u m e n t N o _ P u r c h a s e L i n e > D o c u m e n t N o _ P u r c h a s e L i n e < / D o c u m e n t N o _ P u r c h a s e L i n e > + 
+             < E x p R e c e i p t D t _ P u r c h a s e L i n e > E x p R e c e i p t D t _ P u r c h a s e L i n e < / E x p R e c e i p t D t _ P u r c h a s e L i n e > + 
+             < I n v D i s c o u n t A m t _ P u r c h L i n e > I n v D i s c o u n t A m t _ P u r c h L i n e < / I n v D i s c o u n t A m t _ P u r c h L i n e > + 
+             < L i n e D i s c o u n t _ P u r c h a s e L i n e > L i n e D i s c o u n t _ P u r c h a s e L i n e < / L i n e D i s c o u n t _ P u r c h a s e L i n e > + 
+             < O u t s t a n d i n g A m t 1 _ P u r c h L i n e > O u t s t a n d i n g A m t 1 _ P u r c h L i n e < / O u t s t a n d i n g A m t 1 _ P u r c h L i n e > + 
+             < O u t S t a n d i n g Q t y _ P u r c h L i n e > O u t S t a n d i n g Q t y _ P u r c h L i n e < / O u t S t a n d i n g Q t y _ P u r c h L i n e > + 
+             < P a t t o N a m e _ P u r c h a s e L i n e > P a t t o N a m e _ P u r c h a s e L i n e < / P a t t o N a m e _ P u r c h a s e L i n e > + 
+             < Q u a n t i t y _ P u r c h a s e L i n e > Q u a n t i t y _ P u r c h a s e L i n e < / Q u a n t i t y _ P u r c h a s e L i n e > + 
+         < / P u r c h a s e _ L i n e > + 
+         < S u b t o t a l s > + 
+             < S u b t o t a l s _ A m o u n t O n O r d e r > S u b t o t a l s _ A m o u n t O n O r d e r < / S u b t o t a l s _ A m o u n t O n O r d e r > + 
+             < S u b t o t a l s _ O u t s t a n d i n g Q u a n t i t y > S u b t o t a l s _ O u t s t a n d i n g Q u a n t i t y < / S u b t o t a l s _ O u t s t a n d i n g Q u a n t i t y > + 
+             < S u b t o t a l s _ Q t y O n B a c k O r d e r > S u b t o t a l s _ Q t y O n B a c k O r d e r < / S u b t o t a l s _ Q t y O n B a c k O r d e r > + 
+         < / S u b t o t a l s > + 
+     < / I t e m > + 
+     < T o t a l s > + 
+         < T o t a l s _ O u t s t a n d i n g A m o u n t > T o t a l s _ O u t s t a n d i n g A m o u n t < / T o t a l s _ O u t s t a n d i n g A m o u n t > + 
+     < / T o t a l s > + 
+ < / N a v W o r d R e p o r t X m l P a r t > 
+</file>
+
+<file path=customXml/item4.xml>��< ? x m l   v e r s i o n = " 1 . 0 "   e n c o d i n g = " u t f - 1 6 " ? > + 
+ < N a v W o r d R e p o r t X m l P a r t   x m l n s = " u r n : m i c r o s o f t - d y n a m i c s - b u s i n e s s c e n t r a l / i n t e r n a l / e x t e n d e d / r e p o r t s / I n v e n t o r y _ P u r c h a s e _ O r d e r s / 7 0 9 / " > + 
+     < B C R e p o r t I n f o r m a t i o n > + 
+         < R e p o r t M e t a d a t a > + 
+             < E x t e n s i o n I d > E x t e n s i o n   I D < / E x t e n s i o n I d > + 
+             < E x t e n s i o n N a m e > E x t e n s i o n   N a m e < / E x t e n s i o n N a m e > + 
+             < E x t e n s i o n P u b l i s h e r > E x t e n s i o n   P u b l i s h e r < / E x t e n s i o n P u b l i s h e r > + 
+             < E x t e n s i o n V e r s i o n > E x t e n s i o n   V e r s i o n < / E x t e n s i o n V e r s i o n > + 
+             < R e p o r t I d > R e p o r t   I D < / R e p o r t I d > + 
+             < R e p o r t N a m e > R e p o r t   N a m e < / R e p o r t N a m e > + 
+             < R e p o r t C a p t i o n > R e p o r t   C a p t i o n < / R e p o r t C a p t i o n > + 
+             < A b o u t T h i s R e p o r t T i t l e > A b o u t   T h i s   R e p o r t   T i t l e < / A b o u t T h i s R e p o r t T i t l e > + 
+             < A b o u t T h i s R e p o r t T e x t > A b o u t   T h i s   R e p o r t   T e x t < / A b o u t T h i s R e p o r t T e x t > + 
+             < R e p o r t H e l p L i n k > R e p o r t   H e l p   L i n k < / R e p o r t H e l p L i n k > + 
+         < / R e p o r t M e t a d a t a > + 
+         < R e p o r t R e q u e s t > + 
+             < T e n a n t E n t r a I d > T e n a n t   E n t r a   I d < / T e n a n t E n t r a I d > + 
+             < E n v i r o n m e n t N a m e > E n v i r o n m e n t   N a m e < / E n v i r o n m e n t N a m e > + 
+             < E n v i r o n m e n t T y p e > E n v i r o n m e n t   T y p e < / E n v i r o n m e n t T y p e > + 
+             < C o m p a n y N a m e > C o m p a n y   N a m e < / C o m p a n y N a m e > + 
+             < C o m p a n y D i s p l a y N a m e > C o m p a n y   D i s p l a y   N a m e < / C o m p a n y D i s p l a y N a m e > + 
+             < C o m p a n y I d > C o m p a n y   I D < / C o m p a n y I d > + 
+             < U s e r N a m e > U s e r   N a m e < / U s e r N a m e > + 
+             < D a t e A n d T i m e > D a t e   a n d   T i m e < / D a t e A n d T i m e > + 
+             < L a n g u a g e > L a n g u a g e < / L a n g u a g e > + 
+             < F o r m a t R e g i o n > F o r m a t   R e g i o n < / F o r m a t R e g i o n > + 
+             < D a t e T i m e V a l u e s > + 
+                 < Y e a r > Y e a r < / Y e a r > + 
+                 < M o n t h N u m b e r > M o n t h   N u m b e r < / M o n t h N u m b e r > + 
+                 < D a y N u m b e r > D a y   N u m b e r < / D a y N u m b e r > + 
+                 < H o u r > H o u r < / H o u r > + 
+                 < M i n u t e > M i n u t e < / M i n u t e > + 
+             < / D a t e T i m e V a l u e s > + 
+         < / R e p o r t R e q u e s t > + 
+         < C o m p a n y M e t a d a t a > + 
+             < C o m p a n y N a m e > C o m p a n y   N a m e < / C o m p a n y N a m e > + 
+             < C o m p a n y D i s p l a y N a m e > C o m p a n y   D i s p l a y   N a m e < / C o m p a n y D i s p l a y N a m e > + 
+             < C o m p a n y A d d r e s s L i n e s > + 
+                 < C o m p a n y A d d r e s s L i n e 1 > C o m p a n y   A d d r e s s   L i n e   1 < / C o m p a n y A d d r e s s L i n e 1 > + 
+                 < C o m p a n y A d d r e s s L i n e 2 > C o m p a n y   A d d r e s s   L i n e   2 < / C o m p a n y A d d r e s s L i n e 2 > + 
+                 < C o m p a n y A d d r e s s L i n e 3 > C o m p a n y   A d d r e s s   L i n e   3 < / C o m p a n y A d d r e s s L i n e 3 > + 
+                 < C o m p a n y A d d r e s s L i n e 4 > C o m p a n y   A d d r e s s   L i n e   4 < / C o m p a n y A d d r e s s L i n e 4 > + 
+                 < C o m p a n y A d d r e s s L i n e 5 > C o m p a n y   A d d r e s s   L i n e   5 < / C o m p a n y A d d r e s s L i n e 5 > + 
+                 < C o m p a n y A d d r e s s L i n e 6 > C o m p a n y   A d d r e s s   L i n e   6 < / C o m p a n y A d d r e s s L i n e 6 > + 
+                 < C o m p a n y A d d r e s s L i n e 7 > C o m p a n y   A d d r e s s   L i n e   7 < / C o m p a n y A d d r e s s L i n e 7 > + 
+                 < C o m p a n y A d d r e s s L i n e 8 > C o m p a n y   A d d r e s s   L i n e   8 < / C o m p a n y A d d r e s s L i n e 8 > + 
+             < / C o m p a n y A d d r e s s L i n e s > + 
+             < C o m p a n y P h o n e > C o m p a n y   P h o n e < / C o m p a n y P h o n e > + 
+             < C o m p a n y P h o n e C a p t i o n > C o m p a n y   P h o n e   C a p t i o n < / C o m p a n y P h o n e C a p t i o n > + 
+             < C o m p a n y F a x N o > C o m p a n y   F a x   N o . < / C o m p a n y F a x N o > + 
+             < C o m p a n y F a x N o C a p t i o n > C o m p a n y   F a x   N o .   C a p t i o n < / C o m p a n y F a x N o C a p t i o n > + 
+             < C o m p a n y E m a i l > C o m p a n y   E m a i l < / C o m p a n y E m a i l > + 
+             < C o m p a n y E m a i l C a p t i o n > C o m p a n y   E m a i l   C a p t i o n < / C o m p a n y E m a i l C a p t i o n > + 
+             < C o m p a n y H o m e P a g e > C o m p a n y   H o m e   P a g e < / C o m p a n y H o m e P a g e > + 
+             < C o m p a n y H o m e P a g e C a p t i o n > C o m p a n y   H o m e   P a g e   C a p t i o n < / C o m p a n y H o m e P a g e C a p t i o n > + 
+             < C o m p a n y L o g o > C o m p a n y   L o g o < / C o m p a n y L o g o > + 
+             < C o m p a n y V A T R e g i s t r a t i o n N o > C o m p a n y   V A T   R e g i s t r a t i o n   N o . < / C o m p a n y V A T R e g i s t r a t i o n N o > + 
+             < C o m p a n y V A T R e g i s t r a t i o n N o C a p t i o n > C o m p a n y   V A T   R e g i s t r a t i o n   N o .   C a p t i o n < / C o m p a n y V A T R e g i s t r a t i o n N o C a p t i o n > + 
+             < C o m p a n y R e g i s t r a t i o n N o > C o m p a n y   R e g i s t r a t i o n   N o . < / C o m p a n y R e g i s t r a t i o n N o > + 
+             < C o m p a n y R e g i s t r a t i o n N o C a p t i o n > C o m p a n y   R e g i s t r a t i o n   N o .   C a p t i o n < / C o m p a n y R e g i s t r a t i o n N o C a p t i o n > + 
+             < C o m p a n y B a n k N a m e > C o m p a n y   B a n k   N a m e < / C o m p a n y B a n k N a m e > + 
+             < C o m p a n y B a n k N a m e C a p t i o n > C o m p a n y   B a n k   N a m e   C a p t i o n < / C o m p a n y B a n k N a m e C a p t i o n > + 
+             < C o m p a n y B a n k A c c o u n t N o > C o m p a n y   B a n k   A c c o u n t   N o . < / C o m p a n y B a n k A c c o u n t N o > + 
+             < C o m p a n y B a n k A c c o u n t N o C a p t i o n > C o m p a n y   B a n k   A c c o u n t   N o .   C a p t i o n < / C o m p a n y B a n k A c c o u n t N o C a p t i o n > + 
+             < C o m p a n y B a n k B r a n c h N o > C o m p a n y   B a n k   B r a n c h   N o . < / C o m p a n y B a n k B r a n c h N o > + 
+             < C o m p a n y B a n k B r a n c h N o C a p t i o n > C o m p a n y   B a n k   B r a n c h   N o .   C a p t i o n < / C o m p a n y B a n k B r a n c h N o C a p t i o n > + 
+             < C o m p a n y I B A N > C o m p a n y   I B A N < / C o m p a n y I B A N > + 
+             < C o m p a n y I B A N C a p t i o n > C o m p a n y   I B A N   C a p t i o n < / C o m p a n y I B A N C a p t i o n > + 
+             < C o m p a n y B a n k S W I F T > C o m p a n y   B a n k   S W I F T < / C o m p a n y B a n k S W I F T > + 
+             < C o m p a n y B a n k S W I F T C a p t i o n > C o m p a n y   B a n k   S W I F T   C a p t i o n < / C o m p a n y B a n k S W I F T C a p t i o n > + 
+             < C o m p a n y G i r o N o > C o m p a n y   G i r o   N o . < / C o m p a n y G i r o N o > + 
+             < C o m p a n y G i r o N o C a p t i o n > C o m p a n y   G i r o   N o .   C a p t i o n < / C o m p a n y G i r o N o C a p t i o n > + 
+         < / C o m p a n y M e t a d a t a > + 
+     < / B C R e p o r t I n f o r m a t i o n > + 
+     < L a b e l s > + 
+         < A b o u t T h e R e p o r t L b l   E l e m e n t T y p e = " P a r a m e t e r "   E l e m e n t I d = " 2 0 0 7 3 2 1 8 4 5 "   D a t a T y p e = " S t r i n g " > A b o u t T h e R e p o r t L b l < / A b o u t T h e R e p o r t L b l > + 
+         < A m t O n O r d e r I n c l V A T L b l   E l e m e n t T y p e = " P a r a m e t e r "   E l e m e n t I d = " 1 2 4 6 1 0 4 7 3 1 "   D a t a T y p e = " S t r i n g " > A m t O n O r d e r I n c l V A T L b l < / A m t O n O r d e r I n c l V A T L b l > + 
+         < C o m p a n y L b l   E l e m e n t T y p e = " P a r a m e t e r "   E l e m e n t I d = " 7 6 3 5 6 2 8 8 8 "   D a t a T y p e = " S t r i n g " > C o m p a n y L b l < / C o m p a n y L b l > + 
+         < D a t a R e t r i e v e d L b l   E l e m e n t T y p e = " P a r a m e t e r "   E l e m e n t I d = " 1 0 9 1 6 8 3 3 6 5 "   D a t a T y p e = " S t r i n g " > D a t a R e t r i e v e d L b l < / D a t a R e t r i e v e d L b l > + 
+         < D i r e c t U n i t C o s t _ P u r c h L i n e C a p t i o n   E l e m e n t T y p e = " P a r a m e t e r "   E l e m e n t I d = " 1 0 7 5 3 4 3 0 0 8 "   D a t a T y p e = " S t r i n g " > D i r e c t U n i t C o s t _ P u r c h L i n e C a p t i o n < / D i r e c t U n i t C o s t _ P u r c h L i n e C a p t i o n > + 
+         < D o c u m e n t a t i o n L b l   E l e m e n t T y p e = " P a r a m e t e r "   E l e m e n t I d = " 1 0 5 1 7 2 3 1 7 3 "   D a t a T y p e = " S t r i n g " > D o c u m e n t a t i o n L b l < / D o c u m e n t a t i o n L b l > + 
+         < D o c u m e n t N o _ P u r c h a s e L i n e C a p t i o n   E l e m e n t T y p e = " P a r a m e t e r "   E l e m e n t I d = " 2 5 1 6 7 4 5 1 1 "   D a t a T y p e = " S t r i n g " > D o c u m e n t N o _ P u r c h a s e L i n e C a p t i o n < / D o c u m e n t N o _ P u r c h a s e L i n e C a p t i o n > + 
+         < E n v i r o n m e n t L b l   E l e m e n t T y p e = " P a r a m e t e r "   E l e m e n t I d = " 2 0 1 5 9 0 6 0 7 0 "   D a t a T y p e = " S t r i n g " > E n v i r o n m e n t L b l < / E n v i r o n m e n t L b l > + 
+         < E x p e c t e d R e c e i p t D a t e L b l   E l e m e n t T y p e = " P a r a m e t e r "   E l e m e n t I d = " 1 8 0 6 8 4 1 2 7 1 "   D a t a T y p e = " S t r i n g " > E x p e c t e d R e c e i p t D a t e L b l < / E x p e c t e d R e c e i p t D a t e L b l > + 
+         < I n v D i s c o u n t A m o u n t L b l   E l e m e n t T y p e = " P a r a m e t e r "   E l e m e n t I d = " 4 2 6 1 1 2 0 8 7 "   D a t a T y p e = " S t r i n g " > I n v D i s c o u n t A m o u n t L b l < / I n v D i s c o u n t A m o u n t L b l > + 
+         < I n v e n t o r y P u r c h O r d e r s L b l   E l e m e n t T y p e = " P a r a m e t e r "   E l e m e n t I d = " 1 9 0 5 3 0 4 5 5 6 "   D a t a T y p e = " S t r i n g " > I n v e n t o r y P u r c h O r d e r s L b l < / I n v e n t o r y P u r c h O r d e r s L b l > + 
+         < I n v e n t o r y P u r c h O r d e r s P r i n t L b l   E l e m e n t T y p e = " P a r a m e t e r "   E l e m e n t I d = " 3 3 3 7 2 2 1 6 5 "   D a t a T y p e = " S t r i n g " > I n v e n t o r y P u r c h O r d e r s P r i n t L b l < / I n v e n t o r y P u r c h O r d e r s P r i n t L b l > + 
+         < I n v P u r c h O r d e r s A n a l y s i s L b l   E l e m e n t T y p e = " P a r a m e t e r "   E l e m e n t I d = " 1 7 1 5 4 1 6 6 2 1 "   D a t a T y p e = " S t r i n g " > I n v P u r c h O r d e r s A n a l y s i s L b l < / I n v P u r c h O r d e r s A n a l y s i s L b l > + 
+         < I t e m D e s c L b l   E l e m e n t T y p e = " P a r a m e t e r "   E l e m e n t I d = " 5 4 3 5 2 9 3 2 5 "   D a t a T y p e = " S t r i n g " > I t e m D e s c L b l < / I t e m D e s c L b l > + 
+         < I t e m N o L b l   E l e m e n t T y p e = " P a r a m e t e r "   E l e m e n t I d = " 1 7 9 0 6 2 1 1 1 5 "   D a t a T y p e = " S t r i n g " > I t e m N o L b l < / I t e m N o L b l > + 
+         < L i n e D i s c o u n t L b l   E l e m e n t T y p e = " P a r a m e t e r "   E l e m e n t I d = " 1 2 9 0 3 1 4 9 0 8 "   D a t a T y p e = " S t r i n g " > L i n e D i s c o u n t L b l < / L i n e D i s c o u n t L b l > + 
+         < O u t S t a n d i n g Q t y _ P u r c h L i n e C a p t i o n   E l e m e n t T y p e = " P a r a m e t e r "   E l e m e n t I d = " 6 3 2 3 9 7 6 4 6 "   D a t a T y p e = " S t r i n g " > O u t S t a n d i n g Q t y _ P u r c h L i n e C a p t i o n < / O u t S t a n d i n g Q t y _ P u r c h L i n e C a p t i o n > + 
+         < Q t y O n B a c k O r d e r L b l   E l e m e n t T y p e = " P a r a m e t e r "   E l e m e n t I d = " 5 9 1 2 0 8 0 9 7 "   D a t a T y p e = " S t r i n g " > Q t y O n B a c k O r d e r L b l < / Q t y O n B a c k O r d e r L b l > + 
+         < Q u a n t i t y _ P u r c h a s e L i n e C a p t i o n   E l e m e n t T y p e = " P a r a m e t e r "   E l e m e n t I d = " 1 5 7 0 2 8 3 4 2 8 "   D a t a T y p e = " S t r i n g " > Q u a n t i t y _ P u r c h a s e L i n e C a p t i o n < / Q u a n t i t y _ P u r c h a s e L i n e C a p t i o n > + 
+         < R e p o r t N a m e L b l   E l e m e n t T y p e = " P a r a m e t e r "   E l e m e n t I d = " 1 5 2 9 7 0 2 3 5 4 "   D a t a T y p e = " S t r i n g " > R e p o r t N a m e L b l < / R e p o r t N a m e L b l > + 
+         < R u n O n L b l   E l e m e n t T y p e = " P a r a m e t e r "   E l e m e n t I d = " 1 6 8 8 7 9 5 3 1 3 "   D a t a T y p e = " S t r i n g " > R u n O n L b l < / R u n O n L b l > + 
+         < T o t a l s L b l   E l e m e n t T y p e = " P a r a m e t e r "   E l e m e n t I d = " 8 3 9 4 3 7 2 1 8 "   D a t a T y p e = " S t r i n g " > T o t a l s L b l < / T o t a l s L b l > + 
+         < U s e r L b l   E l e m e n t T y p e = " P a r a m e t e r "   E l e m e n t I d = " 1 4 8 0 8 1 6 0 6 2 "   D a t a T y p e = " S t r i n g " > U s e r L b l < / U s e r L b l > + 
+         < V e n d o r L b l   E l e m e n t T y p e = " P a r a m e t e r "   E l e m e n t I d = " 6 6 2 2 7 1 2 6 1 "   D a t a T y p e = " S t r i n g " > V e n d o r L b l < / V e n d o r L b l > + 
+     < / L a b e l s > + 
+     < T o o l t i p s > + 
+         < T o o l t i p   c o l u m n = " I t e m N o "   E l e m e n t I d = " 1 8 1 4 6 8 1 6 3 1 " > + 
+             < T o o l t i p T e x t   l a n g = " e n - U S " > S p e c i f i e s   t h e   n u m b e r   o f   t h e   i t e m . < / T o o l t i p T e x t > + 
+         < / T o o l t i p > + 
+         < T o o l t i p   c o l u m n = " D e s c r i p t i o n _ I t e m "   E l e m e n t I d = " 1 5 2 9 8 3 2 4 7 3 " > + 
+             < T o o l t i p T e x t   l a n g = " e n - U S " > S p e c i f i e s   a   d e s c r i p t i o n   o f   t h e   i t e m . < / T o o l t i p T e x t > + 
+         < / T o o l t i p > + 
+         < T o o l t i p   c o l u m n = " D o c u m e n t N o _ P u r c h a s e L i n e "   E l e m e n t I d = " 2 5 1 6 7 4 5 1 1 " > + 
+             < T o o l t i p T e x t   l a n g = " e n - U S " > S p e c i f i e s   t h e   d o c u m e n t   n u m b e r . < / T o o l t i p T e x t > + 
+         < / T o o l t i p > + 
+         < T o o l t i p   c o l u m n = " P a t t o N a m e _ P u r c h a s e L i n e "   E l e m e n t I d = " 8 8 6 2 5 0 4 0 2 " > + 
+             < T o o l t i p T e x t   l a n g = " e n - U S " > S p e c i f i e s   t h e   n a m e   o f   t h e   v e n d o r   w h o   y o u   r e c e i v e d   t h e   i n v o i c e   f r o m . < / T o o l t i p T e x t > + 
+         < / T o o l t i p > + 
+         < T o o l t i p   c o l u m n = " Q u a n t i t y _ P u r c h a s e L i n e "   E l e m e n t I d = " 1 5 7 0 2 8 3 4 2 8 " > + 
+             < T o o l t i p T e x t   l a n g = " e n - U S " > S p e c i f i e s   t h e   n u m b e r   o f   u n i t s   o f   t h e   i t e m   s p e c i f i e d   o n   t h e   l i n e . < / T o o l t i p T e x t > + 
+         < / T o o l t i p > + 
+         < T o o l t i p   c o l u m n = " O u t S t a n d i n g Q t y _ P u r c h L i n e "   E l e m e n t I d = " 6 3 2 3 9 7 6 4 6 " > + 
+             < T o o l t i p T e x t   l a n g = " e n - U S " > S p e c i f i e s   h o w   m a n y   u n i t s   o n   t h e   o r d e r   l i n e   h a v e   n o t   y e t   b e e n   r e c e i v e d . < / T o o l t i p T e x t > + 
+         < / T o o l t i p > + 
+         < T o o l t i p   c o l u m n = " D i r e c t U n i t C o s t _ P u r c h L i n e "   E l e m e n t I d = " 1 0 7 5 3 4 3 0 0 8 " > + 
+             < T o o l t i p T e x t   l a n g = " e n - U S " > S p e c i f i e s   t h e   c o s t   o f   o n e   u n i t   o f   t h e   s e l e c t e d   i t e m   o r   r e s o u r c e . < / T o o l t i p T e x t > + 
+         < / T o o l t i p > + 
+         < T o o l t i p   c o l u m n = " L i n e D i s c o u n t _ P u r c h a s e L i n e "   E l e m e n t I d = " 2 0 0 4 6 2 4 9 1 6 " > + 
+             < T o o l t i p T e x t   l a n g = " e n - U S " > S p e c i f i e s   t h e   d i s c o u n t   p e r c e n t a g e   t h a t   i s   g r a n t e d   f o r   t h e   i t e m   o n   t h e   l i n e . < / T o o l t i p T e x t > + 
+         < / T o o l t i p > + 
+         < T o o l t i p   c o l u m n = " I n v D i s c o u n t A m t _ P u r c h L i n e "   E l e m e n t I d = " 9 5 7 0 0 8 9 2 " > + 
+             < T o o l t i p T e x t   l a n g = " e n - U S " > S p e c i f i e s   t h e   t o t a l   c a l c u l a t e d   i n v o i c e   d i s c o u n t   a m o u n t   f o r   t h e   l i n e . < / T o o l t i p T e x t > + 
+         < / T o o l t i p > + 
+     < / T o o l t i p s > + 
+     < I t e m   E l e m e n t T y p e = " D a t a I t e m "   E l e m e n t I d = " 1 1 2 8 8 3 0 2 4 8 " > + 
+         < B a c k O r d e r Q t y C a p t i o n   E l e m e n t T y p e = " C o l u m n "   E l e m e n t I d = " 7 6 5 1 5 4 2 3 0 "   D a t a T y p e = " L a b e l "   O b s o l e t e S t a t e = " P e n d i n g " > B a c k O r d e r Q t y C a p t i o n < / B a c k O r d e r Q t y C a p t i o n > + 
+         < C o m p a n y N a m e   E l e m e n t T y p e = " C o l u m n "   E l e m e n t I d = " 1 5 9 5 4 7 7 3 9 5 "   D a t a T y p e = " S t r i n g " > C o m p a n y N a m e < / C o m p a n y N a m e > + 
+         < C u r r R e p o r t P a g e N o C a p t i o n   E l e m e n t T y p e = " C o l u m n "   E l e m e n t I d = " 2 0 2 2 2 2 5 3 5 1 "   D a t a T y p e = " L a b e l "   O b s o l e t e S t a t e = " P e n d i n g " > C u r r R e p o r t P a g e N o C a p t i o n < / C u r r R e p o r t P a g e N o C a p t i o n > + 
+         < D e s c r i p t i o n _ I t e m   E l e m e n t T y p e = " C o l u m n "   E l e m e n t I d = " 1 5 2 9 8 3 2 4 7 3 "   D a t a T y p e = " T e x t " > D e s c r i p t i o n _ I t e m < / D e s c r i p t i o n _ I t e m > + 
+         < G l o b a l D i m 1 F i l t e r _ I t e m   E l e m e n t T y p e = " C o l u m n "   E l e m e n t I d = " 8 2 6 3 5 2 8 3 7 "   D a t a T y p e = " C o d e " > G l o b a l D i m 1 F i l t e r _ I t e m < / G l o b a l D i m 1 F i l t e r _ I t e m > + 
+         < G l o b a l D i m 2 F i l t e r _ I t e m   E l e m e n t T y p e = " C o l u m n "   E l e m e n t I d = " 1 4 9 2 3 7 1 7 5 0 "   D a t a T y p e = " C o d e " > G l o b a l D i m 2 F i l t e r _ I t e m < / G l o b a l D i m 2 F i l t e r _ I t e m > + 
+         < I n v e n t o r y P u r c h a s e O r d e r s C a p t i o n   E l e m e n t T y p e = " C o l u m n "   E l e m e n t I d = " 1 6 2 2 6 4 3 6 3 3 "   D a t a T y p e = " L a b e l "   O b s o l e t e S t a t e = " P e n d i n g " > I n v e n t o r y P u r c h a s e O r d e r s C a p t i o n < / I n v e n t o r y P u r c h a s e O r d e r s C a p t i o n > + 
+         < I t e m B i n F i l t e r   E l e m e n t T y p e = " C o l u m n "   E l e m e n t I d = " 5 8 8 7 8 0 5 5 5 "   D a t a T y p e = " C o d e " > I t e m B i n F i l t e r < / I t e m B i n F i l t e r > + 
+         < I t e m F i l t e r   E l e m e n t T y p e = " C o l u m n "   E l e m e n t I d = " 5 9 3 7 9 7 3 7 6 "   D a t a T y p e = " T e x t "   O b s o l e t e S t a t e = " P e n d i n g " > I t e m F i l t e r < / I t e m F i l t e r > + 
+         < I t e m N o   E l e m e n t T y p e = " C o l u m n "   E l e m e n t I d = " 1 8 1 4 6 8 1 6 3 1 "   D a t a T y p e = " C o d e " > I t e m N o < / I t e m N o > + 
+         < I t e m T a b l e C a p t I t e m F i l t e r   E l e m e n t T y p e = " C o l u m n "   E l e m e n t I d = " 2 1 6 8 8 1 9 4 1 "   D a t a T y p e = " T e x t " > I t e m T a b l e C a p t I t e m F i l t e r < / I t e m T a b l e C a p t I t e m F i l t e r > + 
+         < L o c a t i o n F i l t e r _ I t e m   E l e m e n t T y p e = " C o l u m n "   E l e m e n t I d = " 5 8 9 4 7 3 7 5 8 "   D a t a T y p e = " C o d e " > L o c a t i o n F i l t e r _ I t e m < / L o c a t i o n F i l t e r _ I t e m > + 
+         < O u t s t a n d i n g A m t _ P u r c h L i n e   E l e m e n t T y p e = " C o l u m n "   E l e m e n t I d = " 1 0 4 1 1 5 0 9 4 2 "   D a t a T y p e = " D e c i m a l " > O u t s t a n d i n g A m t _ P u r c h L i n e < / O u t s t a n d i n g A m t _ P u r c h L i n e > + 
+         < P u r c h a s e L i n e E x p e c t e d R e c e i p t D a t e C a p t i o n   E l e m e n t T y p e = " C o l u m n "   E l e m e n t I d = " 1 9 4 5 3 9 0 1 1 2 "   D a t a T y p e = " L a b e l "   O b s o l e t e S t a t e = " P e n d i n g " > P u r c h a s e L i n e E x p e c t e d R e c e i p t D a t e C a p t i o n < / P u r c h a s e L i n e E x p e c t e d R e c e i p t D a t e C a p t i o n > + 
+         < P u r c h a s e L i n e F i l t e r   E l e m e n t T y p e = " C o l u m n "   E l e m e n t I d = " 1 5 1 0 0 0 5 3 6 "   D a t a T y p e = " T e x t " > P u r c h a s e L i n e F i l t e r < / P u r c h a s e L i n e F i l t e r > + 
+         < P u r c h a s e L i n e I n v D i s c o u n t A m o u n t C a p t i o n   E l e m e n t T y p e = " C o l u m n "   E l e m e n t I d = " 5 3 0 0 6 9 4 6 "   D a t a T y p e = " L a b e l "   O b s o l e t e S t a t e = " P e n d i n g " > P u r c h a s e L i n e I n v D i s c o u n t A m o u n t C a p t i o n < / P u r c h a s e L i n e I n v D i s c o u n t A m o u n t C a p t i o n > + 
+         < P u r c h a s e L i n e L i n e D i s c o u n t C a p t i o n   E l e m e n t T y p e = " C o l u m n "   E l e m e n t I d = " 8 5 1 0 0 0 7 7 1 "   D a t a T y p e = " L a b e l "   O b s o l e t e S t a t e = " P e n d i n g " > P u r c h a s e L i n e L i n e D i s c o u n t C a p t i o n < / P u r c h a s e L i n e L i n e D i s c o u n t C a p t i o n > + 
+         < P u r c h a s e L i n e O u t s t a n d i n g A m o u n t C a p t i o n   E l e m e n t T y p e = " C o l u m n "   E l e m e n t I d = " 1 3 8 4 1 8 0 0 2 4 "   D a t a T y p e = " L a b e l "   O b s o l e t e S t a t e = " P e n d i n g " > P u r c h a s e L i n e O u t s t a n d i n g A m o u n t C a p t i o n < / P u r c h a s e L i n e O u t s t a n d i n g A m o u n t C a p t i o n > + 
+         < P u r c h H e a d e r P a y t o N a m e C a p t i o n   E l e m e n t T y p e = " C o l u m n "   E l e m e n t I d = " 1 2 1 9 7 4 3 9 6 4 "   D a t a T y p e = " L a b e l "   O b s o l e t e S t a t e = " P e n d i n g " > P u r c h H e a d e r P a y t o N a m e C a p t i o n < / P u r c h H e a d e r P a y t o N a m e C a p t i o n > + 
+         < P u r c h L i n e F i l t e r   E l e m e n t T y p e = " C o l u m n "   E l e m e n t I d = " 6 5 3 3 8 0 3 4 5 "   D a t a T y p e = " T e x t "   O b s o l e t e S t a t e = " P e n d i n g " > P u r c h L i n e F i l t e r < / P u r c h L i n e F i l t e r > + 
+         < P u r c h O r d L n P u r c h L n F i l t e r   E l e m e n t T y p e = " C o l u m n "   E l e m e n t I d = " 1 1 5 0 4 7 0 4 0 4 "   D a t a T y p e = " S t r i n g "   O b s o l e t e S t a t e = " P e n d i n g " > P u r c h O r d L n P u r c h L n F i l t e r < / P u r c h O r d L n P u r c h L n F i l t e r > + 
+         < T o t a l C a p t i o n   E l e m e n t T y p e = " C o l u m n "   E l e m e n t I d = " 7 0 7 1 0 2 6 9 5 "   D a t a T y p e = " L a b e l "   O b s o l e t e S t a t e = " P e n d i n g " > T o t a l C a p t i o n < / T o t a l C a p t i o n > + 
+         < V a r i a n t F i l t e r _ I t e m   E l e m e n t T y p e = " C o l u m n "   E l e m e n t I d = " 9 4 9 9 4 3 6 4 8 "   D a t a T y p e = " C o d e " > V a r i a n t F i l t e r _ I t e m < / V a r i a n t F i l t e r _ I t e m > + 
+         < P u r c h a s e _ L i n e   E l e m e n t T y p e = " D a t a I t e m "   E l e m e n t I d = " 1 2 9 1 3 1 7 9 1 1 " > + 
+             < B a c k O r d e r Q t y   E l e m e n t T y p e = " C o l u m n "   E l e m e n t I d = " 7 1 9 7 4 8 8 0 4 "   D a t a T y p e = " D e c i m a l " > B a c k O r d e r Q t y < / B a c k O r d e r Q t y > + 
+             < D e s c r i p t i o n 1 _ I t e m   E l e m e n t T y p e = " C o l u m n "   E l e m e n t I d = " 8 7 1 1 8 4 4 4 8 "   D a t a T y p e = " T e x t " > D e s c r i p t i o n 1 _ I t e m < / D e s c r i p t i o n 1 _ I t e m > + 
+             < D i r e c t U n i t C o s t _ P u r c h L i n e   E l e m e n t T y p e = " C o l u m n "   E l e m e n t I d = " 1 0 7 5 3 4 3 0 0 8 "   D a t a T y p e = " D e c i m a l " > D i r e c t U n i t C o s t _ P u r c h L i n e < / D i r e c t U n i t C o s t _ P u r c h L i n e > + 
+             < D o c u m e n t N o _ P u r c h a s e L i n e   E l e m e n t T y p e = " C o l u m n "   E l e m e n t I d = " 2 5 1 6 7 4 5 1 1 "   D a t a T y p e = " C o d e " > D o c u m e n t N o _ P u r c h a s e L i n e < / D o c u m e n t N o _ P u r c h a s e L i n e > + 
+             < E x p R e c e i p t D t _ P u r c h a s e L i n e   E l e m e n t T y p e = " C o l u m n "   E l e m e n t I d = " 6 8 5 0 1 4 1 9 8 "   D a t a T y p e = " S t r i n g " > E x p R e c e i p t D t _ P u r c h a s e L i n e < / E x p R e c e i p t D t _ P u r c h a s e L i n e > + 
+             < I n v D i s c o u n t A m t _ P u r c h L i n e   E l e m e n t T y p e = " C o l u m n "   E l e m e n t I d = " 9 5 7 0 0 8 9 2 "   D a t a T y p e = " D e c i m a l " > I n v D i s c o u n t A m t _ P u r c h L i n e < / I n v D i s c o u n t A m t _ P u r c h L i n e > + 
+             < L i n e D i s c o u n t _ P u r c h a s e L i n e   E l e m e n t T y p e = " C o l u m n "   E l e m e n t I d = " 2 0 0 4 6 2 4 9 1 6 "   D a t a T y p e = " D e c i m a l " > L i n e D i s c o u n t _ P u r c h a s e L i n e < / L i n e D i s c o u n t _ P u r c h a s e L i n e > + 
+             < O u t s t a n d i n g A m t 1 _ P u r c h L i n e   E l e m e n t T y p e = " C o l u m n "   E l e m e n t I d = " 1 0 6 4 5 5 3 0 9 "   D a t a T y p e = " D e c i m a l " > O u t s t a n d i n g A m t 1 _ P u r c h L i n e < / O u t s t a n d i n g A m t 1 _ P u r c h L i n e > + 
+             < O u t S t a n d i n g Q t y _ P u r c h L i n e   E l e m e n t T y p e = " C o l u m n "   E l e m e n t I d = " 6 3 2 3 9 7 6 4 6 "   D a t a T y p e = " D e c i m a l " > O u t S t a n d i n g Q t y _ P u r c h L i n e < / O u t S t a n d i n g Q t y _ P u r c h L i n e > + 
+             < P a t t o N a m e _ P u r c h a s e L i n e   E l e m e n t T y p e = " C o l u m n "   E l e m e n t I d = " 8 8 6 2 5 0 4 0 2 "   D a t a T y p e = " T e x t " > P a t t o N a m e _ P u r c h a s e L i n e < / P a t t o N a m e _ P u r c h a s e L i n e > + 
+             < Q u a n t i t y _ P u r c h a s e L i n e   E l e m e n t T y p e = " C o l u m n "   E l e m e n t I d = " 1 5 7 0 2 8 3 4 2 8 "   D a t a T y p e = " D e c i m a l " > Q u a n t i t y _ P u r c h a s e L i n e < / Q u a n t i t y _ P u r c h a s e L i n e > + 
+         < / P u r c h a s e _ L i n e > + 
+         < S u b t o t a l s   E l e m e n t T y p e = " D a t a I t e m "   E l e m e n t I d = " 8 3 8 6 9 3 5 6 0 " > + 
+             < S u b t o t a l s _ A m o u n t O n O r d e r   E l e m e n t T y p e = " C o l u m n "   E l e m e n t I d = " 4 5 2 4 9 8 1 3 2 "   D a t a T y p e = " D e c i m a l " > S u b t o t a l s _ A m o u n t O n O r d e r < / S u b t o t a l s _ A m o u n t O n O r d e r > + 
+             < S u b t o t a l s _ O u t s t a n d i n g Q u a n t i t y   E l e m e n t T y p e = " C o l u m n "   E l e m e n t I d = " 1 5 9 6 8 9 3 6 5 0 "   D a t a T y p e = " D e c i m a l " > S u b t o t a l s _ O u t s t a n d i n g Q u a n t i t y < / S u b t o t a l s _ O u t s t a n d i n g Q u a n t i t y > + 
+             < S u b t o t a l s _ Q t y O n B a c k O r d e r   E l e m e n t T y p e = " C o l u m n "   E l e m e n t I d = " 6 0 0 5 8 8 5 4 5 "   D a t a T y p e = " D e c i m a l " > S u b t o t a l s _ Q t y O n B a c k O r d e r < / S u b t o t a l s _ Q t y O n B a c k O r d e r > + 
+         < / S u b t o t a l s > + 
+     < / I t e m > + 
+     < T o t a l s   E l e m e n t T y p e = " D a t a I t e m "   E l e m e n t I d = " 1 8 2 3 9 5 0 0 4 4 " > + 
+         < T o t a l s _ O u t s t a n d i n g A m o u n t   E l e m e n t T y p e = " C o l u m n "   E l e m e n t I d = " 7 6 5 2 3 8 7 4 7 "   D a t a T y p e = " D e c i m a l " > T o t a l s _ O u t s t a n d i n g A m o u n t < / T o t a l s _ O u t s t a n d i n g A m o u n t > + 
+     < / T o t a l s > + 
+ < / N a v W o r d R e p o r t X m l P a r t > 
 </file>
 
 <file path=customXml/itemProps2.xml><?xml version="1.0" encoding="utf-8"?>
